--- a/assets/downloads/simulation-7/information-for-proctor.docx
+++ b/assets/downloads/simulation-7/information-for-proctor.docx
@@ -1,6 +1,6 @@
 
 <file path=word/document.xml><?xml version="1.0" encoding="utf-8"?>
-<w:document xmlns:wpc="http://schemas.microsoft.com/office/word/2010/wordprocessingCanvas" xmlns:cx="http://schemas.microsoft.com/office/drawing/2014/chartex" xmlns:cx1="http://schemas.microsoft.com/office/drawing/2015/9/8/chartex" xmlns:cx2="http://schemas.microsoft.com/office/drawing/2015/10/21/chartex" xmlns:cx3="http://schemas.microsoft.com/office/drawing/2016/5/9/chartex" xmlns:cx4="http://schemas.microsoft.com/office/drawing/2016/5/10/chartex" xmlns:cx5="http://schemas.microsoft.com/office/drawing/2016/5/11/chartex" xmlns:cx6="http://schemas.microsoft.com/office/drawing/2016/5/12/chartex" xmlns:cx7="http://schemas.microsoft.com/office/drawing/2016/5/13/chartex" xmlns:cx8="http://schemas.microsoft.com/office/drawing/2016/5/14/chartex" xmlns:mc="http://schemas.openxmlformats.org/markup-compatibility/2006" xmlns:aink="http://schemas.microsoft.com/office/drawing/2016/ink" xmlns:am3d="http://schemas.microsoft.com/office/drawing/2017/model3d" xmlns:o="urn:schemas-microsoft-com:office:office" xmlns:oel="http://schemas.microsoft.com/office/2019/extlst" xmlns:r="http://schemas.openxmlformats.org/officeDocument/2006/relationships" xmlns:m="http://schemas.openxmlformats.org/officeDocument/2006/math" xmlns:v="urn:schemas-microsoft-com:vml" xmlns:wp14="http://schemas.microsoft.com/office/word/2010/wordprocessingDrawing" xmlns:wp="http://schemas.openxmlformats.org/drawingml/2006/wordprocessingDrawing" xmlns:w10="urn:schemas-microsoft-com:office:word" xmlns:w="http://schemas.openxmlformats.org/wordprocessingml/2006/main" xmlns:w14="http://schemas.microsoft.com/office/word/2010/wordml" xmlns:w15="http://schemas.microsoft.com/office/word/2012/wordml" xmlns:w16cei="http://schemas.microsoft.com/office/word/2026/wordml/cei" xmlns:w16cex="http://schemas.microsoft.com/office/word/2018/wordml/cex" xmlns:w16cid="http://schemas.microsoft.com/office/word/2016/wordml/cid" xmlns:w16="http://schemas.microsoft.com/office/word/2018/wordml" xmlns:w16du="http://schemas.microsoft.com/office/word/2023/wordml/word16du" xmlns:w16sdtdh="http://schemas.microsoft.com/office/word/2020/wordml/sdtdatahash" xmlns:w16sdtfl="http://schemas.microsoft.com/office/word/2024/wordml/sdtformatlock" xmlns:w16se="http://schemas.microsoft.com/office/word/2015/wordml/symex" xmlns:wpg="http://schemas.microsoft.com/office/word/2010/wordprocessingGroup" xmlns:wpi="http://schemas.microsoft.com/office/word/2010/wordprocessingInk" xmlns:wne="http://schemas.microsoft.com/office/word/2006/wordml" xmlns:wps="http://schemas.microsoft.com/office/word/2010/wordprocessingShape" mc:Ignorable="w14 w15 w16se w16cid w16 w16cex w16sdtdh w16sdtfl w16du wp14">
+<w:document xmlns:wpc="http://schemas.microsoft.com/office/word/2010/wordprocessingCanvas" xmlns:cx="http://schemas.microsoft.com/office/drawing/2014/chartex" xmlns:cx1="http://schemas.microsoft.com/office/drawing/2015/9/8/chartex" xmlns:cx2="http://schemas.microsoft.com/office/drawing/2015/10/21/chartex" xmlns:cx3="http://schemas.microsoft.com/office/drawing/2016/5/9/chartex" xmlns:cx4="http://schemas.microsoft.com/office/drawing/2016/5/10/chartex" xmlns:cx5="http://schemas.microsoft.com/office/drawing/2016/5/11/chartex" xmlns:cx6="http://schemas.microsoft.com/office/drawing/2016/5/12/chartex" xmlns:cx7="http://schemas.microsoft.com/office/drawing/2016/5/13/chartex" xmlns:cx8="http://schemas.microsoft.com/office/drawing/2016/5/14/chartex" xmlns:mc="http://schemas.openxmlformats.org/markup-compatibility/2006" xmlns:aink="http://schemas.microsoft.com/office/drawing/2016/ink" xmlns:am3d="http://schemas.microsoft.com/office/drawing/2017/model3d" xmlns:o="urn:schemas-microsoft-com:office:office" xmlns:oel="http://schemas.microsoft.com/office/2019/extlst" xmlns:r="http://schemas.openxmlformats.org/officeDocument/2006/relationships" xmlns:m="http://schemas.openxmlformats.org/officeDocument/2006/math" xmlns:v="urn:schemas-microsoft-com:vml" xmlns:wp14="http://schemas.microsoft.com/office/word/2010/wordprocessingDrawing" xmlns:wp="http://schemas.openxmlformats.org/drawingml/2006/wordprocessingDrawing" xmlns:w10="urn:schemas-microsoft-com:office:word" xmlns:w="http://schemas.openxmlformats.org/wordprocessingml/2006/main" xmlns:w14="http://schemas.microsoft.com/office/word/2010/wordml" xmlns:w15="http://schemas.microsoft.com/office/word/2012/wordml" xmlns:w16cex="http://schemas.microsoft.com/office/word/2018/wordml/cex" xmlns:w16cid="http://schemas.microsoft.com/office/word/2016/wordml/cid" xmlns:w16="http://schemas.microsoft.com/office/word/2018/wordml" xmlns:w16du="http://schemas.microsoft.com/office/word/2023/wordml/word16du" xmlns:w16sdtdh="http://schemas.microsoft.com/office/word/2020/wordml/sdtdatahash" xmlns:w16sdtfl="http://schemas.microsoft.com/office/word/2024/wordml/sdtformatlock" xmlns:w16se="http://schemas.microsoft.com/office/word/2015/wordml/symex" xmlns:wpg="http://schemas.microsoft.com/office/word/2010/wordprocessingGroup" xmlns:wpi="http://schemas.microsoft.com/office/word/2010/wordprocessingInk" xmlns:wne="http://schemas.microsoft.com/office/word/2006/wordml" xmlns:wps="http://schemas.microsoft.com/office/word/2010/wordprocessingShape" mc:Ignorable="w14 w15 w16se w16cid w16 w16cex w16sdtdh w16sdtfl w16du wp14">
   <w:body>
     <w:p>
       <w:pPr>
@@ -8,9 +8,7 @@
       </w:pPr>
       <w:r>
         <w:rPr>
-          <w:rFonts w:ascii="Aptos" w:hAnsi="Aptos" w:eastAsia="Aptos" w:cs="Aptos"/>
-          <w:sz w:val="40"/>
-          <w:szCs w:val="40"/>
+          <w:rFonts w:ascii="Aptos" w:eastAsia="Aptos" w:hAnsi="Aptos" w:cs="Aptos"/>
         </w:rPr>
         <w:t>Information for Proctor</w:t>
       </w:r>
@@ -28,37 +26,8 @@
       </w:pPr>
       <w:r>
         <w:rPr>
-          <w:rFonts w:ascii="Aptos" w:hAnsi="Aptos" w:cs="Aptos" w:eastAsia="Aptos"/>
-          <w:color w:val="000000"/>
-          <w:sz w:val="40"/>
-          <w:szCs w:val="40"/>
-        </w:rPr>
-        <w:t/>
-      </w:r>
-      <w:r>
-        <w:rPr>
-          <w:rFonts w:ascii="Aptos" w:hAnsi="Aptos" w:cs="Aptos" w:eastAsia="Aptos"/>
-          <w:color w:val="000000"/>
-          <w:sz w:val="40"/>
-          <w:szCs w:val="40"/>
-        </w:rPr>
-        <w:t/>
-      </w:r>
-      <w:r>
-        <w:rPr>
-          <w:rFonts w:ascii="Aptos" w:hAnsi="Aptos" w:cs="Aptos" w:eastAsia="Aptos"/>
-          <w:color w:val="000000"/>
-          <w:sz w:val="40"/>
-          <w:szCs w:val="40"/>
-        </w:rPr>
-        <w:t/>
-      </w:r>
-      <w:r>
-        <w:rPr>
-          <w:rFonts w:ascii="Aptos" w:hAnsi="Aptos" w:cs="Aptos" w:eastAsia="Aptos"/>
-          <w:color w:val="000000"/>
-          <w:sz w:val="40"/>
-          <w:szCs w:val="40"/>
+          <w:rFonts w:ascii="Aptos" w:eastAsia="Aptos" w:hAnsi="Aptos" w:cs="Aptos"/>
+          <w:color w:val="000000"/>
         </w:rPr>
         <w:t>Rubric</w:t>
       </w:r>
@@ -97,12 +66,10 @@
             </w:pPr>
             <w:r>
               <w:rPr>
-                <w:rFonts w:ascii="Aptos" w:hAnsi="Aptos" w:cs="Aptos" w:eastAsia="Aptos"/>
                 <w:color w:val="000000"/>
                 <w:sz w:val="24"/>
                 <w:szCs w:val="24"/>
               </w:rPr>
-              <w:lastRenderedPageBreak/>
               <w:t>Student names:</w:t>
             </w:r>
           </w:p>
@@ -152,7 +119,6 @@
             </w:pPr>
             <w:r>
               <w:rPr>
-                <w:rFonts w:ascii="Aptos" w:hAnsi="Aptos" w:cs="Aptos" w:eastAsia="Aptos"/>
                 <w:b/>
                 <w:bCs/>
                 <w:color w:val="FFFFFF" w:themeColor="background1"/>
@@ -183,7 +149,6 @@
             </w:pPr>
             <w:r>
               <w:rPr>
-                <w:rFonts w:ascii="Aptos" w:hAnsi="Aptos" w:cs="Aptos" w:eastAsia="Aptos"/>
                 <w:b/>
                 <w:bCs/>
                 <w:color w:val="FFFFFF" w:themeColor="background1"/>
@@ -214,7 +179,6 @@
             </w:pPr>
             <w:r>
               <w:rPr>
-                <w:rFonts w:ascii="Aptos" w:hAnsi="Aptos" w:cs="Aptos" w:eastAsia="Aptos"/>
                 <w:b/>
                 <w:bCs/>
                 <w:color w:val="FFFFFF" w:themeColor="background1"/>
@@ -250,7 +214,6 @@
             </w:pPr>
             <w:r>
               <w:rPr>
-                <w:rFonts w:ascii="Aptos" w:hAnsi="Aptos" w:cs="Aptos" w:eastAsia="Aptos"/>
                 <w:bCs/>
                 <w:color w:val="000000"/>
                 <w:sz w:val="24"/>
@@ -316,7 +279,6 @@
             </w:pPr>
             <w:r>
               <w:rPr>
-                <w:rFonts w:ascii="Aptos" w:hAnsi="Aptos" w:cs="Aptos" w:eastAsia="Aptos"/>
                 <w:bCs/>
                 <w:color w:val="000000"/>
                 <w:sz w:val="24"/>
@@ -381,7 +343,6 @@
             </w:pPr>
             <w:r>
               <w:rPr>
-                <w:rFonts w:ascii="Aptos" w:hAnsi="Aptos" w:cs="Aptos" w:eastAsia="Aptos"/>
                 <w:color w:val="000000"/>
                 <w:sz w:val="24"/>
                 <w:szCs w:val="24"/>
@@ -390,7 +351,6 @@
             </w:r>
             <w:r>
               <w:rPr>
-                <w:rFonts w:ascii="Aptos" w:hAnsi="Aptos" w:cs="Aptos" w:eastAsia="Aptos"/>
                 <w:color w:val="000000"/>
                 <w:sz w:val="24"/>
                 <w:szCs w:val="24"/>
@@ -453,7 +413,7 @@
             </w:pPr>
             <w:r>
               <w:rPr>
-                <w:rFonts w:ascii="Aptos" w:hAnsi="Aptos" w:eastAsia="Aptos" w:cs="Aptos"/>
+                <w:rFonts w:ascii="Aptos" w:eastAsia="Aptos" w:hAnsi="Aptos" w:cs="Aptos"/>
                 <w:color w:val="000000"/>
                 <w:sz w:val="24"/>
                 <w:szCs w:val="24"/>
@@ -517,7 +477,6 @@
             </w:pPr>
             <w:r>
               <w:rPr>
-                <w:rFonts w:ascii="Aptos" w:hAnsi="Aptos" w:cs="Aptos" w:eastAsia="Aptos"/>
                 <w:color w:val="000000"/>
                 <w:sz w:val="24"/>
                 <w:szCs w:val="24"/>
@@ -580,7 +539,7 @@
             </w:pPr>
             <w:r>
               <w:rPr>
-                <w:rFonts w:ascii="Aptos" w:hAnsi="Aptos" w:eastAsia="Aptos" w:cs="Aptos"/>
+                <w:rFonts w:ascii="Aptos" w:eastAsia="Aptos" w:hAnsi="Aptos" w:cs="Aptos"/>
                 <w:color w:val="000000"/>
                 <w:sz w:val="24"/>
                 <w:szCs w:val="24"/>
@@ -589,7 +548,7 @@
             </w:r>
             <w:r>
               <w:rPr>
-                <w:rFonts w:ascii="Aptos" w:hAnsi="Aptos" w:eastAsia="Aptos" w:cs="Aptos"/>
+                <w:rFonts w:ascii="Aptos" w:eastAsia="Aptos" w:hAnsi="Aptos" w:cs="Aptos"/>
                 <w:color w:val="000000"/>
                 <w:sz w:val="24"/>
                 <w:szCs w:val="24"/>
@@ -598,7 +557,7 @@
             </w:r>
             <w:r>
               <w:rPr>
-                <w:rFonts w:ascii="Aptos" w:hAnsi="Aptos" w:eastAsia="Aptos" w:cs="Aptos"/>
+                <w:rFonts w:ascii="Aptos" w:eastAsia="Aptos" w:hAnsi="Aptos" w:cs="Aptos"/>
                 <w:color w:val="000000"/>
                 <w:sz w:val="24"/>
                 <w:szCs w:val="24"/>
@@ -607,7 +566,7 @@
             </w:r>
             <w:r>
               <w:rPr>
-                <w:rFonts w:ascii="Aptos" w:hAnsi="Aptos" w:eastAsia="Aptos" w:cs="Aptos"/>
+                <w:rFonts w:ascii="Aptos" w:eastAsia="Aptos" w:hAnsi="Aptos" w:cs="Aptos"/>
                 <w:color w:val="000000"/>
                 <w:sz w:val="24"/>
                 <w:szCs w:val="24"/>
@@ -616,7 +575,7 @@
             </w:r>
             <w:r>
               <w:rPr>
-                <w:rFonts w:ascii="Aptos" w:hAnsi="Aptos" w:eastAsia="Aptos" w:cs="Aptos"/>
+                <w:rFonts w:ascii="Aptos" w:eastAsia="Aptos" w:hAnsi="Aptos" w:cs="Aptos"/>
                 <w:color w:val="000000"/>
                 <w:sz w:val="24"/>
                 <w:szCs w:val="24"/>
@@ -625,7 +584,7 @@
             </w:r>
             <w:r>
               <w:rPr>
-                <w:rFonts w:ascii="Aptos" w:hAnsi="Aptos" w:eastAsia="Aptos" w:cs="Aptos"/>
+                <w:rFonts w:ascii="Aptos" w:eastAsia="Aptos" w:hAnsi="Aptos" w:cs="Aptos"/>
                 <w:color w:val="000000"/>
                 <w:sz w:val="24"/>
                 <w:szCs w:val="24"/>
@@ -634,7 +593,7 @@
             </w:r>
             <w:r>
               <w:rPr>
-                <w:rFonts w:ascii="Aptos" w:hAnsi="Aptos" w:eastAsia="Aptos" w:cs="Aptos"/>
+                <w:rFonts w:ascii="Aptos" w:eastAsia="Aptos" w:hAnsi="Aptos" w:cs="Aptos"/>
                 <w:color w:val="000000"/>
                 <w:sz w:val="24"/>
                 <w:szCs w:val="24"/>
@@ -643,7 +602,7 @@
             </w:r>
             <w:r>
               <w:rPr>
-                <w:rFonts w:ascii="Aptos" w:hAnsi="Aptos" w:eastAsia="Aptos" w:cs="Aptos"/>
+                <w:rFonts w:ascii="Aptos" w:eastAsia="Aptos" w:hAnsi="Aptos" w:cs="Aptos"/>
                 <w:color w:val="000000"/>
                 <w:sz w:val="24"/>
                 <w:szCs w:val="24"/>
@@ -652,7 +611,7 @@
             </w:r>
             <w:r>
               <w:rPr>
-                <w:rFonts w:ascii="Aptos" w:hAnsi="Aptos" w:eastAsia="Aptos" w:cs="Aptos"/>
+                <w:rFonts w:ascii="Aptos" w:eastAsia="Aptos" w:hAnsi="Aptos" w:cs="Aptos"/>
                 <w:color w:val="000000"/>
                 <w:sz w:val="24"/>
                 <w:szCs w:val="24"/>
@@ -715,7 +674,7 @@
             </w:pPr>
             <w:r>
               <w:rPr>
-                <w:rFonts w:ascii="Aptos" w:hAnsi="Aptos" w:eastAsia="Aptos" w:cs="Aptos"/>
+                <w:rFonts w:ascii="Aptos" w:eastAsia="Aptos" w:hAnsi="Aptos" w:cs="Aptos"/>
                 <w:color w:val="000000"/>
                 <w:sz w:val="24"/>
                 <w:szCs w:val="24"/>
@@ -724,7 +683,7 @@
             </w:r>
             <w:r>
               <w:rPr>
-                <w:rFonts w:ascii="Aptos" w:hAnsi="Aptos" w:eastAsia="Aptos" w:cs="Aptos"/>
+                <w:rFonts w:ascii="Aptos" w:eastAsia="Aptos" w:hAnsi="Aptos" w:cs="Aptos"/>
                 <w:color w:val="000000"/>
                 <w:sz w:val="24"/>
                 <w:szCs w:val="24"/>
@@ -787,7 +746,7 @@
             </w:pPr>
             <w:r>
               <w:rPr>
-                <w:rFonts w:ascii="Aptos" w:hAnsi="Aptos" w:eastAsia="Aptos" w:cs="Aptos"/>
+                <w:rFonts w:ascii="Aptos" w:eastAsia="Aptos" w:hAnsi="Aptos" w:cs="Aptos"/>
                 <w:color w:val="000000"/>
                 <w:sz w:val="24"/>
                 <w:szCs w:val="24"/>
@@ -796,7 +755,7 @@
             </w:r>
             <w:r>
               <w:rPr>
-                <w:rFonts w:ascii="Aptos" w:hAnsi="Aptos" w:eastAsia="Aptos" w:cs="Aptos"/>
+                <w:rFonts w:ascii="Aptos" w:eastAsia="Aptos" w:hAnsi="Aptos" w:cs="Aptos"/>
                 <w:color w:val="000000"/>
                 <w:sz w:val="24"/>
                 <w:szCs w:val="24"/>
@@ -805,7 +764,7 @@
             </w:r>
             <w:r>
               <w:rPr>
-                <w:rFonts w:ascii="Aptos" w:hAnsi="Aptos" w:eastAsia="Aptos" w:cs="Aptos"/>
+                <w:rFonts w:ascii="Aptos" w:eastAsia="Aptos" w:hAnsi="Aptos" w:cs="Aptos"/>
                 <w:color w:val="000000"/>
                 <w:sz w:val="24"/>
                 <w:szCs w:val="24"/>
@@ -814,7 +773,7 @@
             </w:r>
             <w:r>
               <w:rPr>
-                <w:rFonts w:ascii="Aptos" w:hAnsi="Aptos" w:eastAsia="Aptos" w:cs="Aptos"/>
+                <w:rFonts w:ascii="Aptos" w:eastAsia="Aptos" w:hAnsi="Aptos" w:cs="Aptos"/>
                 <w:color w:val="000000"/>
                 <w:sz w:val="24"/>
                 <w:szCs w:val="24"/>
@@ -823,7 +782,7 @@
             </w:r>
             <w:r>
               <w:rPr>
-                <w:rFonts w:ascii="Aptos" w:hAnsi="Aptos" w:eastAsia="Aptos" w:cs="Aptos"/>
+                <w:rFonts w:ascii="Aptos" w:eastAsia="Aptos" w:hAnsi="Aptos" w:cs="Aptos"/>
                 <w:color w:val="000000"/>
                 <w:sz w:val="24"/>
                 <w:szCs w:val="24"/>
@@ -832,7 +791,7 @@
             </w:r>
             <w:r>
               <w:rPr>
-                <w:rFonts w:ascii="Aptos" w:hAnsi="Aptos" w:eastAsia="Aptos" w:cs="Aptos"/>
+                <w:rFonts w:ascii="Aptos" w:eastAsia="Aptos" w:hAnsi="Aptos" w:cs="Aptos"/>
                 <w:color w:val="000000"/>
                 <w:sz w:val="24"/>
                 <w:szCs w:val="24"/>
@@ -841,7 +800,7 @@
             </w:r>
             <w:r>
               <w:rPr>
-                <w:rFonts w:ascii="Aptos" w:hAnsi="Aptos" w:eastAsia="Aptos" w:cs="Aptos"/>
+                <w:rFonts w:ascii="Aptos" w:eastAsia="Aptos" w:hAnsi="Aptos" w:cs="Aptos"/>
                 <w:color w:val="000000"/>
                 <w:sz w:val="24"/>
                 <w:szCs w:val="24"/>
@@ -904,7 +863,7 @@
             </w:pPr>
             <w:r>
               <w:rPr>
-                <w:rFonts w:ascii="Aptos" w:hAnsi="Aptos" w:eastAsia="Aptos" w:cs="Aptos"/>
+                <w:rFonts w:ascii="Aptos" w:eastAsia="Aptos" w:hAnsi="Aptos" w:cs="Aptos"/>
                 <w:color w:val="000000"/>
                 <w:sz w:val="24"/>
                 <w:szCs w:val="24"/>
@@ -963,21 +922,18 @@
           <w:szCs w:val="20"/>
         </w:rPr>
       </w:pPr>
-      <w:bookmarkStart w:id="16" w:name="_Hlk222486151"/>
-      <w:r>
-        <w:rPr>
-          <w:rFonts w:ascii="Aptos" w:hAnsi="Aptos" w:cs="Aptos" w:eastAsia="Aptos"/>
+      <w:r>
+        <w:rPr>
           <w:color w:val="000000"/>
           <w:sz w:val="20"/>
           <w:szCs w:val="20"/>
         </w:rPr>
         <w:t xml:space="preserve">0 = not performed; 1 = inadequate; 2 = </w:t>
       </w:r>
-      <w:bookmarkStart w:id="17" w:name="_Hlk222480168"/>
-      <w:bookmarkStart w:id="18" w:name="_Hlk222480202"/>
-      <w:r>
-        <w:rPr>
-          <w:rFonts w:ascii="Aptos" w:hAnsi="Aptos" w:cs="Aptos" w:eastAsia="Aptos"/>
+      <w:bookmarkStart w:id="0" w:name="_Hlk222480168"/>
+      <w:bookmarkStart w:id="1" w:name="_Hlk222480202"/>
+      <w:r>
+        <w:rPr>
           <w:bCs/>
           <w:color w:val="000000"/>
           <w:sz w:val="20"/>
@@ -985,10 +941,9 @@
         </w:rPr>
         <w:t>minimum standard of care or above</w:t>
       </w:r>
-      <w:bookmarkEnd w:id="17"/>
-      <w:r>
-        <w:rPr>
-          <w:rFonts w:ascii="Aptos" w:hAnsi="Aptos" w:cs="Aptos" w:eastAsia="Aptos"/>
+      <w:bookmarkEnd w:id="0"/>
+      <w:r>
+        <w:rPr>
           <w:bCs/>
           <w:color w:val="000000"/>
           <w:sz w:val="20"/>
@@ -996,7 +951,7 @@
         </w:rPr>
         <w:t>.</w:t>
       </w:r>
-      <w:bookmarkEnd w:id="18"/>
+      <w:bookmarkEnd w:id="1"/>
     </w:p>
     <w:p>
       <w:pPr>
@@ -1009,7 +964,7 @@
       </w:pPr>
       <w:r>
         <w:rPr>
-          <w:rFonts w:ascii="Aptos" w:hAnsi="Aptos" w:eastAsia="Aptos" w:cs="Aptos"/>
+          <w:rFonts w:ascii="Aptos" w:eastAsia="Aptos" w:hAnsi="Aptos" w:cs="Aptos"/>
           <w:color w:val="000000"/>
           <w:sz w:val="24"/>
           <w:szCs w:val="24"/>
@@ -1018,7 +973,7 @@
       </w:r>
       <w:r>
         <w:rPr>
-          <w:rFonts w:ascii="Aptos" w:hAnsi="Aptos" w:eastAsia="Aptos" w:cs="Aptos"/>
+          <w:rFonts w:ascii="Aptos" w:eastAsia="Aptos" w:hAnsi="Aptos" w:cs="Aptos"/>
           <w:color w:val="000000"/>
           <w:sz w:val="24"/>
           <w:szCs w:val="24"/>
@@ -1046,36 +1001,8 @@
         <w:rPr>
           <w:rFonts w:ascii="Aptos" w:eastAsia="Aptos" w:hAnsi="Aptos" w:cs="Aptos"/>
           <w:color w:val="000000"/>
-          <w:sz w:val="40"/>
-          <w:szCs w:val="40"/>
-        </w:rPr>
-        <w:t/>
-      </w:r>
-      <w:r>
-        <w:rPr>
-          <w:rFonts w:ascii="Aptos" w:eastAsia="Aptos" w:hAnsi="Aptos" w:cs="Aptos"/>
-          <w:color w:val="000000"/>
-          <w:sz w:val="40"/>
-          <w:szCs w:val="40"/>
-        </w:rPr>
-        <w:t/>
-      </w:r>
-      <w:r>
-        <w:rPr>
-          <w:rFonts w:ascii="Aptos" w:eastAsia="Aptos" w:hAnsi="Aptos" w:cs="Aptos"/>
-          <w:color w:val="000000"/>
-          <w:sz w:val="40"/>
-          <w:szCs w:val="40"/>
-        </w:rPr>
-        <w:t/>
-      </w:r>
-      <w:r>
-        <w:rPr>
-          <w:rFonts w:ascii="Aptos" w:eastAsia="Aptos" w:hAnsi="Aptos" w:cs="Aptos"/>
-          <w:color w:val="000000"/>
-          <w:sz w:val="40"/>
-          <w:szCs w:val="40"/>
-        </w:rPr>
+        </w:rPr>
+        <w:lastRenderedPageBreak/>
         <w:t>Situation and Setting</w:t>
       </w:r>
     </w:p>
@@ -1091,34 +1018,6 @@
       </w:pPr>
       <w:r>
         <w:rPr>
-          <w:rFonts w:ascii="Aptos" w:hAnsi="Aptos" w:cs="Aptos" w:eastAsia="Aptos"/>
-          <w:color w:val="000000"/>
-          <w:sz w:val="24"/>
-          <w:szCs w:val="24"/>
-        </w:rPr>
-        <w:t/>
-      </w:r>
-      <w:r>
-        <w:rPr>
-          <w:rFonts w:ascii="Aptos" w:hAnsi="Aptos" w:cs="Aptos" w:eastAsia="Aptos"/>
-          <w:color w:val="000000"/>
-          <w:sz w:val="24"/>
-          <w:szCs w:val="24"/>
-        </w:rPr>
-        <w:t/>
-      </w:r>
-      <w:r>
-        <w:rPr>
-          <w:rFonts w:ascii="Aptos" w:hAnsi="Aptos" w:cs="Aptos" w:eastAsia="Aptos"/>
-          <w:color w:val="000000"/>
-          <w:sz w:val="24"/>
-          <w:szCs w:val="24"/>
-        </w:rPr>
-        <w:t/>
-      </w:r>
-      <w:r>
-        <w:rPr>
-          <w:rFonts w:ascii="Aptos" w:hAnsi="Aptos" w:cs="Aptos" w:eastAsia="Aptos"/>
           <w:color w:val="000000"/>
           <w:sz w:val="24"/>
           <w:szCs w:val="24"/>
@@ -1138,22 +1037,11 @@
       </w:pPr>
       <w:r>
         <w:rPr>
-          <w:rFonts w:ascii="Aptos" w:hAnsi="Aptos" w:cs="Aptos" w:eastAsia="Aptos"/>
-          <w:color w:val="000000"/>
-          <w:sz w:val="24"/>
-          <w:szCs w:val="24"/>
-        </w:rPr>
-        <w:t xml:space="preserve">Emily Johnson is an 18-year-old high school senior training at West Coast Gymnastics Academy for the last two years. She was on the uneven bars when she slipped off and hit the ground with a FOOSH (fall onto outstretched hands) and dislocated her left elbow. The elbow dislocation resulted in posterior displacement of the ulna with no nerve damage and minimal vascular damage. It was repaired nonsurgically. There was a pinched nerve but no fracture. Emily still has some pain today (6/10) and does not yet have full range of motion after an eight-day splint. It is </w:t>
-      </w:r>
-      <w:r>
-        <w:rPr>
-          <w:rFonts w:ascii="Aptos" w:hAnsi="Aptos" w:cs="Aptos" w:eastAsia="Aptos"/>
-          <w:color w:val="000000"/>
-          <w:sz w:val="24"/>
-          <w:szCs w:val="24"/>
-        </w:rPr>
-        <w:lastRenderedPageBreak/>
-        <w:t>the day after having the splint removed (day 9). She has come to the gym to do some light activity and discuss progression. She is concerned about her ability to compete in the Olympic Trials in eight weeks. She is currently next door chatting with teammates and hanging out. She is scheduled to go to the athletic training clinic (AT clinic) in about 30 minutes to meet with you. Prior to your meeting with Emily, her coach has asked to meet with you. Emily has had numerous other injuries, but none are currently affecting her performance. You can see in Emily’s file that she sees both a sport psychologist and a clinical psychologist, but you are not provided any information on the reason, because this is not accessible to ATs in the electronic medical record and is on a need-to-know basis.</w:t>
+          <w:color w:val="000000"/>
+          <w:sz w:val="24"/>
+          <w:szCs w:val="24"/>
+        </w:rPr>
+        <w:t>Emily Johnson is an 18-year-old high school senior training at West Coast Gymnastics Academy for the last two years. She was on the uneven bars when she slipped off and hit the ground with a FOOSH (fall onto outstretched hands) and dislocated her left elbow. The elbow dislocation resulted in posterior displacement of the ulna with no nerve damage and minimal vascular damage. It was repaired nonsurgically. There was a pinched nerve but no fracture. Emily still has some pain today (6/10) and does not yet have full range of motion after an eight-day splint. It is the day after having the splint removed (day 9). She has come to the gym to do some light activity and discuss progression. She is concerned about her ability to compete in the Olympic Trials in eight weeks. She is currently next door chatting with teammates and hanging out. She is scheduled to go to the athletic training clinic (AT clinic) in about 30 minutes to meet with you. Prior to your meeting with Emily, her coach has asked to meet with you. Emily has had numerous other injuries, but none are currently affecting her performance. You can see in Emily’s file that she sees both a sport psychologist and a clinical psychologist, but you are not provided any information on the reason, because this is not accessible to ATs in the electronic medical record and is on a need-to-know basis.</w:t>
       </w:r>
     </w:p>
     <w:p>
@@ -1168,34 +1056,6 @@
       </w:pPr>
       <w:r>
         <w:rPr>
-          <w:rFonts w:ascii="Aptos" w:hAnsi="Aptos" w:cs="Aptos" w:eastAsia="Aptos"/>
-          <w:color w:val="000000"/>
-          <w:sz w:val="24"/>
-          <w:szCs w:val="24"/>
-        </w:rPr>
-        <w:t/>
-      </w:r>
-      <w:r>
-        <w:rPr>
-          <w:rFonts w:ascii="Aptos" w:hAnsi="Aptos" w:cs="Aptos" w:eastAsia="Aptos"/>
-          <w:color w:val="000000"/>
-          <w:sz w:val="24"/>
-          <w:szCs w:val="24"/>
-        </w:rPr>
-        <w:t/>
-      </w:r>
-      <w:r>
-        <w:rPr>
-          <w:rFonts w:ascii="Aptos" w:hAnsi="Aptos" w:cs="Aptos" w:eastAsia="Aptos"/>
-          <w:color w:val="000000"/>
-          <w:sz w:val="24"/>
-          <w:szCs w:val="24"/>
-        </w:rPr>
-        <w:t/>
-      </w:r>
-      <w:r>
-        <w:rPr>
-          <w:rFonts w:ascii="Aptos" w:hAnsi="Aptos" w:cs="Aptos" w:eastAsia="Aptos"/>
           <w:color w:val="000000"/>
           <w:sz w:val="24"/>
           <w:szCs w:val="24"/>
@@ -1215,7 +1075,6 @@
       </w:pPr>
       <w:r>
         <w:rPr>
-          <w:rFonts w:ascii="Aptos" w:hAnsi="Aptos" w:cs="Aptos" w:eastAsia="Aptos"/>
           <w:color w:val="000000"/>
           <w:sz w:val="24"/>
           <w:szCs w:val="24"/>
@@ -1235,34 +1094,6 @@
       </w:pPr>
       <w:r>
         <w:rPr>
-          <w:rFonts w:ascii="Aptos" w:hAnsi="Aptos" w:cs="Aptos" w:eastAsia="Aptos"/>
-          <w:color w:val="000000"/>
-          <w:sz w:val="24"/>
-          <w:szCs w:val="24"/>
-        </w:rPr>
-        <w:t/>
-      </w:r>
-      <w:r>
-        <w:rPr>
-          <w:rFonts w:ascii="Aptos" w:hAnsi="Aptos" w:cs="Aptos" w:eastAsia="Aptos"/>
-          <w:color w:val="000000"/>
-          <w:sz w:val="24"/>
-          <w:szCs w:val="24"/>
-        </w:rPr>
-        <w:t/>
-      </w:r>
-      <w:r>
-        <w:rPr>
-          <w:rFonts w:ascii="Aptos" w:hAnsi="Aptos" w:cs="Aptos" w:eastAsia="Aptos"/>
-          <w:color w:val="000000"/>
-          <w:sz w:val="24"/>
-          <w:szCs w:val="24"/>
-        </w:rPr>
-        <w:t/>
-      </w:r>
-      <w:r>
-        <w:rPr>
-          <w:rFonts w:ascii="Aptos" w:hAnsi="Aptos" w:cs="Aptos" w:eastAsia="Aptos"/>
           <w:color w:val="000000"/>
           <w:sz w:val="24"/>
           <w:szCs w:val="24"/>
@@ -1282,11 +1113,11 @@
       </w:pPr>
       <w:r>
         <w:rPr>
-          <w:rFonts w:ascii="Aptos" w:hAnsi="Aptos" w:cs="Aptos" w:eastAsia="Aptos"/>
-          <w:color w:val="000000"/>
-          <w:sz w:val="24"/>
-          <w:szCs w:val="24"/>
-        </w:rPr>
+          <w:color w:val="000000"/>
+          <w:sz w:val="24"/>
+          <w:szCs w:val="24"/>
+        </w:rPr>
+        <w:lastRenderedPageBreak/>
         <w:t>You can bring this information to the simulation.</w:t>
       </w:r>
     </w:p>
@@ -1303,7 +1134,6 @@
       </w:pPr>
       <w:r>
         <w:rPr>
-          <w:rFonts w:ascii="Aptos" w:hAnsi="Aptos" w:cs="Aptos" w:eastAsia="Aptos"/>
           <w:b/>
           <w:bCs/>
           <w:color w:val="000000"/>
@@ -1314,7 +1144,6 @@
       </w:r>
       <w:r>
         <w:rPr>
-          <w:rFonts w:ascii="Aptos" w:hAnsi="Aptos" w:cs="Aptos" w:eastAsia="Aptos"/>
           <w:color w:val="000000"/>
           <w:sz w:val="24"/>
           <w:szCs w:val="24"/>
@@ -1323,7 +1152,6 @@
       </w:r>
       <w:r>
         <w:rPr>
-          <w:rFonts w:ascii="Aptos" w:hAnsi="Aptos" w:cs="Aptos" w:eastAsia="Aptos"/>
           <w:color w:val="000000"/>
           <w:sz w:val="24"/>
           <w:szCs w:val="24"/>
@@ -1344,7 +1172,6 @@
       </w:pPr>
       <w:r>
         <w:rPr>
-          <w:rFonts w:ascii="Aptos" w:hAnsi="Aptos" w:cs="Aptos" w:eastAsia="Aptos"/>
           <w:b/>
           <w:bCs/>
           <w:color w:val="000000"/>
@@ -1355,7 +1182,6 @@
       </w:r>
       <w:r>
         <w:rPr>
-          <w:rFonts w:ascii="Aptos" w:hAnsi="Aptos" w:cs="Aptos" w:eastAsia="Aptos"/>
           <w:color w:val="000000"/>
           <w:sz w:val="24"/>
           <w:szCs w:val="24"/>
@@ -1364,7 +1190,6 @@
       </w:r>
       <w:r>
         <w:rPr>
-          <w:rFonts w:ascii="Aptos" w:hAnsi="Aptos" w:cs="Aptos" w:eastAsia="Aptos"/>
           <w:color w:val="000000"/>
           <w:sz w:val="24"/>
           <w:szCs w:val="24"/>
@@ -1385,7 +1210,6 @@
       </w:pPr>
       <w:r>
         <w:rPr>
-          <w:rFonts w:ascii="Aptos" w:hAnsi="Aptos" w:cs="Aptos" w:eastAsia="Aptos"/>
           <w:b/>
           <w:bCs/>
           <w:color w:val="000000"/>
@@ -1396,7 +1220,6 @@
       </w:r>
       <w:r>
         <w:rPr>
-          <w:rFonts w:ascii="Aptos" w:hAnsi="Aptos" w:cs="Aptos" w:eastAsia="Aptos"/>
           <w:color w:val="000000"/>
           <w:sz w:val="24"/>
           <w:szCs w:val="24"/>
@@ -1405,7 +1228,6 @@
       </w:r>
       <w:r>
         <w:rPr>
-          <w:rFonts w:ascii="Aptos" w:hAnsi="Aptos" w:cs="Aptos" w:eastAsia="Aptos"/>
           <w:color w:val="000000"/>
           <w:sz w:val="24"/>
           <w:szCs w:val="24"/>
@@ -1426,7 +1248,6 @@
       </w:pPr>
       <w:r>
         <w:rPr>
-          <w:rFonts w:ascii="Aptos" w:hAnsi="Aptos" w:cs="Aptos" w:eastAsia="Aptos"/>
           <w:b/>
           <w:bCs/>
           <w:color w:val="000000"/>
@@ -1437,7 +1258,6 @@
       </w:r>
       <w:r>
         <w:rPr>
-          <w:rFonts w:ascii="Aptos" w:hAnsi="Aptos" w:cs="Aptos" w:eastAsia="Aptos"/>
           <w:color w:val="000000"/>
           <w:sz w:val="24"/>
           <w:szCs w:val="24"/>
@@ -1446,7 +1266,6 @@
       </w:r>
       <w:r>
         <w:rPr>
-          <w:rFonts w:ascii="Aptos" w:hAnsi="Aptos" w:cs="Aptos" w:eastAsia="Aptos"/>
           <w:color w:val="000000"/>
           <w:sz w:val="24"/>
           <w:szCs w:val="24"/>
@@ -1467,7 +1286,6 @@
       </w:pPr>
       <w:r>
         <w:rPr>
-          <w:rFonts w:ascii="Aptos" w:hAnsi="Aptos" w:cs="Aptos" w:eastAsia="Aptos"/>
           <w:b/>
           <w:bCs/>
           <w:color w:val="000000"/>
@@ -1478,7 +1296,6 @@
       </w:r>
       <w:r>
         <w:rPr>
-          <w:rFonts w:ascii="Aptos" w:hAnsi="Aptos" w:cs="Aptos" w:eastAsia="Aptos"/>
           <w:color w:val="000000"/>
           <w:sz w:val="24"/>
           <w:szCs w:val="24"/>
@@ -1487,7 +1304,6 @@
       </w:r>
       <w:r>
         <w:rPr>
-          <w:rFonts w:ascii="Aptos" w:hAnsi="Aptos" w:cs="Aptos" w:eastAsia="Aptos"/>
           <w:color w:val="000000"/>
           <w:sz w:val="24"/>
           <w:szCs w:val="24"/>
@@ -1508,7 +1324,6 @@
       </w:pPr>
       <w:r>
         <w:rPr>
-          <w:rFonts w:ascii="Aptos" w:hAnsi="Aptos" w:cs="Aptos" w:eastAsia="Aptos"/>
           <w:b/>
           <w:bCs/>
           <w:color w:val="000000"/>
@@ -1519,7 +1334,6 @@
       </w:r>
       <w:r>
         <w:rPr>
-          <w:rFonts w:ascii="Aptos" w:hAnsi="Aptos" w:cs="Aptos" w:eastAsia="Aptos"/>
           <w:color w:val="000000"/>
           <w:sz w:val="24"/>
           <w:szCs w:val="24"/>
@@ -1528,7 +1342,6 @@
       </w:r>
       <w:r>
         <w:rPr>
-          <w:rFonts w:ascii="Aptos" w:hAnsi="Aptos" w:cs="Aptos" w:eastAsia="Aptos"/>
           <w:color w:val="000000"/>
           <w:sz w:val="24"/>
           <w:szCs w:val="24"/>
@@ -1548,12 +1361,10 @@
       </w:pPr>
       <w:r>
         <w:rPr>
-          <w:rFonts w:ascii="Aptos" w:hAnsi="Aptos" w:cs="Aptos" w:eastAsia="Aptos"/>
-          <w:color w:val="000000"/>
-          <w:sz w:val="24"/>
-          <w:szCs w:val="24"/>
-        </w:rPr>
-        <w:lastRenderedPageBreak/>
+          <w:color w:val="000000"/>
+          <w:sz w:val="24"/>
+          <w:szCs w:val="24"/>
+        </w:rPr>
         <w:t>Following are notes from imaging in the emergency department (ED) that can be found in the patient’s electronic medical record.</w:t>
       </w:r>
     </w:p>
@@ -1574,7 +1385,6 @@
       </w:pPr>
       <w:r>
         <w:rPr>
-          <w:rFonts w:ascii="Aptos" w:hAnsi="Aptos" w:cs="Aptos" w:eastAsia="Aptos"/>
           <w:color w:val="000000"/>
           <w:sz w:val="24"/>
           <w:szCs w:val="24"/>
@@ -1599,7 +1409,6 @@
       </w:pPr>
       <w:r>
         <w:rPr>
-          <w:rFonts w:ascii="Aptos" w:hAnsi="Aptos" w:cs="Aptos" w:eastAsia="Aptos"/>
           <w:color w:val="000000"/>
           <w:sz w:val="24"/>
           <w:szCs w:val="24"/>
@@ -1624,7 +1433,6 @@
       </w:pPr>
       <w:r>
         <w:rPr>
-          <w:rFonts w:ascii="Aptos" w:hAnsi="Aptos" w:cs="Aptos" w:eastAsia="Aptos"/>
           <w:color w:val="000000"/>
           <w:sz w:val="24"/>
           <w:szCs w:val="24"/>
@@ -1647,22 +1455,27 @@
         </w:rPr>
       </w:pPr>
       <w:r>
+        <w:rPr>
+          <w:noProof/>
+        </w:rPr>
+        <w:lastRenderedPageBreak/>
         <w:drawing>
-          <wp:inline xmlns:a="http://schemas.openxmlformats.org/drawingml/2006/main" xmlns:pic="http://schemas.openxmlformats.org/drawingml/2006/picture">
+          <wp:inline distT="0" distB="0" distL="0" distR="0" wp14:anchorId="56113D9F" wp14:editId="6E75D360">
             <wp:extent cx="4972050" cy="4381500"/>
-            <wp:docPr id="1" name="Picture 1" descr="FIGURE 7.2 Day 8, out of sling. This is Emily’s injury today."/>
+            <wp:effectExtent l="0" t="0" r="0" b="0"/>
+            <wp:docPr id="1934785518" name="Picture 1934785518" descr="FIGURE 7.2 Day 8, out of sling. This is Emily’s injury today."/>
             <wp:cNvGraphicFramePr>
-              <a:graphicFrameLocks noChangeAspect="1"/>
+              <a:graphicFrameLocks xmlns:a="http://schemas.openxmlformats.org/drawingml/2006/main" noChangeAspect="1"/>
             </wp:cNvGraphicFramePr>
-            <a:graphic>
+            <a:graphic xmlns:a="http://schemas.openxmlformats.org/drawingml/2006/main">
               <a:graphicData uri="http://schemas.openxmlformats.org/drawingml/2006/picture">
-                <pic:pic>
+                <pic:pic xmlns:pic="http://schemas.openxmlformats.org/drawingml/2006/picture">
                   <pic:nvPicPr>
                     <pic:cNvPr id="0" name="334681599.png"/>
                     <pic:cNvPicPr/>
                   </pic:nvPicPr>
                   <pic:blipFill>
-                    <a:blip r:embed="rId18"/>
+                    <a:blip r:embed="rId11"/>
                     <a:stretch>
                       <a:fillRect/>
                     </a:stretch>
@@ -1672,7 +1485,9 @@
                       <a:off x="0" y="0"/>
                       <a:ext cx="4972050" cy="4381500"/>
                     </a:xfrm>
-                    <a:prstGeom prst="rect"/>
+                    <a:prstGeom prst="rect">
+                      <a:avLst/>
+                    </a:prstGeom>
                   </pic:spPr>
                 </pic:pic>
               </a:graphicData>
@@ -1694,7 +1509,6 @@
       </w:pPr>
       <w:r>
         <w:rPr>
-          <w:rFonts w:ascii="Aptos" w:hAnsi="Aptos" w:cs="Aptos" w:eastAsia="Aptos"/>
           <w:b/>
           <w:bCs/>
           <w:color w:val="0A2F41" w:themeColor="accent1" w:themeShade="80"/>
@@ -1705,7 +1519,6 @@
       </w:r>
       <w:r>
         <w:rPr>
-          <w:rFonts w:ascii="Aptos" w:hAnsi="Aptos" w:cs="Aptos" w:eastAsia="Aptos"/>
           <w:b/>
           <w:bCs/>
           <w:color w:val="0A2F41" w:themeColor="accent1" w:themeShade="80"/>
@@ -1716,7 +1529,6 @@
       </w:r>
       <w:r>
         <w:rPr>
-          <w:rFonts w:ascii="Aptos" w:hAnsi="Aptos" w:cs="Aptos" w:eastAsia="Aptos"/>
           <w:b/>
           <w:bCs/>
           <w:color w:val="0A2F41" w:themeColor="accent1" w:themeShade="80"/>
@@ -1727,7 +1539,6 @@
       </w:r>
       <w:r>
         <w:rPr>
-          <w:rFonts w:ascii="Aptos" w:hAnsi="Aptos" w:cs="Aptos" w:eastAsia="Aptos"/>
           <w:b/>
           <w:bCs/>
           <w:color w:val="0A2F41" w:themeColor="accent1" w:themeShade="80"/>
@@ -1738,7 +1549,6 @@
       </w:r>
       <w:r>
         <w:rPr>
-          <w:rFonts w:ascii="Aptos" w:hAnsi="Aptos" w:cs="Aptos" w:eastAsia="Aptos"/>
           <w:color w:val="000000"/>
           <w:sz w:val="24"/>
           <w:szCs w:val="24"/>
@@ -1747,7 +1557,6 @@
       </w:r>
       <w:r>
         <w:rPr>
-          <w:rFonts w:ascii="Aptos" w:hAnsi="Aptos" w:cs="Aptos" w:eastAsia="Aptos"/>
           <w:color w:val="000000"/>
           <w:sz w:val="24"/>
           <w:szCs w:val="24"/>
@@ -1756,7 +1565,6 @@
       </w:r>
       <w:r>
         <w:rPr>
-          <w:rFonts w:ascii="Aptos" w:hAnsi="Aptos" w:cs="Aptos" w:eastAsia="Aptos"/>
           <w:color w:val="000000"/>
           <w:sz w:val="24"/>
           <w:szCs w:val="24"/>
@@ -1765,7 +1573,6 @@
       </w:r>
       <w:r>
         <w:rPr>
-          <w:rFonts w:ascii="Aptos" w:hAnsi="Aptos" w:cs="Aptos" w:eastAsia="Aptos"/>
           <w:color w:val="000000"/>
           <w:sz w:val="24"/>
           <w:szCs w:val="24"/>
@@ -1785,7 +1592,6 @@
       </w:pPr>
       <w:r>
         <w:rPr>
-          <w:rFonts w:ascii="Aptos" w:hAnsi="Aptos" w:cs="Aptos" w:eastAsia="Aptos"/>
           <w:color w:val="000000"/>
           <w:sz w:val="20"/>
           <w:szCs w:val="20"/>
@@ -1811,55 +1617,23 @@
       </w:pPr>
       <w:r>
         <w:rPr>
-          <w:rFonts w:ascii="Aptos" w:hAnsi="Aptos" w:cs="Aptos" w:eastAsia="Aptos"/>
-          <w:color w:val="000000"/>
-          <w:sz w:val="40"/>
-          <w:szCs w:val="40"/>
-        </w:rPr>
-        <w:t/>
-      </w:r>
-      <w:r>
-        <w:rPr>
-          <w:rFonts w:ascii="Aptos" w:hAnsi="Aptos" w:cs="Aptos" w:eastAsia="Aptos"/>
-          <w:color w:val="000000"/>
-          <w:sz w:val="40"/>
-          <w:szCs w:val="40"/>
-        </w:rPr>
-        <w:t/>
-      </w:r>
-      <w:r>
-        <w:rPr>
-          <w:rFonts w:ascii="Aptos" w:hAnsi="Aptos" w:cs="Aptos" w:eastAsia="Aptos"/>
-          <w:color w:val="000000"/>
-          <w:sz w:val="40"/>
-          <w:szCs w:val="40"/>
-        </w:rPr>
-        <w:t/>
-      </w:r>
-      <w:r>
-        <w:rPr>
-          <w:rFonts w:ascii="Aptos" w:hAnsi="Aptos" w:cs="Aptos" w:eastAsia="Aptos"/>
-          <w:color w:val="000000"/>
-          <w:sz w:val="40"/>
-          <w:szCs w:val="40"/>
-        </w:rPr>
+          <w:rFonts w:ascii="Aptos" w:eastAsia="Aptos" w:hAnsi="Aptos" w:cs="Aptos"/>
+          <w:color w:val="000000"/>
+        </w:rPr>
+        <w:lastRenderedPageBreak/>
         <w:t xml:space="preserve">Instructions for </w:t>
       </w:r>
       <w:r>
         <w:rPr>
-          <w:rFonts w:ascii="Aptos" w:hAnsi="Aptos" w:cs="Aptos" w:eastAsia="Aptos"/>
-          <w:color w:val="000000"/>
-          <w:sz w:val="40"/>
-          <w:szCs w:val="40"/>
+          <w:rFonts w:ascii="Aptos" w:eastAsia="Aptos" w:hAnsi="Aptos" w:cs="Aptos"/>
+          <w:color w:val="000000"/>
         </w:rPr>
         <w:t xml:space="preserve">Embedded Personnel: </w:t>
       </w:r>
       <w:r>
         <w:rPr>
-          <w:rFonts w:ascii="Aptos" w:hAnsi="Aptos" w:cs="Aptos" w:eastAsia="Aptos"/>
-          <w:color w:val="000000"/>
-          <w:sz w:val="40"/>
-          <w:szCs w:val="40"/>
+          <w:rFonts w:ascii="Aptos" w:eastAsia="Aptos" w:hAnsi="Aptos" w:cs="Aptos"/>
+          <w:color w:val="000000"/>
         </w:rPr>
         <w:t>Coach</w:t>
       </w:r>
@@ -1876,7 +1650,6 @@
       </w:pPr>
       <w:r>
         <w:rPr>
-          <w:rFonts w:ascii="Aptos" w:hAnsi="Aptos" w:cs="Aptos" w:eastAsia="Aptos"/>
           <w:color w:val="000000"/>
           <w:sz w:val="24"/>
           <w:szCs w:val="24"/>
@@ -1885,7 +1658,6 @@
       </w:r>
       <w:r>
         <w:rPr>
-          <w:rFonts w:ascii="Aptos" w:hAnsi="Aptos" w:cs="Aptos" w:eastAsia="Aptos"/>
           <w:color w:val="000000"/>
           <w:sz w:val="24"/>
           <w:szCs w:val="24"/>
@@ -1894,7 +1666,6 @@
       </w:r>
       <w:r>
         <w:rPr>
-          <w:rFonts w:ascii="Aptos" w:hAnsi="Aptos" w:cs="Aptos" w:eastAsia="Aptos"/>
           <w:color w:val="000000"/>
           <w:sz w:val="24"/>
           <w:szCs w:val="24"/>
@@ -1914,7 +1685,6 @@
       </w:pPr>
       <w:r>
         <w:rPr>
-          <w:rFonts w:ascii="Aptos" w:hAnsi="Aptos" w:cs="Aptos" w:eastAsia="Aptos"/>
           <w:b/>
           <w:bCs/>
           <w:color w:val="000000"/>
@@ -1925,7 +1695,6 @@
       </w:r>
       <w:r>
         <w:rPr>
-          <w:rFonts w:ascii="Aptos" w:hAnsi="Aptos" w:cs="Aptos" w:eastAsia="Aptos"/>
           <w:b/>
           <w:color w:val="000000"/>
           <w:sz w:val="24"/>
@@ -1935,7 +1704,6 @@
       </w:r>
       <w:r>
         <w:rPr>
-          <w:rFonts w:ascii="Aptos" w:hAnsi="Aptos" w:cs="Aptos" w:eastAsia="Aptos"/>
           <w:b/>
           <w:bCs/>
           <w:color w:val="000000"/>
@@ -1946,7 +1714,6 @@
       </w:r>
       <w:r>
         <w:rPr>
-          <w:rFonts w:ascii="Aptos" w:hAnsi="Aptos" w:cs="Aptos" w:eastAsia="Aptos"/>
           <w:color w:val="000000"/>
           <w:sz w:val="24"/>
           <w:szCs w:val="24"/>
@@ -1955,7 +1722,6 @@
       </w:r>
       <w:r>
         <w:rPr>
-          <w:rFonts w:ascii="Aptos" w:hAnsi="Aptos" w:cs="Aptos" w:eastAsia="Aptos"/>
           <w:color w:val="000000"/>
           <w:sz w:val="24"/>
           <w:szCs w:val="24"/>
@@ -1964,7 +1730,6 @@
       </w:r>
       <w:r>
         <w:rPr>
-          <w:rFonts w:ascii="Aptos" w:hAnsi="Aptos" w:cs="Aptos" w:eastAsia="Aptos"/>
           <w:color w:val="000000"/>
           <w:sz w:val="24"/>
           <w:szCs w:val="24"/>
@@ -1973,7 +1738,6 @@
       </w:r>
       <w:r>
         <w:rPr>
-          <w:rFonts w:ascii="Aptos" w:hAnsi="Aptos" w:cs="Aptos" w:eastAsia="Aptos"/>
           <w:color w:val="000000"/>
           <w:sz w:val="24"/>
           <w:szCs w:val="24"/>
@@ -1993,7 +1757,6 @@
       </w:pPr>
       <w:r>
         <w:rPr>
-          <w:rFonts w:ascii="Aptos" w:hAnsi="Aptos" w:cs="Aptos" w:eastAsia="Aptos"/>
           <w:b/>
           <w:bCs/>
           <w:color w:val="000000"/>
@@ -2004,7 +1767,6 @@
       </w:r>
       <w:r>
         <w:rPr>
-          <w:rFonts w:ascii="Aptos" w:hAnsi="Aptos" w:cs="Aptos" w:eastAsia="Aptos"/>
           <w:b/>
           <w:bCs/>
           <w:color w:val="000000"/>
@@ -2015,7 +1777,6 @@
       </w:r>
       <w:r>
         <w:rPr>
-          <w:rFonts w:ascii="Aptos" w:hAnsi="Aptos" w:cs="Aptos" w:eastAsia="Aptos"/>
           <w:b/>
           <w:bCs/>
           <w:color w:val="000000"/>
@@ -2026,7 +1787,6 @@
       </w:r>
       <w:r>
         <w:rPr>
-          <w:rFonts w:ascii="Aptos" w:hAnsi="Aptos" w:cs="Aptos" w:eastAsia="Aptos"/>
           <w:color w:val="000000"/>
           <w:sz w:val="24"/>
           <w:szCs w:val="24"/>
@@ -2035,7 +1795,6 @@
       </w:r>
       <w:r>
         <w:rPr>
-          <w:rFonts w:ascii="Aptos" w:hAnsi="Aptos" w:cs="Aptos" w:eastAsia="Aptos"/>
           <w:color w:val="000000"/>
           <w:sz w:val="24"/>
           <w:szCs w:val="24"/>
@@ -2044,7 +1803,6 @@
       </w:r>
       <w:r>
         <w:rPr>
-          <w:rFonts w:ascii="Aptos" w:hAnsi="Aptos" w:cs="Aptos" w:eastAsia="Aptos"/>
           <w:color w:val="000000"/>
           <w:sz w:val="24"/>
           <w:szCs w:val="24"/>
@@ -2053,7 +1811,6 @@
       </w:r>
       <w:r>
         <w:rPr>
-          <w:rFonts w:ascii="Aptos" w:hAnsi="Aptos" w:cs="Aptos" w:eastAsia="Aptos"/>
           <w:color w:val="000000"/>
           <w:sz w:val="24"/>
           <w:szCs w:val="24"/>
@@ -2062,7 +1819,6 @@
       </w:r>
       <w:r>
         <w:rPr>
-          <w:rFonts w:ascii="Aptos" w:hAnsi="Aptos" w:cs="Aptos" w:eastAsia="Aptos"/>
           <w:color w:val="000000"/>
           <w:sz w:val="24"/>
           <w:szCs w:val="24"/>
@@ -2071,7 +1827,6 @@
       </w:r>
       <w:r>
         <w:rPr>
-          <w:rFonts w:ascii="Aptos" w:hAnsi="Aptos" w:cs="Aptos" w:eastAsia="Aptos"/>
           <w:color w:val="000000"/>
           <w:sz w:val="24"/>
           <w:szCs w:val="24"/>
@@ -2080,7 +1835,6 @@
       </w:r>
       <w:r>
         <w:rPr>
-          <w:rFonts w:ascii="Aptos" w:hAnsi="Aptos" w:cs="Aptos" w:eastAsia="Aptos"/>
           <w:color w:val="000000"/>
           <w:sz w:val="24"/>
           <w:szCs w:val="24"/>
@@ -2089,7 +1843,6 @@
       </w:r>
       <w:r>
         <w:rPr>
-          <w:rFonts w:ascii="Aptos" w:hAnsi="Aptos" w:cs="Aptos" w:eastAsia="Aptos"/>
           <w:color w:val="000000"/>
           <w:sz w:val="24"/>
           <w:szCs w:val="24"/>
@@ -2098,26 +1851,14 @@
       </w:r>
       <w:r>
         <w:rPr>
-          <w:rFonts w:ascii="Aptos" w:hAnsi="Aptos" w:cs="Aptos" w:eastAsia="Aptos"/>
-          <w:color w:val="000000"/>
-          <w:sz w:val="24"/>
-          <w:szCs w:val="24"/>
-        </w:rPr>
-        <w:t xml:space="preserve">was just </w:t>
-      </w:r>
-      <w:r>
-        <w:rPr>
-          <w:rFonts w:ascii="Aptos" w:hAnsi="Aptos" w:cs="Aptos" w:eastAsia="Aptos"/>
-          <w:color w:val="000000"/>
-          <w:sz w:val="24"/>
-          <w:szCs w:val="24"/>
-        </w:rPr>
-        <w:lastRenderedPageBreak/>
-        <w:t>taken out of a sling for an elbow dislocation.</w:t>
-      </w:r>
-      <w:r>
-        <w:rPr>
-          <w:rFonts w:ascii="Aptos" w:hAnsi="Aptos" w:cs="Aptos" w:eastAsia="Aptos"/>
+          <w:color w:val="000000"/>
+          <w:sz w:val="24"/>
+          <w:szCs w:val="24"/>
+        </w:rPr>
+        <w:t>was just taken out of a sling for an elbow dislocation.</w:t>
+      </w:r>
+      <w:r>
+        <w:rPr>
           <w:color w:val="000000"/>
           <w:sz w:val="24"/>
           <w:szCs w:val="24"/>
@@ -2126,7 +1867,6 @@
       </w:r>
       <w:r>
         <w:rPr>
-          <w:rFonts w:ascii="Aptos" w:hAnsi="Aptos" w:cs="Aptos" w:eastAsia="Aptos"/>
           <w:color w:val="000000"/>
           <w:sz w:val="24"/>
           <w:szCs w:val="24"/>
@@ -2135,7 +1875,6 @@
       </w:r>
       <w:r>
         <w:rPr>
-          <w:rFonts w:ascii="Aptos" w:hAnsi="Aptos" w:cs="Aptos" w:eastAsia="Aptos"/>
           <w:color w:val="000000"/>
           <w:sz w:val="24"/>
           <w:szCs w:val="24"/>
@@ -2144,7 +1883,6 @@
       </w:r>
       <w:r>
         <w:rPr>
-          <w:rFonts w:ascii="Aptos" w:hAnsi="Aptos" w:cs="Aptos" w:eastAsia="Aptos"/>
           <w:color w:val="000000"/>
           <w:sz w:val="24"/>
           <w:szCs w:val="24"/>
@@ -2153,7 +1891,6 @@
       </w:r>
       <w:r>
         <w:rPr>
-          <w:rFonts w:ascii="Aptos" w:hAnsi="Aptos" w:cs="Aptos" w:eastAsia="Aptos"/>
           <w:color w:val="000000"/>
           <w:sz w:val="24"/>
           <w:szCs w:val="24"/>
@@ -2162,7 +1899,6 @@
       </w:r>
       <w:r>
         <w:rPr>
-          <w:rFonts w:ascii="Aptos" w:hAnsi="Aptos" w:cs="Aptos" w:eastAsia="Aptos"/>
           <w:color w:val="000000"/>
           <w:sz w:val="24"/>
           <w:szCs w:val="24"/>
@@ -2171,7 +1907,6 @@
       </w:r>
       <w:r>
         <w:rPr>
-          <w:rFonts w:ascii="Aptos" w:hAnsi="Aptos" w:cs="Aptos" w:eastAsia="Aptos"/>
           <w:color w:val="000000"/>
           <w:sz w:val="24"/>
           <w:szCs w:val="24"/>
@@ -2180,7 +1915,6 @@
       </w:r>
       <w:r>
         <w:rPr>
-          <w:rFonts w:ascii="Aptos" w:hAnsi="Aptos" w:cs="Aptos" w:eastAsia="Aptos"/>
           <w:color w:val="000000"/>
           <w:sz w:val="24"/>
           <w:szCs w:val="24"/>
@@ -2189,7 +1923,6 @@
       </w:r>
       <w:r>
         <w:rPr>
-          <w:rFonts w:ascii="Aptos" w:hAnsi="Aptos" w:cs="Aptos" w:eastAsia="Aptos"/>
           <w:color w:val="000000"/>
           <w:sz w:val="24"/>
           <w:szCs w:val="24"/>
@@ -2198,7 +1931,6 @@
       </w:r>
       <w:r>
         <w:rPr>
-          <w:rFonts w:ascii="Aptos" w:hAnsi="Aptos" w:cs="Aptos" w:eastAsia="Aptos"/>
           <w:color w:val="000000"/>
           <w:sz w:val="24"/>
           <w:szCs w:val="24"/>
@@ -2207,7 +1939,6 @@
       </w:r>
       <w:r>
         <w:rPr>
-          <w:rFonts w:ascii="Aptos" w:hAnsi="Aptos" w:cs="Aptos" w:eastAsia="Aptos"/>
           <w:color w:val="000000"/>
           <w:sz w:val="24"/>
           <w:szCs w:val="24"/>
@@ -2216,7 +1947,6 @@
       </w:r>
       <w:r>
         <w:rPr>
-          <w:rFonts w:ascii="Aptos" w:hAnsi="Aptos" w:cs="Aptos" w:eastAsia="Aptos"/>
           <w:color w:val="000000"/>
           <w:sz w:val="24"/>
           <w:szCs w:val="24"/>
@@ -2236,34 +1966,6 @@
       </w:pPr>
       <w:r>
         <w:rPr>
-          <w:rFonts w:ascii="Aptos" w:hAnsi="Aptos" w:cs="Aptos" w:eastAsia="Aptos"/>
-          <w:color w:val="000000"/>
-          <w:sz w:val="24"/>
-          <w:szCs w:val="24"/>
-        </w:rPr>
-        <w:t/>
-      </w:r>
-      <w:r>
-        <w:rPr>
-          <w:rFonts w:ascii="Aptos" w:hAnsi="Aptos" w:cs="Aptos" w:eastAsia="Aptos"/>
-          <w:color w:val="000000"/>
-          <w:sz w:val="24"/>
-          <w:szCs w:val="24"/>
-        </w:rPr>
-        <w:t/>
-      </w:r>
-      <w:r>
-        <w:rPr>
-          <w:rFonts w:ascii="Aptos" w:hAnsi="Aptos" w:cs="Aptos" w:eastAsia="Aptos"/>
-          <w:color w:val="000000"/>
-          <w:sz w:val="24"/>
-          <w:szCs w:val="24"/>
-        </w:rPr>
-        <w:t/>
-      </w:r>
-      <w:r>
-        <w:rPr>
-          <w:rFonts w:ascii="Aptos" w:hAnsi="Aptos" w:cs="Aptos" w:eastAsia="Aptos"/>
           <w:color w:val="000000"/>
           <w:sz w:val="24"/>
           <w:szCs w:val="24"/>
@@ -2272,7 +1974,6 @@
       </w:r>
       <w:r>
         <w:rPr>
-          <w:rFonts w:ascii="Aptos" w:hAnsi="Aptos" w:cs="Aptos" w:eastAsia="Aptos"/>
           <w:color w:val="000000"/>
           <w:sz w:val="24"/>
           <w:szCs w:val="24"/>
@@ -2292,7 +1993,6 @@
       </w:pPr>
       <w:r>
         <w:rPr>
-          <w:rFonts w:ascii="Aptos" w:hAnsi="Aptos" w:cs="Aptos" w:eastAsia="Aptos"/>
           <w:b/>
           <w:bCs/>
           <w:color w:val="000000"/>
@@ -2303,7 +2003,6 @@
       </w:r>
       <w:r>
         <w:rPr>
-          <w:rFonts w:ascii="Aptos" w:hAnsi="Aptos" w:cs="Aptos" w:eastAsia="Aptos"/>
           <w:color w:val="000000"/>
           <w:sz w:val="24"/>
           <w:szCs w:val="24"/>
@@ -2323,7 +2022,6 @@
       </w:pPr>
       <w:r>
         <w:rPr>
-          <w:rFonts w:ascii="Aptos" w:hAnsi="Aptos" w:cs="Aptos" w:eastAsia="Aptos"/>
           <w:color w:val="000000"/>
           <w:sz w:val="24"/>
           <w:szCs w:val="24"/>
@@ -2332,7 +2030,6 @@
       </w:r>
       <w:r>
         <w:rPr>
-          <w:rFonts w:ascii="Aptos" w:hAnsi="Aptos" w:cs="Aptos" w:eastAsia="Aptos"/>
           <w:color w:val="000000"/>
           <w:sz w:val="24"/>
           <w:szCs w:val="24"/>
@@ -2341,7 +2038,6 @@
       </w:r>
       <w:r>
         <w:rPr>
-          <w:rFonts w:ascii="Aptos" w:hAnsi="Aptos" w:cs="Aptos" w:eastAsia="Aptos"/>
           <w:color w:val="000000"/>
           <w:sz w:val="24"/>
           <w:szCs w:val="24"/>
@@ -2350,7 +2046,6 @@
       </w:r>
       <w:r>
         <w:rPr>
-          <w:rFonts w:ascii="Aptos" w:hAnsi="Aptos" w:cs="Aptos" w:eastAsia="Aptos"/>
           <w:color w:val="000000"/>
           <w:sz w:val="24"/>
           <w:szCs w:val="24"/>
@@ -2359,7 +2054,6 @@
       </w:r>
       <w:r>
         <w:rPr>
-          <w:rFonts w:ascii="Aptos" w:hAnsi="Aptos" w:cs="Aptos" w:eastAsia="Aptos"/>
           <w:color w:val="000000"/>
           <w:sz w:val="24"/>
           <w:szCs w:val="24"/>
@@ -2368,7 +2062,6 @@
       </w:r>
       <w:r>
         <w:rPr>
-          <w:rFonts w:ascii="Aptos" w:hAnsi="Aptos" w:cs="Aptos" w:eastAsia="Aptos"/>
           <w:color w:val="000000"/>
           <w:sz w:val="24"/>
           <w:szCs w:val="24"/>
@@ -2377,7 +2070,6 @@
       </w:r>
       <w:r>
         <w:rPr>
-          <w:rFonts w:ascii="Aptos" w:hAnsi="Aptos" w:cs="Aptos" w:eastAsia="Aptos"/>
           <w:color w:val="000000"/>
           <w:sz w:val="24"/>
           <w:szCs w:val="24"/>
@@ -2386,7 +2078,6 @@
       </w:r>
       <w:r>
         <w:rPr>
-          <w:rFonts w:ascii="Aptos" w:hAnsi="Aptos" w:cs="Aptos" w:eastAsia="Aptos"/>
           <w:color w:val="000000"/>
           <w:sz w:val="24"/>
           <w:szCs w:val="24"/>
@@ -2395,7 +2086,6 @@
       </w:r>
       <w:r>
         <w:rPr>
-          <w:rFonts w:ascii="Aptos" w:hAnsi="Aptos" w:cs="Aptos" w:eastAsia="Aptos"/>
           <w:color w:val="000000"/>
           <w:sz w:val="24"/>
           <w:szCs w:val="24"/>
@@ -2404,7 +2094,6 @@
       </w:r>
       <w:r>
         <w:rPr>
-          <w:rFonts w:ascii="Aptos" w:hAnsi="Aptos" w:cs="Aptos" w:eastAsia="Aptos"/>
           <w:color w:val="000000"/>
           <w:sz w:val="24"/>
           <w:szCs w:val="24"/>
@@ -2413,7 +2102,6 @@
       </w:r>
       <w:r>
         <w:rPr>
-          <w:rFonts w:ascii="Aptos" w:hAnsi="Aptos" w:cs="Aptos" w:eastAsia="Aptos"/>
           <w:color w:val="000000"/>
           <w:sz w:val="24"/>
           <w:szCs w:val="24"/>
@@ -2422,7 +2110,6 @@
       </w:r>
       <w:r>
         <w:rPr>
-          <w:rFonts w:ascii="Aptos" w:hAnsi="Aptos" w:cs="Aptos" w:eastAsia="Aptos"/>
           <w:color w:val="000000"/>
           <w:sz w:val="24"/>
           <w:szCs w:val="24"/>
@@ -2431,7 +2118,6 @@
       </w:r>
       <w:r>
         <w:rPr>
-          <w:rFonts w:ascii="Aptos" w:hAnsi="Aptos" w:cs="Aptos" w:eastAsia="Aptos"/>
           <w:color w:val="000000"/>
           <w:sz w:val="24"/>
           <w:szCs w:val="24"/>
@@ -2440,7 +2126,6 @@
       </w:r>
       <w:r>
         <w:rPr>
-          <w:rFonts w:ascii="Aptos" w:hAnsi="Aptos" w:cs="Aptos" w:eastAsia="Aptos"/>
           <w:color w:val="000000"/>
           <w:sz w:val="24"/>
           <w:szCs w:val="24"/>
@@ -2449,7 +2134,6 @@
       </w:r>
       <w:r>
         <w:rPr>
-          <w:rFonts w:ascii="Aptos" w:hAnsi="Aptos" w:cs="Aptos" w:eastAsia="Aptos"/>
           <w:color w:val="000000"/>
           <w:sz w:val="24"/>
           <w:szCs w:val="24"/>
@@ -2458,7 +2142,6 @@
       </w:r>
       <w:r>
         <w:rPr>
-          <w:rFonts w:ascii="Aptos" w:hAnsi="Aptos" w:cs="Aptos" w:eastAsia="Aptos"/>
           <w:color w:val="000000"/>
           <w:sz w:val="24"/>
           <w:szCs w:val="24"/>
@@ -2467,7 +2150,6 @@
       </w:r>
       <w:r>
         <w:rPr>
-          <w:rFonts w:ascii="Aptos" w:hAnsi="Aptos" w:cs="Aptos" w:eastAsia="Aptos"/>
           <w:color w:val="000000"/>
           <w:sz w:val="24"/>
           <w:szCs w:val="24"/>
@@ -2476,7 +2158,6 @@
       </w:r>
       <w:r>
         <w:rPr>
-          <w:rFonts w:ascii="Aptos" w:hAnsi="Aptos" w:cs="Aptos" w:eastAsia="Aptos"/>
           <w:color w:val="000000"/>
           <w:sz w:val="24"/>
           <w:szCs w:val="24"/>
@@ -2485,7 +2166,6 @@
       </w:r>
       <w:r>
         <w:rPr>
-          <w:rFonts w:ascii="Aptos" w:hAnsi="Aptos" w:cs="Aptos" w:eastAsia="Aptos"/>
           <w:color w:val="000000"/>
           <w:sz w:val="24"/>
           <w:szCs w:val="24"/>
@@ -2494,7 +2174,6 @@
       </w:r>
       <w:r>
         <w:rPr>
-          <w:rFonts w:ascii="Aptos" w:hAnsi="Aptos" w:cs="Aptos" w:eastAsia="Aptos"/>
           <w:color w:val="000000"/>
           <w:sz w:val="24"/>
           <w:szCs w:val="24"/>
@@ -2503,7 +2182,6 @@
       </w:r>
       <w:r>
         <w:rPr>
-          <w:rFonts w:ascii="Aptos" w:hAnsi="Aptos" w:cs="Aptos" w:eastAsia="Aptos"/>
           <w:color w:val="000000"/>
           <w:sz w:val="24"/>
           <w:szCs w:val="24"/>
@@ -2512,7 +2190,6 @@
       </w:r>
       <w:r>
         <w:rPr>
-          <w:rFonts w:ascii="Aptos" w:hAnsi="Aptos" w:cs="Aptos" w:eastAsia="Aptos"/>
           <w:color w:val="000000"/>
           <w:sz w:val="24"/>
           <w:szCs w:val="24"/>
@@ -2521,7 +2198,6 @@
       </w:r>
       <w:r>
         <w:rPr>
-          <w:rFonts w:ascii="Aptos" w:hAnsi="Aptos" w:cs="Aptos" w:eastAsia="Aptos"/>
           <w:color w:val="000000"/>
           <w:sz w:val="24"/>
           <w:szCs w:val="24"/>
@@ -2530,7 +2206,6 @@
       </w:r>
       <w:r>
         <w:rPr>
-          <w:rFonts w:ascii="Aptos" w:hAnsi="Aptos" w:cs="Aptos" w:eastAsia="Aptos"/>
           <w:color w:val="000000"/>
           <w:sz w:val="24"/>
           <w:szCs w:val="24"/>
@@ -2539,7 +2214,6 @@
       </w:r>
       <w:r>
         <w:rPr>
-          <w:rFonts w:ascii="Aptos" w:hAnsi="Aptos" w:cs="Aptos" w:eastAsia="Aptos"/>
           <w:color w:val="000000"/>
           <w:sz w:val="24"/>
           <w:szCs w:val="24"/>
@@ -2559,7 +2233,6 @@
       </w:pPr>
       <w:r>
         <w:rPr>
-          <w:rFonts w:ascii="Aptos" w:hAnsi="Aptos" w:cs="Aptos" w:eastAsia="Aptos"/>
           <w:b/>
           <w:bCs/>
           <w:color w:val="000000"/>
@@ -2570,7 +2243,6 @@
       </w:r>
       <w:r>
         <w:rPr>
-          <w:rFonts w:ascii="Aptos" w:hAnsi="Aptos" w:cs="Aptos" w:eastAsia="Aptos"/>
           <w:b/>
           <w:bCs/>
           <w:color w:val="000000"/>
@@ -2581,7 +2253,6 @@
       </w:r>
       <w:r>
         <w:rPr>
-          <w:rFonts w:ascii="Aptos" w:hAnsi="Aptos" w:cs="Aptos" w:eastAsia="Aptos"/>
           <w:b/>
           <w:bCs/>
           <w:color w:val="000000"/>
@@ -2592,7 +2263,6 @@
       </w:r>
       <w:r>
         <w:rPr>
-          <w:rFonts w:ascii="Aptos" w:hAnsi="Aptos" w:cs="Aptos" w:eastAsia="Aptos"/>
           <w:color w:val="000000"/>
           <w:sz w:val="24"/>
           <w:szCs w:val="24"/>
@@ -2601,7 +2271,6 @@
       </w:r>
       <w:r>
         <w:rPr>
-          <w:rFonts w:ascii="Aptos" w:hAnsi="Aptos" w:cs="Aptos" w:eastAsia="Aptos"/>
           <w:color w:val="000000"/>
           <w:sz w:val="24"/>
           <w:szCs w:val="24"/>
@@ -2610,7 +2279,6 @@
       </w:r>
       <w:r>
         <w:rPr>
-          <w:rFonts w:ascii="Aptos" w:hAnsi="Aptos" w:cs="Aptos" w:eastAsia="Aptos"/>
           <w:color w:val="000000"/>
           <w:sz w:val="24"/>
           <w:szCs w:val="24"/>
@@ -2630,7 +2298,6 @@
       </w:pPr>
       <w:r>
         <w:rPr>
-          <w:rFonts w:ascii="Aptos" w:hAnsi="Aptos" w:cs="Aptos" w:eastAsia="Aptos"/>
           <w:b/>
           <w:bCs/>
           <w:color w:val="000000"/>
@@ -2641,7 +2308,6 @@
       </w:r>
       <w:r>
         <w:rPr>
-          <w:rFonts w:ascii="Aptos" w:hAnsi="Aptos" w:cs="Aptos" w:eastAsia="Aptos"/>
           <w:b/>
           <w:bCs/>
           <w:color w:val="000000"/>
@@ -2652,7 +2318,6 @@
       </w:r>
       <w:r>
         <w:rPr>
-          <w:rFonts w:ascii="Aptos" w:hAnsi="Aptos" w:cs="Aptos" w:eastAsia="Aptos"/>
           <w:b/>
           <w:bCs/>
           <w:color w:val="000000"/>
@@ -2663,7 +2328,6 @@
       </w:r>
       <w:r>
         <w:rPr>
-          <w:rFonts w:ascii="Aptos" w:hAnsi="Aptos" w:cs="Aptos" w:eastAsia="Aptos"/>
           <w:b/>
           <w:bCs/>
           <w:color w:val="000000"/>
@@ -2674,7 +2338,6 @@
       </w:r>
       <w:r>
         <w:rPr>
-          <w:rFonts w:ascii="Aptos" w:hAnsi="Aptos" w:cs="Aptos" w:eastAsia="Aptos"/>
           <w:color w:val="000000"/>
           <w:sz w:val="24"/>
           <w:szCs w:val="24"/>
@@ -2694,18 +2357,17 @@
       </w:pPr>
       <w:r>
         <w:rPr>
-          <w:rFonts w:ascii="Aptos" w:hAnsi="Aptos" w:cs="Aptos" w:eastAsia="Aptos"/>
           <w:b/>
           <w:bCs/>
           <w:color w:val="000000"/>
           <w:sz w:val="24"/>
           <w:szCs w:val="24"/>
         </w:rPr>
+        <w:lastRenderedPageBreak/>
         <w:t>Setting (place</w:t>
       </w:r>
       <w:r>
         <w:rPr>
-          <w:rFonts w:ascii="Aptos" w:hAnsi="Aptos" w:cs="Aptos" w:eastAsia="Aptos"/>
           <w:b/>
           <w:bCs/>
           <w:color w:val="000000"/>
@@ -2716,7 +2378,6 @@
       </w:r>
       <w:r>
         <w:rPr>
-          <w:rFonts w:ascii="Aptos" w:hAnsi="Aptos" w:cs="Aptos" w:eastAsia="Aptos"/>
           <w:b/>
           <w:bCs/>
           <w:color w:val="000000"/>
@@ -2727,7 +2388,6 @@
       </w:r>
       <w:r>
         <w:rPr>
-          <w:rFonts w:ascii="Aptos" w:hAnsi="Aptos" w:cs="Aptos" w:eastAsia="Aptos"/>
           <w:color w:val="000000"/>
           <w:sz w:val="24"/>
           <w:szCs w:val="24"/>
@@ -2736,7 +2396,6 @@
       </w:r>
       <w:r>
         <w:rPr>
-          <w:rFonts w:ascii="Aptos" w:hAnsi="Aptos" w:cs="Aptos" w:eastAsia="Aptos"/>
           <w:color w:val="000000"/>
           <w:sz w:val="24"/>
           <w:szCs w:val="24"/>
@@ -2745,7 +2404,6 @@
       </w:r>
       <w:r>
         <w:rPr>
-          <w:rFonts w:ascii="Aptos" w:hAnsi="Aptos" w:cs="Aptos" w:eastAsia="Aptos"/>
           <w:color w:val="000000"/>
           <w:sz w:val="24"/>
           <w:szCs w:val="24"/>
@@ -2754,7 +2412,6 @@
       </w:r>
       <w:r>
         <w:rPr>
-          <w:rFonts w:ascii="Aptos" w:hAnsi="Aptos" w:cs="Aptos" w:eastAsia="Aptos"/>
           <w:color w:val="000000"/>
           <w:sz w:val="24"/>
           <w:szCs w:val="24"/>
@@ -2763,7 +2420,6 @@
       </w:r>
       <w:r>
         <w:rPr>
-          <w:rFonts w:ascii="Aptos" w:hAnsi="Aptos" w:cs="Aptos" w:eastAsia="Aptos"/>
           <w:color w:val="000000"/>
           <w:sz w:val="24"/>
           <w:szCs w:val="24"/>
@@ -2783,34 +2439,6 @@
       </w:pPr>
       <w:r>
         <w:rPr>
-          <w:rFonts w:ascii="Aptos" w:hAnsi="Aptos" w:cs="Aptos" w:eastAsia="Aptos"/>
-          <w:color w:val="000000"/>
-          <w:sz w:val="24"/>
-          <w:szCs w:val="24"/>
-        </w:rPr>
-        <w:t/>
-      </w:r>
-      <w:r>
-        <w:rPr>
-          <w:rFonts w:ascii="Aptos" w:hAnsi="Aptos" w:cs="Aptos" w:eastAsia="Aptos"/>
-          <w:color w:val="000000"/>
-          <w:sz w:val="24"/>
-          <w:szCs w:val="24"/>
-        </w:rPr>
-        <w:t/>
-      </w:r>
-      <w:r>
-        <w:rPr>
-          <w:rFonts w:ascii="Aptos" w:hAnsi="Aptos" w:cs="Aptos" w:eastAsia="Aptos"/>
-          <w:color w:val="000000"/>
-          <w:sz w:val="24"/>
-          <w:szCs w:val="24"/>
-        </w:rPr>
-        <w:t/>
-      </w:r>
-      <w:r>
-        <w:rPr>
-          <w:rFonts w:ascii="Aptos" w:hAnsi="Aptos" w:cs="Aptos" w:eastAsia="Aptos"/>
           <w:color w:val="000000"/>
           <w:sz w:val="24"/>
           <w:szCs w:val="24"/>
@@ -2819,7 +2447,6 @@
       </w:r>
       <w:r>
         <w:rPr>
-          <w:rFonts w:ascii="Aptos" w:hAnsi="Aptos" w:cs="Aptos" w:eastAsia="Aptos"/>
           <w:color w:val="000000"/>
           <w:sz w:val="24"/>
           <w:szCs w:val="24"/>
@@ -2828,7 +2455,6 @@
       </w:r>
       <w:r>
         <w:rPr>
-          <w:rFonts w:ascii="Aptos" w:hAnsi="Aptos" w:cs="Aptos" w:eastAsia="Aptos"/>
           <w:color w:val="000000"/>
           <w:sz w:val="24"/>
           <w:szCs w:val="24"/>
@@ -2837,7 +2463,6 @@
       </w:r>
       <w:r>
         <w:rPr>
-          <w:rFonts w:ascii="Aptos" w:hAnsi="Aptos" w:cs="Aptos" w:eastAsia="Aptos"/>
           <w:color w:val="000000"/>
           <w:sz w:val="24"/>
           <w:szCs w:val="24"/>
@@ -2846,7 +2471,6 @@
       </w:r>
       <w:r>
         <w:rPr>
-          <w:rFonts w:ascii="Aptos" w:hAnsi="Aptos" w:cs="Aptos" w:eastAsia="Aptos"/>
           <w:color w:val="000000"/>
           <w:sz w:val="24"/>
           <w:szCs w:val="24"/>
@@ -2855,7 +2479,6 @@
       </w:r>
       <w:r>
         <w:rPr>
-          <w:rFonts w:ascii="Aptos" w:hAnsi="Aptos" w:cs="Aptos" w:eastAsia="Aptos"/>
           <w:color w:val="000000"/>
           <w:sz w:val="24"/>
           <w:szCs w:val="24"/>
@@ -2875,7 +2498,6 @@
       </w:pPr>
       <w:r>
         <w:rPr>
-          <w:rFonts w:ascii="Aptos" w:hAnsi="Aptos" w:cs="Aptos" w:eastAsia="Aptos"/>
           <w:b/>
           <w:bCs/>
           <w:color w:val="000000"/>
@@ -2886,7 +2508,6 @@
       </w:r>
       <w:r>
         <w:rPr>
-          <w:rFonts w:ascii="Aptos" w:hAnsi="Aptos" w:cs="Aptos" w:eastAsia="Aptos"/>
           <w:b/>
           <w:bCs/>
           <w:color w:val="000000"/>
@@ -2897,7 +2518,6 @@
       </w:r>
       <w:r>
         <w:rPr>
-          <w:rFonts w:ascii="Aptos" w:hAnsi="Aptos" w:cs="Aptos" w:eastAsia="Aptos"/>
           <w:b/>
           <w:bCs/>
           <w:color w:val="000000"/>
@@ -2908,7 +2528,6 @@
       </w:r>
       <w:r>
         <w:rPr>
-          <w:rFonts w:ascii="Aptos" w:hAnsi="Aptos" w:cs="Aptos" w:eastAsia="Aptos"/>
           <w:color w:val="000000"/>
           <w:sz w:val="24"/>
           <w:szCs w:val="24"/>
@@ -2928,7 +2547,6 @@
       </w:pPr>
       <w:r>
         <w:rPr>
-          <w:rFonts w:ascii="Aptos" w:hAnsi="Aptos" w:cs="Aptos" w:eastAsia="Aptos"/>
           <w:color w:val="000000"/>
           <w:sz w:val="24"/>
           <w:szCs w:val="24"/>
@@ -2937,7 +2555,6 @@
       </w:r>
       <w:r>
         <w:rPr>
-          <w:rFonts w:ascii="Aptos" w:hAnsi="Aptos" w:cs="Aptos" w:eastAsia="Aptos"/>
           <w:color w:val="000000"/>
           <w:sz w:val="24"/>
           <w:szCs w:val="24"/>
@@ -2946,7 +2563,6 @@
       </w:r>
       <w:r>
         <w:rPr>
-          <w:rFonts w:ascii="Aptos" w:hAnsi="Aptos" w:cs="Aptos" w:eastAsia="Aptos"/>
           <w:color w:val="000000"/>
           <w:sz w:val="24"/>
           <w:szCs w:val="24"/>
@@ -2955,7 +2571,6 @@
       </w:r>
       <w:r>
         <w:rPr>
-          <w:rFonts w:ascii="Aptos" w:hAnsi="Aptos" w:cs="Aptos" w:eastAsia="Aptos"/>
           <w:color w:val="000000"/>
           <w:sz w:val="24"/>
           <w:szCs w:val="24"/>
@@ -2964,7 +2579,6 @@
       </w:r>
       <w:r>
         <w:rPr>
-          <w:rFonts w:ascii="Aptos" w:hAnsi="Aptos" w:cs="Aptos" w:eastAsia="Aptos"/>
           <w:color w:val="000000"/>
           <w:sz w:val="24"/>
           <w:szCs w:val="24"/>
@@ -2973,7 +2587,6 @@
       </w:r>
       <w:r>
         <w:rPr>
-          <w:rFonts w:ascii="Aptos" w:hAnsi="Aptos" w:cs="Aptos" w:eastAsia="Aptos"/>
           <w:color w:val="000000"/>
           <w:sz w:val="24"/>
           <w:szCs w:val="24"/>
@@ -2982,7 +2595,6 @@
       </w:r>
       <w:r>
         <w:rPr>
-          <w:rFonts w:ascii="Aptos" w:hAnsi="Aptos" w:cs="Aptos" w:eastAsia="Aptos"/>
           <w:color w:val="000000"/>
           <w:sz w:val="24"/>
           <w:szCs w:val="24"/>
@@ -2991,7 +2603,6 @@
       </w:r>
       <w:r>
         <w:rPr>
-          <w:rFonts w:ascii="Aptos" w:hAnsi="Aptos" w:cs="Aptos" w:eastAsia="Aptos"/>
           <w:color w:val="000000"/>
           <w:sz w:val="24"/>
           <w:szCs w:val="24"/>
@@ -3000,7 +2611,6 @@
       </w:r>
       <w:r>
         <w:rPr>
-          <w:rFonts w:ascii="Aptos" w:hAnsi="Aptos" w:cs="Aptos" w:eastAsia="Aptos"/>
           <w:color w:val="000000"/>
           <w:sz w:val="24"/>
           <w:szCs w:val="24"/>
@@ -3009,7 +2619,6 @@
       </w:r>
       <w:r>
         <w:rPr>
-          <w:rFonts w:ascii="Aptos" w:hAnsi="Aptos" w:cs="Aptos" w:eastAsia="Aptos"/>
           <w:color w:val="000000"/>
           <w:sz w:val="24"/>
           <w:szCs w:val="24"/>
@@ -3018,7 +2627,6 @@
       </w:r>
       <w:r>
         <w:rPr>
-          <w:rFonts w:ascii="Aptos" w:hAnsi="Aptos" w:cs="Aptos" w:eastAsia="Aptos"/>
           <w:color w:val="000000"/>
           <w:sz w:val="24"/>
           <w:szCs w:val="24"/>
@@ -3027,7 +2635,6 @@
       </w:r>
       <w:r>
         <w:rPr>
-          <w:rFonts w:ascii="Aptos" w:hAnsi="Aptos" w:cs="Aptos" w:eastAsia="Aptos"/>
           <w:color w:val="000000"/>
           <w:sz w:val="24"/>
           <w:szCs w:val="24"/>
@@ -3047,7 +2654,6 @@
       </w:pPr>
       <w:r>
         <w:rPr>
-          <w:rFonts w:ascii="Aptos" w:hAnsi="Aptos" w:cs="Aptos" w:eastAsia="Aptos"/>
           <w:color w:val="000000"/>
           <w:sz w:val="24"/>
           <w:szCs w:val="24"/>
@@ -3056,7 +2662,6 @@
       </w:r>
       <w:r>
         <w:rPr>
-          <w:rFonts w:ascii="Aptos" w:hAnsi="Aptos" w:cs="Aptos" w:eastAsia="Aptos"/>
           <w:color w:val="000000"/>
           <w:sz w:val="24"/>
           <w:szCs w:val="24"/>
@@ -3065,7 +2670,6 @@
       </w:r>
       <w:r>
         <w:rPr>
-          <w:rFonts w:ascii="Aptos" w:hAnsi="Aptos" w:cs="Aptos" w:eastAsia="Aptos"/>
           <w:color w:val="000000"/>
           <w:sz w:val="24"/>
           <w:szCs w:val="24"/>
@@ -3074,7 +2678,6 @@
       </w:r>
       <w:r>
         <w:rPr>
-          <w:rFonts w:ascii="Aptos" w:hAnsi="Aptos" w:cs="Aptos" w:eastAsia="Aptos"/>
           <w:color w:val="000000"/>
           <w:sz w:val="24"/>
           <w:szCs w:val="24"/>
@@ -3083,7 +2686,6 @@
       </w:r>
       <w:r>
         <w:rPr>
-          <w:rFonts w:ascii="Aptos" w:hAnsi="Aptos" w:cs="Aptos" w:eastAsia="Aptos"/>
           <w:color w:val="000000"/>
           <w:sz w:val="24"/>
           <w:szCs w:val="24"/>
@@ -3092,7 +2694,6 @@
       </w:r>
       <w:r>
         <w:rPr>
-          <w:rFonts w:ascii="Aptos" w:hAnsi="Aptos" w:cs="Aptos" w:eastAsia="Aptos"/>
           <w:color w:val="000000"/>
           <w:sz w:val="24"/>
           <w:szCs w:val="24"/>
@@ -3101,7 +2702,6 @@
       </w:r>
       <w:r>
         <w:rPr>
-          <w:rFonts w:ascii="Aptos" w:hAnsi="Aptos" w:cs="Aptos" w:eastAsia="Aptos"/>
           <w:color w:val="000000"/>
           <w:sz w:val="24"/>
           <w:szCs w:val="24"/>
@@ -3110,7 +2710,6 @@
       </w:r>
       <w:r>
         <w:rPr>
-          <w:rFonts w:ascii="Aptos" w:hAnsi="Aptos" w:cs="Aptos" w:eastAsia="Aptos"/>
           <w:color w:val="000000"/>
           <w:sz w:val="24"/>
           <w:szCs w:val="24"/>
@@ -3119,7 +2718,6 @@
       </w:r>
       <w:r>
         <w:rPr>
-          <w:rFonts w:ascii="Aptos" w:hAnsi="Aptos" w:cs="Aptos" w:eastAsia="Aptos"/>
           <w:color w:val="000000"/>
           <w:sz w:val="24"/>
           <w:szCs w:val="24"/>
@@ -3128,7 +2726,6 @@
       </w:r>
       <w:r>
         <w:rPr>
-          <w:rFonts w:ascii="Aptos" w:hAnsi="Aptos" w:cs="Aptos" w:eastAsia="Aptos"/>
           <w:color w:val="000000"/>
           <w:sz w:val="24"/>
           <w:szCs w:val="24"/>
@@ -3148,7 +2745,6 @@
       </w:pPr>
       <w:r>
         <w:rPr>
-          <w:rFonts w:ascii="Aptos" w:hAnsi="Aptos" w:cs="Aptos" w:eastAsia="Aptos"/>
           <w:b/>
           <w:bCs/>
           <w:color w:val="000000"/>
@@ -3159,7 +2755,6 @@
       </w:r>
       <w:r>
         <w:rPr>
-          <w:rFonts w:ascii="Aptos" w:hAnsi="Aptos" w:cs="Aptos" w:eastAsia="Aptos"/>
           <w:b/>
           <w:bCs/>
           <w:color w:val="000000"/>
@@ -3170,7 +2765,6 @@
       </w:r>
       <w:r>
         <w:rPr>
-          <w:rFonts w:ascii="Aptos" w:hAnsi="Aptos" w:cs="Aptos" w:eastAsia="Aptos"/>
           <w:b/>
           <w:bCs/>
           <w:color w:val="000000"/>
@@ -3181,7 +2775,6 @@
       </w:r>
       <w:r>
         <w:rPr>
-          <w:rFonts w:ascii="Aptos" w:hAnsi="Aptos" w:cs="Aptos" w:eastAsia="Aptos"/>
           <w:color w:val="000000"/>
           <w:sz w:val="24"/>
           <w:szCs w:val="24"/>
@@ -3190,7 +2783,6 @@
       </w:r>
       <w:r>
         <w:rPr>
-          <w:rFonts w:ascii="Aptos" w:hAnsi="Aptos" w:cs="Aptos" w:eastAsia="Aptos"/>
           <w:color w:val="000000"/>
           <w:sz w:val="24"/>
           <w:szCs w:val="24"/>
@@ -3199,7 +2791,6 @@
       </w:r>
       <w:r>
         <w:rPr>
-          <w:rFonts w:ascii="Aptos" w:hAnsi="Aptos" w:cs="Aptos" w:eastAsia="Aptos"/>
           <w:color w:val="000000"/>
           <w:sz w:val="24"/>
           <w:szCs w:val="24"/>
@@ -3208,7 +2799,6 @@
       </w:r>
       <w:r>
         <w:rPr>
-          <w:rFonts w:ascii="Aptos" w:hAnsi="Aptos" w:cs="Aptos" w:eastAsia="Aptos"/>
           <w:color w:val="000000"/>
           <w:sz w:val="24"/>
           <w:szCs w:val="24"/>
@@ -3217,7 +2807,6 @@
       </w:r>
       <w:r>
         <w:rPr>
-          <w:rFonts w:ascii="Aptos" w:hAnsi="Aptos" w:cs="Aptos" w:eastAsia="Aptos"/>
           <w:color w:val="000000"/>
           <w:sz w:val="24"/>
           <w:szCs w:val="24"/>
@@ -3226,7 +2815,6 @@
       </w:r>
       <w:r>
         <w:rPr>
-          <w:rFonts w:ascii="Aptos" w:hAnsi="Aptos" w:cs="Aptos" w:eastAsia="Aptos"/>
           <w:color w:val="000000"/>
           <w:sz w:val="24"/>
           <w:szCs w:val="24"/>
@@ -3235,7 +2823,6 @@
       </w:r>
       <w:r>
         <w:rPr>
-          <w:rFonts w:ascii="Aptos" w:hAnsi="Aptos" w:cs="Aptos" w:eastAsia="Aptos"/>
           <w:color w:val="000000"/>
           <w:sz w:val="24"/>
           <w:szCs w:val="24"/>
@@ -3244,7 +2831,6 @@
       </w:r>
       <w:r>
         <w:rPr>
-          <w:rFonts w:ascii="Aptos" w:hAnsi="Aptos" w:cs="Aptos" w:eastAsia="Aptos"/>
           <w:color w:val="000000"/>
           <w:sz w:val="24"/>
           <w:szCs w:val="24"/>
@@ -3253,7 +2839,6 @@
       </w:r>
       <w:r>
         <w:rPr>
-          <w:rFonts w:ascii="Aptos" w:hAnsi="Aptos" w:cs="Aptos" w:eastAsia="Aptos"/>
           <w:color w:val="000000"/>
           <w:sz w:val="24"/>
           <w:szCs w:val="24"/>
@@ -3262,7 +2847,6 @@
       </w:r>
       <w:r>
         <w:rPr>
-          <w:rFonts w:ascii="Aptos" w:hAnsi="Aptos" w:cs="Aptos" w:eastAsia="Aptos"/>
           <w:color w:val="000000"/>
           <w:sz w:val="24"/>
           <w:szCs w:val="24"/>
@@ -3271,7 +2855,6 @@
       </w:r>
       <w:r>
         <w:rPr>
-          <w:rFonts w:ascii="Aptos" w:hAnsi="Aptos" w:cs="Aptos" w:eastAsia="Aptos"/>
           <w:color w:val="000000"/>
           <w:sz w:val="24"/>
           <w:szCs w:val="24"/>
@@ -3280,7 +2863,6 @@
       </w:r>
       <w:r>
         <w:rPr>
-          <w:rFonts w:ascii="Aptos" w:hAnsi="Aptos" w:cs="Aptos" w:eastAsia="Aptos"/>
           <w:color w:val="000000"/>
           <w:sz w:val="24"/>
           <w:szCs w:val="24"/>
@@ -3289,7 +2871,6 @@
       </w:r>
       <w:r>
         <w:rPr>
-          <w:rFonts w:ascii="Aptos" w:hAnsi="Aptos" w:cs="Aptos" w:eastAsia="Aptos"/>
           <w:color w:val="000000"/>
           <w:sz w:val="24"/>
           <w:szCs w:val="24"/>
@@ -3298,7 +2879,6 @@
       </w:r>
       <w:r>
         <w:rPr>
-          <w:rFonts w:ascii="Aptos" w:hAnsi="Aptos" w:cs="Aptos" w:eastAsia="Aptos"/>
           <w:color w:val="000000"/>
           <w:sz w:val="24"/>
           <w:szCs w:val="24"/>
@@ -3307,7 +2887,6 @@
       </w:r>
       <w:r>
         <w:rPr>
-          <w:rFonts w:ascii="Aptos" w:hAnsi="Aptos" w:cs="Aptos" w:eastAsia="Aptos"/>
           <w:color w:val="000000"/>
           <w:sz w:val="24"/>
           <w:szCs w:val="24"/>
@@ -3327,7 +2906,6 @@
       </w:pPr>
       <w:r>
         <w:rPr>
-          <w:rFonts w:ascii="Aptos" w:hAnsi="Aptos" w:cs="Aptos" w:eastAsia="Aptos"/>
           <w:b/>
           <w:bCs/>
           <w:color w:val="000000"/>
@@ -3338,7 +2916,6 @@
       </w:r>
       <w:r>
         <w:rPr>
-          <w:rFonts w:ascii="Aptos" w:hAnsi="Aptos" w:cs="Aptos" w:eastAsia="Aptos"/>
           <w:b/>
           <w:bCs/>
           <w:color w:val="000000"/>
@@ -3349,7 +2926,6 @@
       </w:r>
       <w:r>
         <w:rPr>
-          <w:rFonts w:ascii="Aptos" w:hAnsi="Aptos" w:cs="Aptos" w:eastAsia="Aptos"/>
           <w:b/>
           <w:bCs/>
           <w:color w:val="000000"/>
@@ -3360,7 +2936,6 @@
       </w:r>
       <w:r>
         <w:rPr>
-          <w:rFonts w:ascii="Aptos" w:hAnsi="Aptos" w:cs="Aptos" w:eastAsia="Aptos"/>
           <w:color w:val="000000"/>
           <w:sz w:val="24"/>
           <w:szCs w:val="24"/>
@@ -3369,7 +2944,6 @@
       </w:r>
       <w:r>
         <w:rPr>
-          <w:rFonts w:ascii="Aptos" w:hAnsi="Aptos" w:cs="Aptos" w:eastAsia="Aptos"/>
           <w:color w:val="000000"/>
           <w:sz w:val="24"/>
           <w:szCs w:val="24"/>
@@ -3378,7 +2952,6 @@
       </w:r>
       <w:r>
         <w:rPr>
-          <w:rFonts w:ascii="Aptos" w:hAnsi="Aptos" w:cs="Aptos" w:eastAsia="Aptos"/>
           <w:color w:val="000000"/>
           <w:sz w:val="24"/>
           <w:szCs w:val="24"/>
@@ -3387,7 +2960,6 @@
       </w:r>
       <w:r>
         <w:rPr>
-          <w:rFonts w:ascii="Aptos" w:hAnsi="Aptos" w:cs="Aptos" w:eastAsia="Aptos"/>
           <w:color w:val="000000"/>
           <w:sz w:val="24"/>
           <w:szCs w:val="24"/>
@@ -3396,7 +2968,6 @@
       </w:r>
       <w:r>
         <w:rPr>
-          <w:rFonts w:ascii="Aptos" w:hAnsi="Aptos" w:cs="Aptos" w:eastAsia="Aptos"/>
           <w:color w:val="000000"/>
           <w:sz w:val="24"/>
           <w:szCs w:val="24"/>
@@ -3405,7 +2976,6 @@
       </w:r>
       <w:r>
         <w:rPr>
-          <w:rFonts w:ascii="Aptos" w:hAnsi="Aptos" w:cs="Aptos" w:eastAsia="Aptos"/>
           <w:color w:val="000000"/>
           <w:sz w:val="24"/>
           <w:szCs w:val="24"/>
@@ -3414,7 +2984,6 @@
       </w:r>
       <w:r>
         <w:rPr>
-          <w:rFonts w:ascii="Aptos" w:hAnsi="Aptos" w:cs="Aptos" w:eastAsia="Aptos"/>
           <w:color w:val="000000"/>
           <w:sz w:val="24"/>
           <w:szCs w:val="24"/>
@@ -3423,7 +2992,6 @@
       </w:r>
       <w:r>
         <w:rPr>
-          <w:rFonts w:ascii="Aptos" w:hAnsi="Aptos" w:cs="Aptos" w:eastAsia="Aptos"/>
           <w:color w:val="000000"/>
           <w:sz w:val="24"/>
           <w:szCs w:val="24"/>
@@ -3432,7 +3000,6 @@
       </w:r>
       <w:r>
         <w:rPr>
-          <w:rFonts w:ascii="Aptos" w:hAnsi="Aptos" w:cs="Aptos" w:eastAsia="Aptos"/>
           <w:color w:val="000000"/>
           <w:sz w:val="24"/>
           <w:szCs w:val="24"/>
@@ -3441,7 +3008,6 @@
       </w:r>
       <w:r>
         <w:rPr>
-          <w:rFonts w:ascii="Aptos" w:hAnsi="Aptos" w:cs="Aptos" w:eastAsia="Aptos"/>
           <w:color w:val="000000"/>
           <w:sz w:val="24"/>
           <w:szCs w:val="24"/>
@@ -3450,7 +3016,6 @@
       </w:r>
       <w:r>
         <w:rPr>
-          <w:rFonts w:ascii="Aptos" w:hAnsi="Aptos" w:cs="Aptos" w:eastAsia="Aptos"/>
           <w:color w:val="000000"/>
           <w:sz w:val="24"/>
           <w:szCs w:val="24"/>
@@ -3459,7 +3024,6 @@
       </w:r>
       <w:r>
         <w:rPr>
-          <w:rFonts w:ascii="Aptos" w:hAnsi="Aptos" w:cs="Aptos" w:eastAsia="Aptos"/>
           <w:color w:val="000000"/>
           <w:sz w:val="24"/>
           <w:szCs w:val="24"/>
@@ -3468,7 +3032,6 @@
       </w:r>
       <w:r>
         <w:rPr>
-          <w:rFonts w:ascii="Aptos" w:hAnsi="Aptos" w:cs="Aptos" w:eastAsia="Aptos"/>
           <w:color w:val="000000"/>
           <w:sz w:val="24"/>
           <w:szCs w:val="24"/>
@@ -3477,7 +3040,6 @@
       </w:r>
       <w:r>
         <w:rPr>
-          <w:rFonts w:ascii="Aptos" w:hAnsi="Aptos" w:cs="Aptos" w:eastAsia="Aptos"/>
           <w:color w:val="000000"/>
           <w:sz w:val="24"/>
           <w:szCs w:val="24"/>
@@ -3486,7 +3048,6 @@
       </w:r>
       <w:r>
         <w:rPr>
-          <w:rFonts w:ascii="Aptos" w:hAnsi="Aptos" w:cs="Aptos" w:eastAsia="Aptos"/>
           <w:color w:val="000000"/>
           <w:sz w:val="24"/>
           <w:szCs w:val="24"/>
@@ -3495,7 +3056,6 @@
       </w:r>
       <w:r>
         <w:rPr>
-          <w:rFonts w:ascii="Aptos" w:hAnsi="Aptos" w:cs="Aptos" w:eastAsia="Aptos"/>
           <w:color w:val="000000"/>
           <w:sz w:val="24"/>
           <w:szCs w:val="24"/>
@@ -3504,7 +3064,6 @@
       </w:r>
       <w:r>
         <w:rPr>
-          <w:rFonts w:ascii="Aptos" w:hAnsi="Aptos" w:cs="Aptos" w:eastAsia="Aptos"/>
           <w:color w:val="000000"/>
           <w:sz w:val="24"/>
           <w:szCs w:val="24"/>
@@ -3513,7 +3072,6 @@
       </w:r>
       <w:r>
         <w:rPr>
-          <w:rFonts w:ascii="Aptos" w:hAnsi="Aptos" w:cs="Aptos" w:eastAsia="Aptos"/>
           <w:color w:val="000000"/>
           <w:sz w:val="24"/>
           <w:szCs w:val="24"/>
@@ -3522,7 +3080,6 @@
       </w:r>
       <w:r>
         <w:rPr>
-          <w:rFonts w:ascii="Aptos" w:hAnsi="Aptos" w:cs="Aptos" w:eastAsia="Aptos"/>
           <w:color w:val="000000"/>
           <w:sz w:val="24"/>
           <w:szCs w:val="24"/>
@@ -3531,7 +3088,6 @@
       </w:r>
       <w:r>
         <w:rPr>
-          <w:rFonts w:ascii="Aptos" w:hAnsi="Aptos" w:cs="Aptos" w:eastAsia="Aptos"/>
           <w:color w:val="000000"/>
           <w:sz w:val="24"/>
           <w:szCs w:val="24"/>
@@ -3540,7 +3096,6 @@
       </w:r>
       <w:r>
         <w:rPr>
-          <w:rFonts w:ascii="Aptos" w:hAnsi="Aptos" w:cs="Aptos" w:eastAsia="Aptos"/>
           <w:color w:val="000000"/>
           <w:sz w:val="24"/>
           <w:szCs w:val="24"/>
@@ -3549,7 +3104,6 @@
       </w:r>
       <w:r>
         <w:rPr>
-          <w:rFonts w:ascii="Aptos" w:hAnsi="Aptos" w:cs="Aptos" w:eastAsia="Aptos"/>
           <w:color w:val="000000"/>
           <w:sz w:val="24"/>
           <w:szCs w:val="24"/>
@@ -3558,7 +3112,6 @@
       </w:r>
       <w:r>
         <w:rPr>
-          <w:rFonts w:ascii="Aptos" w:hAnsi="Aptos" w:cs="Aptos" w:eastAsia="Aptos"/>
           <w:color w:val="000000"/>
           <w:sz w:val="24"/>
           <w:szCs w:val="24"/>
@@ -3567,7 +3120,6 @@
       </w:r>
       <w:r>
         <w:rPr>
-          <w:rFonts w:ascii="Aptos" w:hAnsi="Aptos" w:cs="Aptos" w:eastAsia="Aptos"/>
           <w:color w:val="000000"/>
           <w:sz w:val="24"/>
           <w:szCs w:val="24"/>
@@ -3587,7 +3139,6 @@
       </w:pPr>
       <w:r>
         <w:rPr>
-          <w:rFonts w:ascii="Aptos" w:hAnsi="Aptos" w:cs="Aptos" w:eastAsia="Aptos"/>
           <w:b/>
           <w:bCs/>
           <w:color w:val="000000"/>
@@ -3598,7 +3149,6 @@
       </w:r>
       <w:r>
         <w:rPr>
-          <w:rFonts w:ascii="Aptos" w:hAnsi="Aptos" w:cs="Aptos" w:eastAsia="Aptos"/>
           <w:b/>
           <w:bCs/>
           <w:color w:val="000000"/>
@@ -3609,7 +3159,6 @@
       </w:r>
       <w:r>
         <w:rPr>
-          <w:rFonts w:ascii="Aptos" w:hAnsi="Aptos" w:cs="Aptos" w:eastAsia="Aptos"/>
           <w:b/>
           <w:bCs/>
           <w:color w:val="000000"/>
@@ -3620,7 +3169,6 @@
       </w:r>
       <w:r>
         <w:rPr>
-          <w:rFonts w:ascii="Aptos" w:hAnsi="Aptos" w:cs="Aptos" w:eastAsia="Aptos"/>
           <w:b/>
           <w:bCs/>
           <w:color w:val="000000"/>
@@ -3631,7 +3179,6 @@
       </w:r>
       <w:r>
         <w:rPr>
-          <w:rFonts w:ascii="Aptos" w:hAnsi="Aptos" w:cs="Aptos" w:eastAsia="Aptos"/>
           <w:b/>
           <w:bCs/>
           <w:color w:val="000000"/>
@@ -3642,7 +3189,6 @@
       </w:r>
       <w:r>
         <w:rPr>
-          <w:rFonts w:ascii="Aptos" w:hAnsi="Aptos" w:cs="Aptos" w:eastAsia="Aptos"/>
           <w:color w:val="000000"/>
           <w:sz w:val="24"/>
           <w:szCs w:val="24"/>
@@ -3651,7 +3197,6 @@
       </w:r>
       <w:r>
         <w:rPr>
-          <w:rFonts w:ascii="Aptos" w:hAnsi="Aptos" w:cs="Aptos" w:eastAsia="Aptos"/>
           <w:color w:val="000000"/>
           <w:sz w:val="24"/>
           <w:szCs w:val="24"/>
@@ -3660,7 +3205,6 @@
       </w:r>
       <w:r>
         <w:rPr>
-          <w:rFonts w:ascii="Aptos" w:hAnsi="Aptos" w:cs="Aptos" w:eastAsia="Aptos"/>
           <w:color w:val="000000"/>
           <w:sz w:val="24"/>
           <w:szCs w:val="24"/>
@@ -3669,7 +3213,6 @@
       </w:r>
       <w:r>
         <w:rPr>
-          <w:rFonts w:ascii="Aptos" w:hAnsi="Aptos" w:cs="Aptos" w:eastAsia="Aptos"/>
           <w:color w:val="000000"/>
           <w:sz w:val="24"/>
           <w:szCs w:val="24"/>
@@ -3678,7 +3221,6 @@
       </w:r>
       <w:r>
         <w:rPr>
-          <w:rFonts w:ascii="Aptos" w:hAnsi="Aptos" w:cs="Aptos" w:eastAsia="Aptos"/>
           <w:color w:val="000000"/>
           <w:sz w:val="24"/>
           <w:szCs w:val="24"/>
@@ -3687,7 +3229,6 @@
       </w:r>
       <w:r>
         <w:rPr>
-          <w:rFonts w:ascii="Aptos" w:hAnsi="Aptos" w:cs="Aptos" w:eastAsia="Aptos"/>
           <w:color w:val="000000"/>
           <w:sz w:val="24"/>
           <w:szCs w:val="24"/>
@@ -3696,7 +3237,6 @@
       </w:r>
       <w:r>
         <w:rPr>
-          <w:rFonts w:ascii="Aptos" w:hAnsi="Aptos" w:cs="Aptos" w:eastAsia="Aptos"/>
           <w:color w:val="000000"/>
           <w:sz w:val="24"/>
           <w:szCs w:val="24"/>
@@ -3705,7 +3245,6 @@
       </w:r>
       <w:r>
         <w:rPr>
-          <w:rFonts w:ascii="Aptos" w:hAnsi="Aptos" w:cs="Aptos" w:eastAsia="Aptos"/>
           <w:color w:val="000000"/>
           <w:sz w:val="24"/>
           <w:szCs w:val="24"/>
@@ -3714,7 +3253,6 @@
       </w:r>
       <w:r>
         <w:rPr>
-          <w:rFonts w:ascii="Aptos" w:hAnsi="Aptos" w:cs="Aptos" w:eastAsia="Aptos"/>
           <w:color w:val="000000"/>
           <w:sz w:val="24"/>
           <w:szCs w:val="24"/>
@@ -3723,7 +3261,6 @@
       </w:r>
       <w:r>
         <w:rPr>
-          <w:rFonts w:ascii="Aptos" w:hAnsi="Aptos" w:cs="Aptos" w:eastAsia="Aptos"/>
           <w:color w:val="000000"/>
           <w:sz w:val="24"/>
           <w:szCs w:val="24"/>
@@ -3732,7 +3269,6 @@
       </w:r>
       <w:r>
         <w:rPr>
-          <w:rFonts w:ascii="Aptos" w:hAnsi="Aptos" w:cs="Aptos" w:eastAsia="Aptos"/>
           <w:color w:val="000000"/>
           <w:sz w:val="24"/>
           <w:szCs w:val="24"/>
@@ -3752,18 +3288,17 @@
       </w:pPr>
       <w:r>
         <w:rPr>
-          <w:rFonts w:ascii="Aptos" w:hAnsi="Aptos" w:cs="Aptos" w:eastAsia="Aptos"/>
           <w:b/>
           <w:bCs/>
           <w:color w:val="000000"/>
           <w:sz w:val="24"/>
           <w:szCs w:val="24"/>
         </w:rPr>
+        <w:lastRenderedPageBreak/>
         <w:t xml:space="preserve">Goal </w:t>
       </w:r>
       <w:r>
         <w:rPr>
-          <w:rFonts w:ascii="Aptos" w:hAnsi="Aptos" w:cs="Aptos" w:eastAsia="Aptos"/>
           <w:b/>
           <w:bCs/>
           <w:color w:val="000000"/>
@@ -3774,7 +3309,6 @@
       </w:r>
       <w:r>
         <w:rPr>
-          <w:rFonts w:ascii="Aptos" w:hAnsi="Aptos" w:cs="Aptos" w:eastAsia="Aptos"/>
           <w:b/>
           <w:bCs/>
           <w:color w:val="000000"/>
@@ -3785,7 +3319,6 @@
       </w:r>
       <w:r>
         <w:rPr>
-          <w:rFonts w:ascii="Aptos" w:hAnsi="Aptos" w:cs="Aptos" w:eastAsia="Aptos"/>
           <w:color w:val="000000"/>
           <w:sz w:val="24"/>
           <w:szCs w:val="24"/>
@@ -3794,7 +3327,6 @@
       </w:r>
       <w:r>
         <w:rPr>
-          <w:rFonts w:ascii="Aptos" w:hAnsi="Aptos" w:cs="Aptos" w:eastAsia="Aptos"/>
           <w:color w:val="000000"/>
           <w:sz w:val="24"/>
           <w:szCs w:val="24"/>
@@ -3803,7 +3335,6 @@
       </w:r>
       <w:r>
         <w:rPr>
-          <w:rFonts w:ascii="Aptos" w:hAnsi="Aptos" w:cs="Aptos" w:eastAsia="Aptos"/>
           <w:color w:val="000000"/>
           <w:sz w:val="24"/>
           <w:szCs w:val="24"/>
@@ -3812,7 +3343,6 @@
       </w:r>
       <w:r>
         <w:rPr>
-          <w:rFonts w:ascii="Aptos" w:hAnsi="Aptos" w:cs="Aptos" w:eastAsia="Aptos"/>
           <w:color w:val="000000"/>
           <w:sz w:val="24"/>
           <w:szCs w:val="24"/>
@@ -3821,7 +3351,6 @@
       </w:r>
       <w:r>
         <w:rPr>
-          <w:rFonts w:ascii="Aptos" w:hAnsi="Aptos" w:cs="Aptos" w:eastAsia="Aptos"/>
           <w:color w:val="000000"/>
           <w:sz w:val="24"/>
           <w:szCs w:val="24"/>
@@ -3830,7 +3359,6 @@
       </w:r>
       <w:r>
         <w:rPr>
-          <w:rFonts w:ascii="Aptos" w:hAnsi="Aptos" w:cs="Aptos" w:eastAsia="Aptos"/>
           <w:color w:val="000000"/>
           <w:sz w:val="24"/>
           <w:szCs w:val="24"/>
@@ -3850,7 +3378,6 @@
       </w:pPr>
       <w:r>
         <w:rPr>
-          <w:rFonts w:ascii="Aptos" w:hAnsi="Aptos" w:cs="Aptos" w:eastAsia="Aptos"/>
           <w:b/>
           <w:bCs/>
           <w:color w:val="000000"/>
@@ -3861,7 +3388,6 @@
       </w:r>
       <w:r>
         <w:rPr>
-          <w:rFonts w:ascii="Aptos" w:hAnsi="Aptos" w:cs="Aptos" w:eastAsia="Aptos"/>
           <w:b/>
           <w:bCs/>
           <w:color w:val="000000"/>
@@ -3872,7 +3398,6 @@
       </w:r>
       <w:r>
         <w:rPr>
-          <w:rFonts w:ascii="Aptos" w:hAnsi="Aptos" w:cs="Aptos" w:eastAsia="Aptos"/>
           <w:b/>
           <w:bCs/>
           <w:color w:val="000000"/>
@@ -3883,7 +3408,6 @@
       </w:r>
       <w:r>
         <w:rPr>
-          <w:rFonts w:ascii="Aptos" w:hAnsi="Aptos" w:cs="Aptos" w:eastAsia="Aptos"/>
           <w:color w:val="000000"/>
           <w:sz w:val="24"/>
           <w:szCs w:val="24"/>
@@ -3892,7 +3416,6 @@
       </w:r>
       <w:r>
         <w:rPr>
-          <w:rFonts w:ascii="Aptos" w:hAnsi="Aptos" w:cs="Aptos" w:eastAsia="Aptos"/>
           <w:color w:val="000000"/>
           <w:sz w:val="24"/>
           <w:szCs w:val="24"/>
@@ -3901,7 +3424,6 @@
       </w:r>
       <w:r>
         <w:rPr>
-          <w:rFonts w:ascii="Aptos" w:hAnsi="Aptos" w:cs="Aptos" w:eastAsia="Aptos"/>
           <w:color w:val="000000"/>
           <w:sz w:val="24"/>
           <w:szCs w:val="24"/>
@@ -3910,7 +3432,6 @@
       </w:r>
       <w:r>
         <w:rPr>
-          <w:rFonts w:ascii="Aptos" w:hAnsi="Aptos" w:cs="Aptos" w:eastAsia="Aptos"/>
           <w:color w:val="000000"/>
           <w:sz w:val="24"/>
           <w:szCs w:val="24"/>
@@ -3930,19 +3451,496 @@
       </w:pPr>
       <w:r>
         <w:rPr>
-          <w:rFonts w:ascii="Aptos" w:hAnsi="Aptos" w:cs="Aptos" w:eastAsia="Aptos"/>
           <w:b/>
           <w:bCs/>
           <w:color w:val="000000"/>
           <w:sz w:val="24"/>
           <w:szCs w:val="24"/>
         </w:rPr>
+        <w:t xml:space="preserve">Possible </w:t>
+      </w:r>
+      <w:r>
+        <w:rPr>
+          <w:b/>
+          <w:bCs/>
+          <w:color w:val="000000"/>
+          <w:sz w:val="24"/>
+          <w:szCs w:val="24"/>
+        </w:rPr>
+        <w:t>q</w:t>
+      </w:r>
+      <w:r>
+        <w:rPr>
+          <w:b/>
+          <w:bCs/>
+          <w:color w:val="000000"/>
+          <w:sz w:val="24"/>
+          <w:szCs w:val="24"/>
+        </w:rPr>
+        <w:t xml:space="preserve">uotes </w:t>
+      </w:r>
+      <w:r>
+        <w:rPr>
+          <w:b/>
+          <w:bCs/>
+          <w:color w:val="000000"/>
+          <w:sz w:val="24"/>
+          <w:szCs w:val="24"/>
+        </w:rPr>
+        <w:t>2</w:t>
+      </w:r>
+      <w:r>
+        <w:rPr>
+          <w:b/>
+          <w:bCs/>
+          <w:color w:val="000000"/>
+          <w:sz w:val="24"/>
+          <w:szCs w:val="24"/>
+        </w:rPr>
+        <w:t>:</w:t>
+      </w:r>
+      <w:r>
+        <w:rPr>
+          <w:color w:val="000000"/>
+          <w:sz w:val="24"/>
+          <w:szCs w:val="24"/>
+        </w:rPr>
+        <w:t xml:space="preserve"> “I spoke to Rufus</w:t>
+      </w:r>
+      <w:r>
+        <w:rPr>
+          <w:color w:val="000000"/>
+          <w:sz w:val="24"/>
+          <w:szCs w:val="24"/>
+        </w:rPr>
+        <w:t>,</w:t>
+      </w:r>
+      <w:r>
+        <w:rPr>
+          <w:color w:val="000000"/>
+          <w:sz w:val="24"/>
+          <w:szCs w:val="24"/>
+        </w:rPr>
+        <w:t xml:space="preserve"> and he mentioned the phases of healing. I </w:t>
+      </w:r>
+      <w:r>
+        <w:rPr>
+          <w:color w:val="000000"/>
+          <w:sz w:val="24"/>
+          <w:szCs w:val="24"/>
+        </w:rPr>
+        <w:t>am</w:t>
+      </w:r>
+      <w:r>
+        <w:rPr>
+          <w:color w:val="000000"/>
+          <w:sz w:val="24"/>
+          <w:szCs w:val="24"/>
+        </w:rPr>
+        <w:t xml:space="preserve"> trying to get Emily back and confident. Can you explain it better? He used a bunch of medical terminology.” You can also ask them to explain it in relation to an elbow dislocation. “What will I see when tissue is reforming?” “How will I be able to tell she is ready</w:t>
+      </w:r>
+      <w:r>
+        <w:rPr>
+          <w:color w:val="000000"/>
+          <w:sz w:val="24"/>
+          <w:szCs w:val="24"/>
+        </w:rPr>
+        <w:t>,</w:t>
+      </w:r>
+      <w:r>
+        <w:rPr>
+          <w:color w:val="000000"/>
+          <w:sz w:val="24"/>
+          <w:szCs w:val="24"/>
+        </w:rPr>
+        <w:t xml:space="preserve"> based on the phases?” “And can someone explain what Rufus the </w:t>
+      </w:r>
+      <w:r>
+        <w:rPr>
+          <w:color w:val="000000"/>
+          <w:sz w:val="24"/>
+          <w:szCs w:val="24"/>
+        </w:rPr>
+        <w:t>D</w:t>
+      </w:r>
+      <w:r>
+        <w:rPr>
+          <w:color w:val="000000"/>
+          <w:sz w:val="24"/>
+          <w:szCs w:val="24"/>
+        </w:rPr>
+        <w:t>ufus</w:t>
+      </w:r>
+      <w:r>
+        <w:rPr>
+          <w:color w:val="000000"/>
+          <w:sz w:val="24"/>
+          <w:szCs w:val="24"/>
+        </w:rPr>
+        <w:t xml:space="preserve"> </w:t>
+      </w:r>
+      <w:r>
+        <w:rPr>
+          <w:color w:val="000000"/>
+          <w:sz w:val="24"/>
+          <w:szCs w:val="24"/>
+        </w:rPr>
+        <w:t>(</w:t>
+      </w:r>
+      <w:r>
+        <w:rPr>
+          <w:color w:val="000000"/>
+          <w:sz w:val="24"/>
+          <w:szCs w:val="24"/>
+        </w:rPr>
+        <w:t>that is your nickname for him) was talking about with the phases of healing?”</w:t>
+      </w:r>
+    </w:p>
+    <w:p>
+      <w:pPr>
+        <w:spacing w:after="0" w:line="480" w:lineRule="auto"/>
+        <w:rPr>
+          <w:rFonts w:ascii="Times New Roman" w:hAnsi="Times New Roman" w:cs="Times New Roman"/>
+          <w:color w:val="000000"/>
+          <w:sz w:val="24"/>
+          <w:szCs w:val="24"/>
+        </w:rPr>
+      </w:pPr>
+      <w:r>
+        <w:rPr>
+          <w:b/>
+          <w:bCs/>
+          <w:color w:val="000000"/>
+          <w:sz w:val="24"/>
+          <w:szCs w:val="24"/>
+        </w:rPr>
+        <w:t xml:space="preserve">Goal </w:t>
+      </w:r>
+      <w:r>
+        <w:rPr>
+          <w:b/>
+          <w:bCs/>
+          <w:color w:val="000000"/>
+          <w:sz w:val="24"/>
+          <w:szCs w:val="24"/>
+        </w:rPr>
+        <w:t>3</w:t>
+      </w:r>
+      <w:r>
+        <w:rPr>
+          <w:b/>
+          <w:bCs/>
+          <w:color w:val="000000"/>
+          <w:sz w:val="24"/>
+          <w:szCs w:val="24"/>
+        </w:rPr>
+        <w:t>:</w:t>
+      </w:r>
+      <w:r>
+        <w:rPr>
+          <w:color w:val="000000"/>
+          <w:sz w:val="24"/>
+          <w:szCs w:val="24"/>
+        </w:rPr>
+        <w:t xml:space="preserve"> You are mostly clear that you want to be more involved in making decisions about when, to what extent, and how much Emily is ready to do.</w:t>
+      </w:r>
+      <w:r>
+        <w:rPr>
+          <w:color w:val="000000"/>
+          <w:sz w:val="24"/>
+          <w:szCs w:val="24"/>
+        </w:rPr>
+        <w:t xml:space="preserve"> </w:t>
+      </w:r>
+      <w:r>
+        <w:rPr>
+          <w:color w:val="000000"/>
+          <w:sz w:val="24"/>
+          <w:szCs w:val="24"/>
+        </w:rPr>
+        <w:t xml:space="preserve">You are an experienced coach, </w:t>
+      </w:r>
+      <w:r>
+        <w:rPr>
+          <w:color w:val="000000"/>
+          <w:sz w:val="24"/>
+          <w:szCs w:val="24"/>
+        </w:rPr>
+        <w:t xml:space="preserve">having </w:t>
+      </w:r>
+      <w:r>
+        <w:rPr>
+          <w:color w:val="000000"/>
+          <w:sz w:val="24"/>
+          <w:szCs w:val="24"/>
+        </w:rPr>
+        <w:t xml:space="preserve">previously </w:t>
+      </w:r>
+      <w:r>
+        <w:rPr>
+          <w:color w:val="000000"/>
+          <w:sz w:val="24"/>
+          <w:szCs w:val="24"/>
+        </w:rPr>
+        <w:t xml:space="preserve">coached </w:t>
+      </w:r>
+      <w:r>
+        <w:rPr>
+          <w:color w:val="000000"/>
+          <w:sz w:val="24"/>
+          <w:szCs w:val="24"/>
+        </w:rPr>
+        <w:t>two</w:t>
+      </w:r>
+      <w:r>
+        <w:rPr>
+          <w:color w:val="000000"/>
+          <w:sz w:val="24"/>
+          <w:szCs w:val="24"/>
+        </w:rPr>
+        <w:t xml:space="preserve"> athletes </w:t>
+      </w:r>
+      <w:r>
+        <w:rPr>
+          <w:color w:val="000000"/>
+          <w:sz w:val="24"/>
+          <w:szCs w:val="24"/>
+        </w:rPr>
+        <w:t xml:space="preserve">who </w:t>
+      </w:r>
+      <w:r>
+        <w:rPr>
+          <w:color w:val="000000"/>
+          <w:sz w:val="24"/>
+          <w:szCs w:val="24"/>
+        </w:rPr>
+        <w:t>went to the Olympics.</w:t>
+      </w:r>
+      <w:r>
+        <w:rPr>
+          <w:color w:val="000000"/>
+          <w:sz w:val="24"/>
+          <w:szCs w:val="24"/>
+        </w:rPr>
+        <w:t xml:space="preserve"> </w:t>
+      </w:r>
+      <w:r>
+        <w:rPr>
+          <w:color w:val="000000"/>
+          <w:sz w:val="24"/>
+          <w:szCs w:val="24"/>
+        </w:rPr>
+        <w:t xml:space="preserve">You do not really see any problem with you making this decision for your athletes. In the past, it was a discussion between the coach and </w:t>
+      </w:r>
+      <w:r>
+        <w:rPr>
+          <w:color w:val="000000"/>
+          <w:sz w:val="24"/>
+          <w:szCs w:val="24"/>
+        </w:rPr>
+        <w:t xml:space="preserve">the </w:t>
+      </w:r>
+      <w:r>
+        <w:rPr>
+          <w:color w:val="000000"/>
+          <w:sz w:val="24"/>
+          <w:szCs w:val="24"/>
+        </w:rPr>
+        <w:t>athlete.</w:t>
+      </w:r>
+    </w:p>
+    <w:p>
+      <w:pPr>
+        <w:spacing w:after="0" w:line="480" w:lineRule="auto"/>
+        <w:rPr>
+          <w:rFonts w:ascii="Times New Roman" w:hAnsi="Times New Roman" w:cs="Times New Roman"/>
+          <w:color w:val="000000"/>
+          <w:sz w:val="24"/>
+          <w:szCs w:val="24"/>
+        </w:rPr>
+      </w:pPr>
+      <w:r>
+        <w:rPr>
+          <w:b/>
+          <w:bCs/>
+          <w:color w:val="000000"/>
+          <w:sz w:val="24"/>
+          <w:szCs w:val="24"/>
+        </w:rPr>
+        <w:t xml:space="preserve">Problem </w:t>
+      </w:r>
+      <w:r>
+        <w:rPr>
+          <w:b/>
+          <w:bCs/>
+          <w:color w:val="000000"/>
+          <w:sz w:val="24"/>
+          <w:szCs w:val="24"/>
+        </w:rPr>
+        <w:t>3</w:t>
+      </w:r>
+      <w:r>
+        <w:rPr>
+          <w:b/>
+          <w:bCs/>
+          <w:color w:val="000000"/>
+          <w:sz w:val="24"/>
+          <w:szCs w:val="24"/>
+        </w:rPr>
+        <w:t>:</w:t>
+      </w:r>
+      <w:r>
+        <w:rPr>
+          <w:color w:val="000000"/>
+          <w:sz w:val="24"/>
+          <w:szCs w:val="24"/>
+        </w:rPr>
+        <w:t xml:space="preserve"> If the </w:t>
+      </w:r>
+      <w:r>
+        <w:rPr>
+          <w:color w:val="000000"/>
+          <w:sz w:val="24"/>
+          <w:szCs w:val="24"/>
+        </w:rPr>
+        <w:t>HCP</w:t>
+      </w:r>
+      <w:r>
+        <w:rPr>
+          <w:color w:val="000000"/>
+          <w:sz w:val="24"/>
+          <w:szCs w:val="24"/>
+        </w:rPr>
+        <w:t>s will not get Emily ready, you will.</w:t>
+      </w:r>
+      <w:r>
+        <w:rPr>
+          <w:color w:val="000000"/>
+          <w:sz w:val="24"/>
+          <w:szCs w:val="24"/>
+        </w:rPr>
+        <w:t xml:space="preserve"> </w:t>
+      </w:r>
+      <w:r>
+        <w:rPr>
+          <w:color w:val="000000"/>
+          <w:sz w:val="24"/>
+          <w:szCs w:val="24"/>
+        </w:rPr>
+        <w:t>You have been a coach for years and are confident you can do it.</w:t>
+      </w:r>
+      <w:r>
+        <w:rPr>
+          <w:color w:val="000000"/>
+          <w:sz w:val="24"/>
+          <w:szCs w:val="24"/>
+        </w:rPr>
+        <w:t xml:space="preserve"> </w:t>
+      </w:r>
+      <w:r>
+        <w:rPr>
+          <w:color w:val="000000"/>
+          <w:sz w:val="24"/>
+          <w:szCs w:val="24"/>
+        </w:rPr>
+        <w:t xml:space="preserve">You want to be </w:t>
+      </w:r>
+      <w:r>
+        <w:rPr>
+          <w:color w:val="000000"/>
+          <w:sz w:val="24"/>
+          <w:szCs w:val="24"/>
+        </w:rPr>
+        <w:t>more</w:t>
+      </w:r>
+      <w:r>
+        <w:rPr>
+          <w:color w:val="000000"/>
+          <w:sz w:val="24"/>
+          <w:szCs w:val="24"/>
+        </w:rPr>
+        <w:t xml:space="preserve"> </w:t>
+      </w:r>
+      <w:r>
+        <w:rPr>
+          <w:color w:val="000000"/>
+          <w:sz w:val="24"/>
+          <w:szCs w:val="24"/>
+        </w:rPr>
+        <w:t xml:space="preserve">involved in her care and make the decision for Emily. Your ultimate goal is to push Emily to be ready for the Olympic </w:t>
+      </w:r>
+      <w:r>
+        <w:rPr>
+          <w:color w:val="000000"/>
+          <w:sz w:val="24"/>
+          <w:szCs w:val="24"/>
+        </w:rPr>
+        <w:t>T</w:t>
+      </w:r>
+      <w:r>
+        <w:rPr>
+          <w:color w:val="000000"/>
+          <w:sz w:val="24"/>
+          <w:szCs w:val="24"/>
+        </w:rPr>
+        <w:t>rials, if possible. You don’t think anyone will do it quickly enough</w:t>
+      </w:r>
+      <w:r>
+        <w:rPr>
+          <w:color w:val="000000"/>
+          <w:sz w:val="24"/>
+          <w:szCs w:val="24"/>
+        </w:rPr>
+        <w:t>,</w:t>
+      </w:r>
+      <w:r>
+        <w:rPr>
+          <w:color w:val="000000"/>
+          <w:sz w:val="24"/>
+          <w:szCs w:val="24"/>
+        </w:rPr>
+        <w:t xml:space="preserve"> and this is Emily’s shot. You want to do it like the “old days” when the coach decided what an athlete </w:t>
+      </w:r>
+      <w:r>
+        <w:rPr>
+          <w:color w:val="000000"/>
+          <w:sz w:val="24"/>
+          <w:szCs w:val="24"/>
+        </w:rPr>
+        <w:t>could</w:t>
+      </w:r>
+      <w:r>
+        <w:rPr>
+          <w:color w:val="000000"/>
+          <w:sz w:val="24"/>
+          <w:szCs w:val="24"/>
+        </w:rPr>
+        <w:t xml:space="preserve"> do.</w:t>
+      </w:r>
+    </w:p>
+    <w:p>
+      <w:pPr>
+        <w:spacing w:after="0" w:line="480" w:lineRule="auto"/>
+        <w:rPr>
+          <w:rFonts w:ascii="Times New Roman" w:hAnsi="Times New Roman" w:cs="Times New Roman"/>
+          <w:color w:val="000000"/>
+          <w:sz w:val="24"/>
+          <w:szCs w:val="24"/>
+        </w:rPr>
+      </w:pPr>
+      <w:r>
+        <w:rPr>
+          <w:b/>
+          <w:bCs/>
+          <w:color w:val="000000"/>
+          <w:sz w:val="24"/>
+          <w:szCs w:val="24"/>
+        </w:rPr>
         <w:lastRenderedPageBreak/>
         <w:t xml:space="preserve">Possible </w:t>
       </w:r>
       <w:r>
         <w:rPr>
-          <w:rFonts w:ascii="Aptos" w:hAnsi="Aptos" w:cs="Aptos" w:eastAsia="Aptos"/>
           <w:b/>
           <w:bCs/>
           <w:color w:val="000000"/>
@@ -3953,7 +3951,6 @@
       </w:r>
       <w:r>
         <w:rPr>
-          <w:rFonts w:ascii="Aptos" w:hAnsi="Aptos" w:cs="Aptos" w:eastAsia="Aptos"/>
           <w:b/>
           <w:bCs/>
           <w:color w:val="000000"/>
@@ -3964,18 +3961,16 @@
       </w:r>
       <w:r>
         <w:rPr>
-          <w:rFonts w:ascii="Aptos" w:hAnsi="Aptos" w:cs="Aptos" w:eastAsia="Aptos"/>
           <w:b/>
           <w:bCs/>
           <w:color w:val="000000"/>
           <w:sz w:val="24"/>
           <w:szCs w:val="24"/>
         </w:rPr>
-        <w:t>2</w:t>
-      </w:r>
-      <w:r>
-        <w:rPr>
-          <w:rFonts w:ascii="Aptos" w:hAnsi="Aptos" w:cs="Aptos" w:eastAsia="Aptos"/>
+        <w:t>3</w:t>
+      </w:r>
+      <w:r>
+        <w:rPr>
           <w:b/>
           <w:bCs/>
           <w:color w:val="000000"/>
@@ -3986,16 +3981,30 @@
       </w:r>
       <w:r>
         <w:rPr>
-          <w:rFonts w:ascii="Aptos" w:hAnsi="Aptos" w:cs="Aptos" w:eastAsia="Aptos"/>
-          <w:color w:val="000000"/>
-          <w:sz w:val="24"/>
-          <w:szCs w:val="24"/>
-        </w:rPr>
-        <w:t xml:space="preserve"> “I spoke to Rufus</w:t>
-      </w:r>
-      <w:r>
-        <w:rPr>
-          <w:rFonts w:ascii="Aptos" w:hAnsi="Aptos" w:cs="Aptos" w:eastAsia="Aptos"/>
+          <w:color w:val="000000"/>
+          <w:sz w:val="24"/>
+          <w:szCs w:val="24"/>
+        </w:rPr>
+        <w:t xml:space="preserve"> “There was no fracture.” “Emily is a high</w:t>
+      </w:r>
+      <w:r>
+        <w:rPr>
+          <w:color w:val="000000"/>
+          <w:sz w:val="24"/>
+          <w:szCs w:val="24"/>
+        </w:rPr>
+        <w:t>-</w:t>
+      </w:r>
+      <w:r>
+        <w:rPr>
+          <w:color w:val="000000"/>
+          <w:sz w:val="24"/>
+          <w:szCs w:val="24"/>
+        </w:rPr>
+        <w:t>level competitor and plans to qualify for the Olympics. She can move her arm</w:t>
+      </w:r>
+      <w:r>
+        <w:rPr>
           <w:color w:val="000000"/>
           <w:sz w:val="24"/>
           <w:szCs w:val="24"/>
@@ -4004,93 +4013,75 @@
       </w:r>
       <w:r>
         <w:rPr>
-          <w:rFonts w:ascii="Aptos" w:hAnsi="Aptos" w:cs="Aptos" w:eastAsia="Aptos"/>
-          <w:color w:val="000000"/>
-          <w:sz w:val="24"/>
-          <w:szCs w:val="24"/>
-        </w:rPr>
-        <w:t xml:space="preserve"> and he mentioned the phases of healing. I </w:t>
-      </w:r>
-      <w:r>
-        <w:rPr>
-          <w:rFonts w:ascii="Aptos" w:hAnsi="Aptos" w:cs="Aptos" w:eastAsia="Aptos"/>
-          <w:color w:val="000000"/>
-          <w:sz w:val="24"/>
-          <w:szCs w:val="24"/>
-        </w:rPr>
-        <w:t>am</w:t>
-      </w:r>
-      <w:r>
-        <w:rPr>
-          <w:rFonts w:ascii="Aptos" w:hAnsi="Aptos" w:cs="Aptos" w:eastAsia="Aptos"/>
-          <w:color w:val="000000"/>
-          <w:sz w:val="24"/>
-          <w:szCs w:val="24"/>
-        </w:rPr>
-        <w:t xml:space="preserve"> trying to get Emily back and confident. Can you explain it better? He used a bunch of medical terminology.” You can also ask them to explain it in relation to an elbow dislocation. “What will I see when tissue is reforming?” “How will I be able to tell she is ready</w:t>
-      </w:r>
-      <w:r>
-        <w:rPr>
-          <w:rFonts w:ascii="Aptos" w:hAnsi="Aptos" w:cs="Aptos" w:eastAsia="Aptos"/>
-          <w:color w:val="000000"/>
-          <w:sz w:val="24"/>
-          <w:szCs w:val="24"/>
-        </w:rPr>
-        <w:t>,</w:t>
-      </w:r>
-      <w:r>
-        <w:rPr>
-          <w:rFonts w:ascii="Aptos" w:hAnsi="Aptos" w:cs="Aptos" w:eastAsia="Aptos"/>
-          <w:color w:val="000000"/>
-          <w:sz w:val="24"/>
-          <w:szCs w:val="24"/>
-        </w:rPr>
-        <w:t xml:space="preserve"> based on the phases?” “And can someone explain what Rufus the </w:t>
-      </w:r>
-      <w:r>
-        <w:rPr>
-          <w:rFonts w:ascii="Aptos" w:hAnsi="Aptos" w:cs="Aptos" w:eastAsia="Aptos"/>
-          <w:color w:val="000000"/>
-          <w:sz w:val="24"/>
-          <w:szCs w:val="24"/>
-        </w:rPr>
-        <w:t>D</w:t>
-      </w:r>
-      <w:r>
-        <w:rPr>
-          <w:rFonts w:ascii="Aptos" w:hAnsi="Aptos" w:cs="Aptos" w:eastAsia="Aptos"/>
-          <w:color w:val="000000"/>
-          <w:sz w:val="24"/>
-          <w:szCs w:val="24"/>
-        </w:rPr>
-        <w:t>ufus</w:t>
-      </w:r>
-      <w:r>
-        <w:rPr>
-          <w:rFonts w:ascii="Aptos" w:hAnsi="Aptos" w:cs="Aptos" w:eastAsia="Aptos"/>
-          <w:color w:val="000000"/>
-          <w:sz w:val="24"/>
-          <w:szCs w:val="24"/>
-        </w:rPr>
-        <w:t xml:space="preserve"> </w:t>
-      </w:r>
-      <w:r>
-        <w:rPr>
-          <w:rFonts w:ascii="Aptos" w:hAnsi="Aptos" w:cs="Aptos" w:eastAsia="Aptos"/>
-          <w:color w:val="000000"/>
-          <w:sz w:val="24"/>
-          <w:szCs w:val="24"/>
-        </w:rPr>
-        <w:t>(</w:t>
-      </w:r>
-      <w:r>
-        <w:rPr>
-          <w:rFonts w:ascii="Aptos" w:hAnsi="Aptos" w:cs="Aptos" w:eastAsia="Aptos"/>
-          <w:color w:val="000000"/>
-          <w:sz w:val="24"/>
-          <w:szCs w:val="24"/>
-        </w:rPr>
-        <w:t>that is your nickname for him) was talking about with the phases of healing?”</w:t>
+          <w:color w:val="000000"/>
+          <w:sz w:val="24"/>
+          <w:szCs w:val="24"/>
+        </w:rPr>
+        <w:t xml:space="preserve"> and Rufus said yesterday that Emily’s pain was </w:t>
+      </w:r>
+      <w:r>
+        <w:rPr>
+          <w:color w:val="000000"/>
+          <w:sz w:val="24"/>
+          <w:szCs w:val="24"/>
+        </w:rPr>
+        <w:t>6</w:t>
+      </w:r>
+      <w:r>
+        <w:rPr>
+          <w:color w:val="000000"/>
+          <w:sz w:val="24"/>
+          <w:szCs w:val="24"/>
+        </w:rPr>
+        <w:t>/</w:t>
+      </w:r>
+      <w:r>
+        <w:rPr>
+          <w:color w:val="000000"/>
+          <w:sz w:val="24"/>
+          <w:szCs w:val="24"/>
+        </w:rPr>
+        <w:t>10</w:t>
+      </w:r>
+      <w:r>
+        <w:rPr>
+          <w:color w:val="000000"/>
+          <w:sz w:val="24"/>
+          <w:szCs w:val="24"/>
+        </w:rPr>
+        <w:t xml:space="preserve">. In my day, we practiced with </w:t>
+      </w:r>
+      <w:r>
+        <w:rPr>
+          <w:color w:val="000000"/>
+          <w:sz w:val="24"/>
+          <w:szCs w:val="24"/>
+        </w:rPr>
+        <w:t>10</w:t>
+      </w:r>
+      <w:r>
+        <w:rPr>
+          <w:color w:val="000000"/>
+          <w:sz w:val="24"/>
+          <w:szCs w:val="24"/>
+        </w:rPr>
+        <w:t>/</w:t>
+      </w:r>
+      <w:r>
+        <w:rPr>
+          <w:color w:val="000000"/>
+          <w:sz w:val="24"/>
+          <w:szCs w:val="24"/>
+        </w:rPr>
+        <w:t>10</w:t>
+      </w:r>
+      <w:r>
+        <w:rPr>
+          <w:color w:val="000000"/>
+          <w:sz w:val="24"/>
+          <w:szCs w:val="24"/>
+        </w:rPr>
+        <w:t xml:space="preserve"> pain.”</w:t>
       </w:r>
     </w:p>
     <w:p>
@@ -4105,29 +4096,26 @@
       </w:pPr>
       <w:r>
         <w:rPr>
-          <w:rFonts w:ascii="Aptos" w:hAnsi="Aptos" w:cs="Aptos" w:eastAsia="Aptos"/>
           <w:b/>
           <w:bCs/>
           <w:color w:val="000000"/>
           <w:sz w:val="24"/>
           <w:szCs w:val="24"/>
         </w:rPr>
-        <w:t xml:space="preserve">Goal </w:t>
-      </w:r>
-      <w:r>
-        <w:rPr>
-          <w:rFonts w:ascii="Aptos" w:hAnsi="Aptos" w:cs="Aptos" w:eastAsia="Aptos"/>
+        <w:t xml:space="preserve">Problem </w:t>
+      </w:r>
+      <w:r>
+        <w:rPr>
           <w:b/>
           <w:bCs/>
           <w:color w:val="000000"/>
           <w:sz w:val="24"/>
           <w:szCs w:val="24"/>
         </w:rPr>
-        <w:t>3</w:t>
-      </w:r>
-      <w:r>
-        <w:rPr>
-          <w:rFonts w:ascii="Aptos" w:hAnsi="Aptos" w:cs="Aptos" w:eastAsia="Aptos"/>
+        <w:t>4</w:t>
+      </w:r>
+      <w:r>
+        <w:rPr>
           <w:b/>
           <w:bCs/>
           <w:color w:val="000000"/>
@@ -4138,16 +4126,22 @@
       </w:r>
       <w:r>
         <w:rPr>
-          <w:rFonts w:ascii="Aptos" w:hAnsi="Aptos" w:cs="Aptos" w:eastAsia="Aptos"/>
-          <w:color w:val="000000"/>
-          <w:sz w:val="24"/>
-          <w:szCs w:val="24"/>
-        </w:rPr>
-        <w:t xml:space="preserve"> You are mostly clear that you want to be more involved in making decisions about when, to what extent, and how much Emily is ready to do.</w:t>
-      </w:r>
-      <w:r>
-        <w:rPr>
-          <w:rFonts w:ascii="Aptos" w:hAnsi="Aptos" w:cs="Aptos" w:eastAsia="Aptos"/>
+          <w:color w:val="000000"/>
+          <w:sz w:val="24"/>
+          <w:szCs w:val="24"/>
+        </w:rPr>
+        <w:t xml:space="preserve"> If you know more about Emily, you believe you can </w:t>
+      </w:r>
+      <w:r>
+        <w:rPr>
+          <w:color w:val="000000"/>
+          <w:sz w:val="24"/>
+          <w:szCs w:val="24"/>
+        </w:rPr>
+        <w:t>help</w:t>
+      </w:r>
+      <w:r>
+        <w:rPr>
           <w:color w:val="000000"/>
           <w:sz w:val="24"/>
           <w:szCs w:val="24"/>
@@ -4156,79 +4150,30 @@
       </w:r>
       <w:r>
         <w:rPr>
-          <w:rFonts w:ascii="Aptos" w:hAnsi="Aptos" w:cs="Aptos" w:eastAsia="Aptos"/>
-          <w:color w:val="000000"/>
-          <w:sz w:val="24"/>
-          <w:szCs w:val="24"/>
-        </w:rPr>
-        <w:t xml:space="preserve">You are an experienced coach, </w:t>
-      </w:r>
-      <w:r>
-        <w:rPr>
-          <w:rFonts w:ascii="Aptos" w:hAnsi="Aptos" w:cs="Aptos" w:eastAsia="Aptos"/>
-          <w:color w:val="000000"/>
-          <w:sz w:val="24"/>
-          <w:szCs w:val="24"/>
-        </w:rPr>
-        <w:t xml:space="preserve">having </w:t>
-      </w:r>
-      <w:r>
-        <w:rPr>
-          <w:rFonts w:ascii="Aptos" w:hAnsi="Aptos" w:cs="Aptos" w:eastAsia="Aptos"/>
-          <w:color w:val="000000"/>
-          <w:sz w:val="24"/>
-          <w:szCs w:val="24"/>
-        </w:rPr>
-        <w:t xml:space="preserve">previously </w:t>
-      </w:r>
-      <w:r>
-        <w:rPr>
-          <w:rFonts w:ascii="Aptos" w:hAnsi="Aptos" w:cs="Aptos" w:eastAsia="Aptos"/>
-          <w:color w:val="000000"/>
-          <w:sz w:val="24"/>
-          <w:szCs w:val="24"/>
-        </w:rPr>
-        <w:t xml:space="preserve">coached </w:t>
-      </w:r>
-      <w:r>
-        <w:rPr>
-          <w:rFonts w:ascii="Aptos" w:hAnsi="Aptos" w:cs="Aptos" w:eastAsia="Aptos"/>
-          <w:color w:val="000000"/>
-          <w:sz w:val="24"/>
-          <w:szCs w:val="24"/>
-        </w:rPr>
-        <w:t>two</w:t>
-      </w:r>
-      <w:r>
-        <w:rPr>
-          <w:rFonts w:ascii="Aptos" w:hAnsi="Aptos" w:cs="Aptos" w:eastAsia="Aptos"/>
-          <w:color w:val="000000"/>
-          <w:sz w:val="24"/>
-          <w:szCs w:val="24"/>
-        </w:rPr>
-        <w:t xml:space="preserve"> athletes </w:t>
-      </w:r>
-      <w:r>
-        <w:rPr>
-          <w:rFonts w:ascii="Aptos" w:hAnsi="Aptos" w:cs="Aptos" w:eastAsia="Aptos"/>
-          <w:color w:val="000000"/>
-          <w:sz w:val="24"/>
-          <w:szCs w:val="24"/>
-        </w:rPr>
-        <w:t xml:space="preserve">who </w:t>
-      </w:r>
-      <w:r>
-        <w:rPr>
-          <w:rFonts w:ascii="Aptos" w:hAnsi="Aptos" w:cs="Aptos" w:eastAsia="Aptos"/>
-          <w:color w:val="000000"/>
-          <w:sz w:val="24"/>
-          <w:szCs w:val="24"/>
-        </w:rPr>
-        <w:t>went to the Olympics.</w:t>
-      </w:r>
-      <w:r>
-        <w:rPr>
-          <w:rFonts w:ascii="Aptos" w:hAnsi="Aptos" w:cs="Aptos" w:eastAsia="Aptos"/>
+          <w:color w:val="000000"/>
+          <w:sz w:val="24"/>
+          <w:szCs w:val="24"/>
+        </w:rPr>
+        <w:t xml:space="preserve">her progress </w:t>
+      </w:r>
+      <w:r>
+        <w:rPr>
+          <w:color w:val="000000"/>
+          <w:sz w:val="24"/>
+          <w:szCs w:val="24"/>
+        </w:rPr>
+        <w:t>further</w:t>
+      </w:r>
+      <w:r>
+        <w:rPr>
+          <w:color w:val="000000"/>
+          <w:sz w:val="24"/>
+          <w:szCs w:val="24"/>
+        </w:rPr>
+        <w:t>.</w:t>
+      </w:r>
+      <w:r>
+        <w:rPr>
           <w:color w:val="000000"/>
           <w:sz w:val="24"/>
           <w:szCs w:val="24"/>
@@ -4237,30 +4182,59 @@
       </w:r>
       <w:r>
         <w:rPr>
-          <w:rFonts w:ascii="Aptos" w:hAnsi="Aptos" w:cs="Aptos" w:eastAsia="Aptos"/>
-          <w:color w:val="000000"/>
-          <w:sz w:val="24"/>
-          <w:szCs w:val="24"/>
-        </w:rPr>
-        <w:t xml:space="preserve">You do not really see any problem with you making this decision for your athletes. In the past, it was a discussion between the coach and </w:t>
-      </w:r>
-      <w:r>
-        <w:rPr>
-          <w:rFonts w:ascii="Aptos" w:hAnsi="Aptos" w:cs="Aptos" w:eastAsia="Aptos"/>
-          <w:color w:val="000000"/>
-          <w:sz w:val="24"/>
-          <w:szCs w:val="24"/>
-        </w:rPr>
-        <w:t xml:space="preserve">the </w:t>
-      </w:r>
-      <w:r>
-        <w:rPr>
-          <w:rFonts w:ascii="Aptos" w:hAnsi="Aptos" w:cs="Aptos" w:eastAsia="Aptos"/>
-          <w:color w:val="000000"/>
-          <w:sz w:val="24"/>
-          <w:szCs w:val="24"/>
-        </w:rPr>
-        <w:t>athlete.</w:t>
+          <w:color w:val="000000"/>
+          <w:sz w:val="24"/>
+          <w:szCs w:val="24"/>
+        </w:rPr>
+        <w:t>You don’t know much about her injury, except what you have overheard. You don’t know what is happening in her personal life.</w:t>
+      </w:r>
+      <w:r>
+        <w:rPr>
+          <w:color w:val="000000"/>
+          <w:sz w:val="24"/>
+          <w:szCs w:val="24"/>
+        </w:rPr>
+        <w:t xml:space="preserve"> </w:t>
+      </w:r>
+      <w:r>
+        <w:rPr>
+          <w:color w:val="000000"/>
+          <w:sz w:val="24"/>
+          <w:szCs w:val="24"/>
+        </w:rPr>
+        <w:t xml:space="preserve">You want her ready for the Olympic </w:t>
+      </w:r>
+      <w:r>
+        <w:rPr>
+          <w:color w:val="000000"/>
+          <w:sz w:val="24"/>
+          <w:szCs w:val="24"/>
+        </w:rPr>
+        <w:t>T</w:t>
+      </w:r>
+      <w:r>
+        <w:rPr>
+          <w:color w:val="000000"/>
+          <w:sz w:val="24"/>
+          <w:szCs w:val="24"/>
+        </w:rPr>
+        <w:t>rials and can’t imagine how that will o</w:t>
+      </w:r>
+      <w:r>
+        <w:rPr>
+          <w:color w:val="000000"/>
+          <w:sz w:val="24"/>
+          <w:szCs w:val="24"/>
+        </w:rPr>
+        <w:t>cc</w:t>
+      </w:r>
+      <w:r>
+        <w:rPr>
+          <w:color w:val="000000"/>
+          <w:sz w:val="24"/>
+          <w:szCs w:val="24"/>
+        </w:rPr>
+        <w:t>ur unless you know more about her.</w:t>
       </w:r>
     </w:p>
     <w:p>
@@ -4275,29 +4249,26 @@
       </w:pPr>
       <w:r>
         <w:rPr>
-          <w:rFonts w:ascii="Aptos" w:hAnsi="Aptos" w:cs="Aptos" w:eastAsia="Aptos"/>
           <w:b/>
           <w:bCs/>
           <w:color w:val="000000"/>
           <w:sz w:val="24"/>
           <w:szCs w:val="24"/>
         </w:rPr>
-        <w:t xml:space="preserve">Problem </w:t>
-      </w:r>
-      <w:r>
-        <w:rPr>
-          <w:rFonts w:ascii="Aptos" w:hAnsi="Aptos" w:cs="Aptos" w:eastAsia="Aptos"/>
+        <w:t xml:space="preserve">Goal </w:t>
+      </w:r>
+      <w:r>
+        <w:rPr>
           <w:b/>
           <w:bCs/>
           <w:color w:val="000000"/>
           <w:sz w:val="24"/>
           <w:szCs w:val="24"/>
         </w:rPr>
-        <w:t>3</w:t>
-      </w:r>
-      <w:r>
-        <w:rPr>
-          <w:rFonts w:ascii="Aptos" w:hAnsi="Aptos" w:cs="Aptos" w:eastAsia="Aptos"/>
+        <w:t>4</w:t>
+      </w:r>
+      <w:r>
+        <w:rPr>
           <w:b/>
           <w:bCs/>
           <w:color w:val="000000"/>
@@ -4308,34 +4279,14 @@
       </w:r>
       <w:r>
         <w:rPr>
-          <w:rFonts w:ascii="Aptos" w:hAnsi="Aptos" w:cs="Aptos" w:eastAsia="Aptos"/>
-          <w:color w:val="000000"/>
-          <w:sz w:val="24"/>
-          <w:szCs w:val="24"/>
-        </w:rPr>
-        <w:t xml:space="preserve"> If the </w:t>
-      </w:r>
-      <w:r>
-        <w:rPr>
-          <w:rFonts w:ascii="Aptos" w:hAnsi="Aptos" w:cs="Aptos" w:eastAsia="Aptos"/>
-          <w:color w:val="000000"/>
-          <w:sz w:val="24"/>
-          <w:szCs w:val="24"/>
-        </w:rPr>
-        <w:t>HCP</w:t>
-      </w:r>
-      <w:r>
-        <w:rPr>
-          <w:rFonts w:ascii="Aptos" w:hAnsi="Aptos" w:cs="Aptos" w:eastAsia="Aptos"/>
-          <w:color w:val="000000"/>
-          <w:sz w:val="24"/>
-          <w:szCs w:val="24"/>
-        </w:rPr>
-        <w:t>s will not get Emily ready, you will.</w:t>
-      </w:r>
-      <w:r>
-        <w:rPr>
-          <w:rFonts w:ascii="Aptos" w:hAnsi="Aptos" w:cs="Aptos" w:eastAsia="Aptos"/>
+          <w:color w:val="000000"/>
+          <w:sz w:val="24"/>
+          <w:szCs w:val="24"/>
+        </w:rPr>
+        <w:t xml:space="preserve"> You want to know everything about Emily that you can.</w:t>
+      </w:r>
+      <w:r>
+        <w:rPr>
           <w:color w:val="000000"/>
           <w:sz w:val="24"/>
           <w:szCs w:val="24"/>
@@ -4344,16 +4295,14 @@
       </w:r>
       <w:r>
         <w:rPr>
-          <w:rFonts w:ascii="Aptos" w:hAnsi="Aptos" w:cs="Aptos" w:eastAsia="Aptos"/>
-          <w:color w:val="000000"/>
-          <w:sz w:val="24"/>
-          <w:szCs w:val="24"/>
-        </w:rPr>
-        <w:t>You have been a coach for years and are confident you can do it.</w:t>
-      </w:r>
-      <w:r>
-        <w:rPr>
-          <w:rFonts w:ascii="Aptos" w:hAnsi="Aptos" w:cs="Aptos" w:eastAsia="Aptos"/>
+          <w:color w:val="000000"/>
+          <w:sz w:val="24"/>
+          <w:szCs w:val="24"/>
+        </w:rPr>
+        <w:t>In your mind, this will build your relationship and help you coach her better.</w:t>
+      </w:r>
+      <w:r>
+        <w:rPr>
           <w:color w:val="000000"/>
           <w:sz w:val="24"/>
           <w:szCs w:val="24"/>
@@ -4362,93 +4311,51 @@
       </w:r>
       <w:r>
         <w:rPr>
-          <w:rFonts w:ascii="Aptos" w:hAnsi="Aptos" w:cs="Aptos" w:eastAsia="Aptos"/>
-          <w:color w:val="000000"/>
-          <w:sz w:val="24"/>
-          <w:szCs w:val="24"/>
-        </w:rPr>
-        <w:t xml:space="preserve">You want to be </w:t>
-      </w:r>
-      <w:r>
-        <w:rPr>
-          <w:rFonts w:ascii="Aptos" w:hAnsi="Aptos" w:cs="Aptos" w:eastAsia="Aptos"/>
-          <w:color w:val="000000"/>
-          <w:sz w:val="24"/>
-          <w:szCs w:val="24"/>
-        </w:rPr>
-        <w:t>more</w:t>
-      </w:r>
-      <w:r>
-        <w:rPr>
-          <w:rFonts w:ascii="Aptos" w:hAnsi="Aptos" w:cs="Aptos" w:eastAsia="Aptos"/>
-          <w:color w:val="000000"/>
-          <w:sz w:val="24"/>
-          <w:szCs w:val="24"/>
-        </w:rPr>
-        <w:t xml:space="preserve"> </w:t>
-      </w:r>
-      <w:r>
-        <w:rPr>
-          <w:rFonts w:ascii="Aptos" w:hAnsi="Aptos" w:cs="Aptos" w:eastAsia="Aptos"/>
-          <w:color w:val="000000"/>
-          <w:sz w:val="24"/>
-          <w:szCs w:val="24"/>
-        </w:rPr>
-        <w:t xml:space="preserve">involved in her care and make the decision for Emily. Your ultimate goal is to push Emily to be ready for the Olympic </w:t>
-      </w:r>
-      <w:r>
-        <w:rPr>
-          <w:rFonts w:ascii="Aptos" w:hAnsi="Aptos" w:cs="Aptos" w:eastAsia="Aptos"/>
-          <w:color w:val="000000"/>
-          <w:sz w:val="24"/>
-          <w:szCs w:val="24"/>
-        </w:rPr>
-        <w:t>T</w:t>
-      </w:r>
-      <w:r>
-        <w:rPr>
-          <w:rFonts w:ascii="Aptos" w:hAnsi="Aptos" w:cs="Aptos" w:eastAsia="Aptos"/>
-          <w:color w:val="000000"/>
-          <w:sz w:val="24"/>
-          <w:szCs w:val="24"/>
-        </w:rPr>
-        <w:t>rials, if possible. You don’t think anyone will do it quickly enough</w:t>
-      </w:r>
-      <w:r>
-        <w:rPr>
-          <w:rFonts w:ascii="Aptos" w:hAnsi="Aptos" w:cs="Aptos" w:eastAsia="Aptos"/>
-          <w:color w:val="000000"/>
-          <w:sz w:val="24"/>
-          <w:szCs w:val="24"/>
-        </w:rPr>
-        <w:t>,</w:t>
-      </w:r>
-      <w:r>
-        <w:rPr>
-          <w:rFonts w:ascii="Aptos" w:hAnsi="Aptos" w:cs="Aptos" w:eastAsia="Aptos"/>
-          <w:color w:val="000000"/>
-          <w:sz w:val="24"/>
-          <w:szCs w:val="24"/>
-        </w:rPr>
-        <w:t xml:space="preserve"> and this is Emily’s shot. You want to do it like the “old days” when the coach decided what an athlete </w:t>
-      </w:r>
-      <w:r>
-        <w:rPr>
-          <w:rFonts w:ascii="Aptos" w:hAnsi="Aptos" w:cs="Aptos" w:eastAsia="Aptos"/>
-          <w:color w:val="000000"/>
-          <w:sz w:val="24"/>
-          <w:szCs w:val="24"/>
-        </w:rPr>
-        <w:t>could</w:t>
-      </w:r>
-      <w:r>
-        <w:rPr>
-          <w:rFonts w:ascii="Aptos" w:hAnsi="Aptos" w:cs="Aptos" w:eastAsia="Aptos"/>
-          <w:color w:val="000000"/>
-          <w:sz w:val="24"/>
-          <w:szCs w:val="24"/>
-        </w:rPr>
-        <w:t xml:space="preserve"> do.</w:t>
+          <w:color w:val="000000"/>
+          <w:sz w:val="24"/>
+          <w:szCs w:val="24"/>
+        </w:rPr>
+        <w:t xml:space="preserve">You want to know what she eats, if she is stressed, if she has a boyfriend or girlfriend, </w:t>
+      </w:r>
+      <w:r>
+        <w:rPr>
+          <w:color w:val="000000"/>
+          <w:sz w:val="24"/>
+          <w:szCs w:val="24"/>
+        </w:rPr>
+        <w:t xml:space="preserve">and </w:t>
+      </w:r>
+      <w:r>
+        <w:rPr>
+          <w:color w:val="000000"/>
+          <w:sz w:val="24"/>
+          <w:szCs w:val="24"/>
+        </w:rPr>
+        <w:t xml:space="preserve">why she </w:t>
+      </w:r>
+      <w:r>
+        <w:rPr>
+          <w:color w:val="000000"/>
+          <w:sz w:val="24"/>
+          <w:szCs w:val="24"/>
+        </w:rPr>
+        <w:t xml:space="preserve">sees </w:t>
+      </w:r>
+      <w:r>
+        <w:rPr>
+          <w:color w:val="000000"/>
+          <w:sz w:val="24"/>
+          <w:szCs w:val="24"/>
+        </w:rPr>
+        <w:t>a psychologist</w:t>
+      </w:r>
+      <w:r>
+        <w:rPr>
+          <w:color w:val="000000"/>
+          <w:sz w:val="24"/>
+          <w:szCs w:val="24"/>
+        </w:rPr>
+        <w:t>.</w:t>
       </w:r>
     </w:p>
     <w:p>
@@ -4463,7 +4370,6 @@
       </w:pPr>
       <w:r>
         <w:rPr>
-          <w:rFonts w:ascii="Aptos" w:hAnsi="Aptos" w:cs="Aptos" w:eastAsia="Aptos"/>
           <w:b/>
           <w:bCs/>
           <w:color w:val="000000"/>
@@ -4474,7 +4380,6 @@
       </w:r>
       <w:r>
         <w:rPr>
-          <w:rFonts w:ascii="Aptos" w:hAnsi="Aptos" w:cs="Aptos" w:eastAsia="Aptos"/>
           <w:b/>
           <w:bCs/>
           <w:color w:val="000000"/>
@@ -4485,7 +4390,6 @@
       </w:r>
       <w:r>
         <w:rPr>
-          <w:rFonts w:ascii="Aptos" w:hAnsi="Aptos" w:cs="Aptos" w:eastAsia="Aptos"/>
           <w:b/>
           <w:bCs/>
           <w:color w:val="000000"/>
@@ -4496,18 +4400,16 @@
       </w:r>
       <w:r>
         <w:rPr>
-          <w:rFonts w:ascii="Aptos" w:hAnsi="Aptos" w:cs="Aptos" w:eastAsia="Aptos"/>
           <w:b/>
           <w:bCs/>
           <w:color w:val="000000"/>
           <w:sz w:val="24"/>
           <w:szCs w:val="24"/>
         </w:rPr>
-        <w:t>3</w:t>
-      </w:r>
-      <w:r>
-        <w:rPr>
-          <w:rFonts w:ascii="Aptos" w:hAnsi="Aptos" w:cs="Aptos" w:eastAsia="Aptos"/>
+        <w:t>4</w:t>
+      </w:r>
+      <w:r>
+        <w:rPr>
           <w:b/>
           <w:bCs/>
           <w:color w:val="000000"/>
@@ -4518,120 +4420,155 @@
       </w:r>
       <w:r>
         <w:rPr>
-          <w:rFonts w:ascii="Aptos" w:hAnsi="Aptos" w:cs="Aptos" w:eastAsia="Aptos"/>
-          <w:color w:val="000000"/>
-          <w:sz w:val="24"/>
-          <w:szCs w:val="24"/>
-        </w:rPr>
-        <w:t xml:space="preserve"> “There was no fracture.” “Emily is a high</w:t>
-      </w:r>
-      <w:r>
-        <w:rPr>
-          <w:rFonts w:ascii="Aptos" w:hAnsi="Aptos" w:cs="Aptos" w:eastAsia="Aptos"/>
-          <w:color w:val="000000"/>
-          <w:sz w:val="24"/>
-          <w:szCs w:val="24"/>
-        </w:rPr>
-        <w:t>-</w:t>
-      </w:r>
-      <w:r>
-        <w:rPr>
-          <w:rFonts w:ascii="Aptos" w:hAnsi="Aptos" w:cs="Aptos" w:eastAsia="Aptos"/>
-          <w:color w:val="000000"/>
-          <w:sz w:val="24"/>
-          <w:szCs w:val="24"/>
-        </w:rPr>
-        <w:t>level competitor and plans to qualify for the Olympics. She can move her arm</w:t>
-      </w:r>
-      <w:r>
-        <w:rPr>
-          <w:rFonts w:ascii="Aptos" w:hAnsi="Aptos" w:cs="Aptos" w:eastAsia="Aptos"/>
-          <w:color w:val="000000"/>
-          <w:sz w:val="24"/>
-          <w:szCs w:val="24"/>
-        </w:rPr>
-        <w:t>,</w:t>
-      </w:r>
-      <w:r>
-        <w:rPr>
-          <w:rFonts w:ascii="Aptos" w:hAnsi="Aptos" w:cs="Aptos" w:eastAsia="Aptos"/>
-          <w:color w:val="000000"/>
-          <w:sz w:val="24"/>
-          <w:szCs w:val="24"/>
-        </w:rPr>
-        <w:t xml:space="preserve"> and Rufus said yesterday that Emily’s pain was </w:t>
-      </w:r>
-      <w:r>
-        <w:rPr>
-          <w:rFonts w:ascii="Aptos" w:hAnsi="Aptos" w:cs="Aptos" w:eastAsia="Aptos"/>
-          <w:color w:val="000000"/>
-          <w:sz w:val="24"/>
-          <w:szCs w:val="24"/>
-        </w:rPr>
-        <w:t>6</w:t>
-      </w:r>
-      <w:r>
-        <w:rPr>
-          <w:rFonts w:ascii="Aptos" w:hAnsi="Aptos" w:cs="Aptos" w:eastAsia="Aptos"/>
-          <w:color w:val="000000"/>
-          <w:sz w:val="24"/>
-          <w:szCs w:val="24"/>
-        </w:rPr>
-        <w:t>/</w:t>
-      </w:r>
-      <w:r>
-        <w:rPr>
-          <w:rFonts w:ascii="Aptos" w:hAnsi="Aptos" w:cs="Aptos" w:eastAsia="Aptos"/>
-          <w:color w:val="000000"/>
-          <w:sz w:val="24"/>
-          <w:szCs w:val="24"/>
-        </w:rPr>
-        <w:t>10</w:t>
-      </w:r>
-      <w:r>
-        <w:rPr>
-          <w:rFonts w:ascii="Aptos" w:hAnsi="Aptos" w:cs="Aptos" w:eastAsia="Aptos"/>
-          <w:color w:val="000000"/>
-          <w:sz w:val="24"/>
-          <w:szCs w:val="24"/>
-        </w:rPr>
-        <w:t xml:space="preserve">. In my day, we practiced with </w:t>
-      </w:r>
-      <w:r>
-        <w:rPr>
-          <w:rFonts w:ascii="Aptos" w:hAnsi="Aptos" w:cs="Aptos" w:eastAsia="Aptos"/>
-          <w:color w:val="000000"/>
-          <w:sz w:val="24"/>
-          <w:szCs w:val="24"/>
-        </w:rPr>
-        <w:t>10</w:t>
-      </w:r>
-      <w:r>
-        <w:rPr>
-          <w:rFonts w:ascii="Aptos" w:hAnsi="Aptos" w:cs="Aptos" w:eastAsia="Aptos"/>
-          <w:color w:val="000000"/>
-          <w:sz w:val="24"/>
-          <w:szCs w:val="24"/>
-        </w:rPr>
-        <w:t>/</w:t>
-      </w:r>
-      <w:r>
-        <w:rPr>
-          <w:rFonts w:ascii="Aptos" w:hAnsi="Aptos" w:cs="Aptos" w:eastAsia="Aptos"/>
-          <w:color w:val="000000"/>
-          <w:sz w:val="24"/>
-          <w:szCs w:val="24"/>
-        </w:rPr>
-        <w:t>10</w:t>
-      </w:r>
-      <w:r>
-        <w:rPr>
-          <w:rFonts w:ascii="Aptos" w:hAnsi="Aptos" w:cs="Aptos" w:eastAsia="Aptos"/>
-          <w:color w:val="000000"/>
-          <w:sz w:val="24"/>
-          <w:szCs w:val="24"/>
-        </w:rPr>
-        <w:t xml:space="preserve"> pain.”</w:t>
+          <w:color w:val="000000"/>
+          <w:sz w:val="24"/>
+          <w:szCs w:val="24"/>
+        </w:rPr>
+        <w:t xml:space="preserve"> “I </w:t>
+      </w:r>
+      <w:r>
+        <w:rPr>
+          <w:color w:val="000000"/>
+          <w:sz w:val="24"/>
+          <w:szCs w:val="24"/>
+        </w:rPr>
+        <w:t>am</w:t>
+      </w:r>
+      <w:r>
+        <w:rPr>
+          <w:color w:val="000000"/>
+          <w:sz w:val="24"/>
+          <w:szCs w:val="24"/>
+        </w:rPr>
+        <w:t xml:space="preserve"> pretty sure she is seeing some psychologist.</w:t>
+      </w:r>
+      <w:r>
+        <w:rPr>
+          <w:color w:val="000000"/>
+          <w:sz w:val="24"/>
+          <w:szCs w:val="24"/>
+        </w:rPr>
+        <w:t xml:space="preserve"> </w:t>
+      </w:r>
+      <w:r>
+        <w:rPr>
+          <w:color w:val="000000"/>
+          <w:sz w:val="24"/>
+          <w:szCs w:val="24"/>
+        </w:rPr>
+        <w:t>Anything I can help her with?”</w:t>
+      </w:r>
+      <w:r>
+        <w:rPr>
+          <w:color w:val="000000"/>
+          <w:sz w:val="24"/>
+          <w:szCs w:val="24"/>
+        </w:rPr>
+        <w:t xml:space="preserve"> </w:t>
+      </w:r>
+      <w:r>
+        <w:rPr>
+          <w:color w:val="000000"/>
+          <w:sz w:val="24"/>
+          <w:szCs w:val="24"/>
+        </w:rPr>
+        <w:t>“How is her nutrition?</w:t>
+      </w:r>
+      <w:r>
+        <w:rPr>
+          <w:color w:val="000000"/>
+          <w:sz w:val="24"/>
+          <w:szCs w:val="24"/>
+        </w:rPr>
+        <w:t xml:space="preserve"> </w:t>
+      </w:r>
+      <w:r>
+        <w:rPr>
+          <w:color w:val="000000"/>
+          <w:sz w:val="24"/>
+          <w:szCs w:val="24"/>
+        </w:rPr>
+        <w:t>Is she eating too much? Is that the cause of the problem?”</w:t>
+      </w:r>
+      <w:r>
+        <w:rPr>
+          <w:color w:val="000000"/>
+          <w:sz w:val="24"/>
+          <w:szCs w:val="24"/>
+        </w:rPr>
+        <w:t xml:space="preserve"> </w:t>
+      </w:r>
+      <w:r>
+        <w:rPr>
+          <w:color w:val="000000"/>
+          <w:sz w:val="24"/>
+          <w:szCs w:val="24"/>
+        </w:rPr>
+        <w:t xml:space="preserve">“I </w:t>
+      </w:r>
+      <w:r>
+        <w:rPr>
+          <w:color w:val="000000"/>
+          <w:sz w:val="24"/>
+          <w:szCs w:val="24"/>
+        </w:rPr>
+        <w:t>am</w:t>
+      </w:r>
+      <w:r>
+        <w:rPr>
+          <w:color w:val="000000"/>
+          <w:sz w:val="24"/>
+          <w:szCs w:val="24"/>
+        </w:rPr>
+        <w:t xml:space="preserve"> great a</w:t>
+      </w:r>
+      <w:r>
+        <w:rPr>
+          <w:color w:val="000000"/>
+          <w:sz w:val="24"/>
+          <w:szCs w:val="24"/>
+        </w:rPr>
+        <w:t>t</w:t>
+      </w:r>
+      <w:r>
+        <w:rPr>
+          <w:color w:val="000000"/>
+          <w:sz w:val="24"/>
+          <w:szCs w:val="24"/>
+        </w:rPr>
+        <w:t xml:space="preserve"> nutrition</w:t>
+      </w:r>
+      <w:r>
+        <w:rPr>
+          <w:color w:val="000000"/>
+          <w:sz w:val="24"/>
+          <w:szCs w:val="24"/>
+        </w:rPr>
+        <w:t>.</w:t>
+      </w:r>
+      <w:r>
+        <w:rPr>
+          <w:color w:val="000000"/>
+          <w:sz w:val="24"/>
+          <w:szCs w:val="24"/>
+        </w:rPr>
+        <w:t xml:space="preserve"> </w:t>
+      </w:r>
+      <w:r>
+        <w:rPr>
+          <w:color w:val="000000"/>
+          <w:sz w:val="24"/>
+          <w:szCs w:val="24"/>
+        </w:rPr>
+        <w:t>C</w:t>
+      </w:r>
+      <w:r>
+        <w:rPr>
+          <w:color w:val="000000"/>
+          <w:sz w:val="24"/>
+          <w:szCs w:val="24"/>
+        </w:rPr>
+        <w:t>an I help?”</w:t>
       </w:r>
     </w:p>
     <w:p>
@@ -4646,58 +4583,60 @@
       </w:pPr>
       <w:r>
         <w:rPr>
-          <w:rFonts w:ascii="Aptos" w:hAnsi="Aptos" w:cs="Aptos" w:eastAsia="Aptos"/>
           <w:b/>
           <w:bCs/>
           <w:color w:val="000000"/>
           <w:sz w:val="24"/>
           <w:szCs w:val="24"/>
         </w:rPr>
-        <w:t xml:space="preserve">Problem </w:t>
-      </w:r>
-      <w:r>
-        <w:rPr>
-          <w:rFonts w:ascii="Aptos" w:hAnsi="Aptos" w:cs="Aptos" w:eastAsia="Aptos"/>
+        <w:t xml:space="preserve">Specific </w:t>
+      </w:r>
+      <w:r>
+        <w:rPr>
           <w:b/>
           <w:bCs/>
           <w:color w:val="000000"/>
           <w:sz w:val="24"/>
           <w:szCs w:val="24"/>
         </w:rPr>
-        <w:t>4</w:t>
-      </w:r>
-      <w:r>
-        <w:rPr>
-          <w:rFonts w:ascii="Aptos" w:hAnsi="Aptos" w:cs="Aptos" w:eastAsia="Aptos"/>
+        <w:t>i</w:t>
+      </w:r>
+      <w:r>
+        <w:rPr>
           <w:b/>
           <w:bCs/>
           <w:color w:val="000000"/>
           <w:sz w:val="24"/>
           <w:szCs w:val="24"/>
         </w:rPr>
-        <w:t>:</w:t>
-      </w:r>
-      <w:r>
-        <w:rPr>
-          <w:rFonts w:ascii="Aptos" w:hAnsi="Aptos" w:cs="Aptos" w:eastAsia="Aptos"/>
-          <w:color w:val="000000"/>
-          <w:sz w:val="24"/>
-          <w:szCs w:val="24"/>
-        </w:rPr>
-        <w:t xml:space="preserve"> If you know more about Emily, you believe you can </w:t>
-      </w:r>
-      <w:r>
-        <w:rPr>
-          <w:rFonts w:ascii="Aptos" w:hAnsi="Aptos" w:cs="Aptos" w:eastAsia="Aptos"/>
-          <w:color w:val="000000"/>
-          <w:sz w:val="24"/>
-          <w:szCs w:val="24"/>
-        </w:rPr>
-        <w:t>help</w:t>
-      </w:r>
-      <w:r>
-        <w:rPr>
-          <w:rFonts w:ascii="Aptos" w:hAnsi="Aptos" w:cs="Aptos" w:eastAsia="Aptos"/>
+        <w:t>nstructions:</w:t>
+      </w:r>
+      <w:r>
+        <w:rPr>
+          <w:color w:val="000000"/>
+          <w:sz w:val="24"/>
+          <w:szCs w:val="24"/>
+        </w:rPr>
+        <w:t xml:space="preserve"> Be </w:t>
+      </w:r>
+      <w:r>
+        <w:rPr>
+          <w:color w:val="000000"/>
+          <w:sz w:val="24"/>
+          <w:szCs w:val="24"/>
+        </w:rPr>
+        <w:t>OK</w:t>
+      </w:r>
+      <w:r>
+        <w:rPr>
+          <w:color w:val="000000"/>
+          <w:sz w:val="24"/>
+          <w:szCs w:val="24"/>
+        </w:rPr>
+        <w:t xml:space="preserve"> with silence.</w:t>
+      </w:r>
+      <w:r>
+        <w:rPr>
           <w:color w:val="000000"/>
           <w:sz w:val="24"/>
           <w:szCs w:val="24"/>
@@ -4706,34 +4645,14 @@
       </w:r>
       <w:r>
         <w:rPr>
-          <w:rFonts w:ascii="Aptos" w:hAnsi="Aptos" w:cs="Aptos" w:eastAsia="Aptos"/>
-          <w:color w:val="000000"/>
-          <w:sz w:val="24"/>
-          <w:szCs w:val="24"/>
-        </w:rPr>
-        <w:t xml:space="preserve">her progress </w:t>
-      </w:r>
-      <w:r>
-        <w:rPr>
-          <w:rFonts w:ascii="Aptos" w:hAnsi="Aptos" w:cs="Aptos" w:eastAsia="Aptos"/>
-          <w:color w:val="000000"/>
-          <w:sz w:val="24"/>
-          <w:szCs w:val="24"/>
-        </w:rPr>
-        <w:t>further</w:t>
-      </w:r>
-      <w:r>
-        <w:rPr>
-          <w:rFonts w:ascii="Aptos" w:hAnsi="Aptos" w:cs="Aptos" w:eastAsia="Aptos"/>
-          <w:color w:val="000000"/>
-          <w:sz w:val="24"/>
-          <w:szCs w:val="24"/>
-        </w:rPr>
-        <w:t>.</w:t>
-      </w:r>
-      <w:r>
-        <w:rPr>
-          <w:rFonts w:ascii="Aptos" w:hAnsi="Aptos" w:cs="Aptos" w:eastAsia="Aptos"/>
+          <w:color w:val="000000"/>
+          <w:sz w:val="24"/>
+          <w:szCs w:val="24"/>
+        </w:rPr>
+        <w:t>Let them and you be uncomfortable, if needed.</w:t>
+      </w:r>
+      <w:r>
+        <w:rPr>
           <w:color w:val="000000"/>
           <w:sz w:val="24"/>
           <w:szCs w:val="24"/>
@@ -4742,76 +4661,27 @@
       </w:r>
       <w:r>
         <w:rPr>
-          <w:rFonts w:ascii="Aptos" w:hAnsi="Aptos" w:cs="Aptos" w:eastAsia="Aptos"/>
-          <w:color w:val="000000"/>
-          <w:sz w:val="24"/>
-          <w:szCs w:val="24"/>
-        </w:rPr>
-        <w:t xml:space="preserve">You don’t know much about her injury, except what you have overheard. You don’t know what is </w:t>
-      </w:r>
-      <w:r>
-        <w:rPr>
-          <w:rFonts w:ascii="Aptos" w:hAnsi="Aptos" w:cs="Aptos" w:eastAsia="Aptos"/>
-          <w:color w:val="000000"/>
-          <w:sz w:val="24"/>
-          <w:szCs w:val="24"/>
-        </w:rPr>
-        <w:lastRenderedPageBreak/>
-        <w:t>happening in her personal life.</w:t>
-      </w:r>
-      <w:r>
-        <w:rPr>
-          <w:rFonts w:ascii="Aptos" w:hAnsi="Aptos" w:cs="Aptos" w:eastAsia="Aptos"/>
-          <w:color w:val="000000"/>
-          <w:sz w:val="24"/>
-          <w:szCs w:val="24"/>
-        </w:rPr>
-        <w:t xml:space="preserve"> </w:t>
-      </w:r>
-      <w:r>
-        <w:rPr>
-          <w:rFonts w:ascii="Aptos" w:hAnsi="Aptos" w:cs="Aptos" w:eastAsia="Aptos"/>
-          <w:color w:val="000000"/>
-          <w:sz w:val="24"/>
-          <w:szCs w:val="24"/>
-        </w:rPr>
-        <w:t xml:space="preserve">You want her ready for the Olympic </w:t>
-      </w:r>
-      <w:r>
-        <w:rPr>
-          <w:rFonts w:ascii="Aptos" w:hAnsi="Aptos" w:cs="Aptos" w:eastAsia="Aptos"/>
-          <w:color w:val="000000"/>
-          <w:sz w:val="24"/>
-          <w:szCs w:val="24"/>
-        </w:rPr>
-        <w:t>T</w:t>
-      </w:r>
-      <w:r>
-        <w:rPr>
-          <w:rFonts w:ascii="Aptos" w:hAnsi="Aptos" w:cs="Aptos" w:eastAsia="Aptos"/>
-          <w:color w:val="000000"/>
-          <w:sz w:val="24"/>
-          <w:szCs w:val="24"/>
-        </w:rPr>
-        <w:t>rials and can’t imagine how that will o</w:t>
-      </w:r>
-      <w:r>
-        <w:rPr>
-          <w:rFonts w:ascii="Aptos" w:hAnsi="Aptos" w:cs="Aptos" w:eastAsia="Aptos"/>
-          <w:color w:val="000000"/>
-          <w:sz w:val="24"/>
-          <w:szCs w:val="24"/>
-        </w:rPr>
-        <w:t>cc</w:t>
-      </w:r>
-      <w:r>
-        <w:rPr>
-          <w:rFonts w:ascii="Aptos" w:hAnsi="Aptos" w:cs="Aptos" w:eastAsia="Aptos"/>
-          <w:color w:val="000000"/>
-          <w:sz w:val="24"/>
-          <w:szCs w:val="24"/>
-        </w:rPr>
-        <w:t>ur unless you know more about her.</w:t>
+          <w:color w:val="000000"/>
+          <w:sz w:val="24"/>
+          <w:szCs w:val="24"/>
+        </w:rPr>
+        <w:t>You feel that you have the power</w:t>
+      </w:r>
+      <w:r>
+        <w:rPr>
+          <w:color w:val="000000"/>
+          <w:sz w:val="24"/>
+          <w:szCs w:val="24"/>
+        </w:rPr>
+        <w:t>,</w:t>
+      </w:r>
+      <w:r>
+        <w:rPr>
+          <w:color w:val="000000"/>
+          <w:sz w:val="24"/>
+          <w:szCs w:val="24"/>
+        </w:rPr>
+        <w:t xml:space="preserve"> so silence and making them sweat is not a problem.</w:t>
       </w:r>
     </w:p>
     <w:p>
@@ -4826,126 +4696,11 @@
       </w:pPr>
       <w:r>
         <w:rPr>
-          <w:rFonts w:ascii="Aptos" w:hAnsi="Aptos" w:cs="Aptos" w:eastAsia="Aptos"/>
-          <w:b/>
-          <w:bCs/>
-          <w:color w:val="000000"/>
-          <w:sz w:val="24"/>
-          <w:szCs w:val="24"/>
-        </w:rPr>
-        <w:t xml:space="preserve">Goal </w:t>
-      </w:r>
-      <w:r>
-        <w:rPr>
-          <w:rFonts w:ascii="Aptos" w:hAnsi="Aptos" w:cs="Aptos" w:eastAsia="Aptos"/>
-          <w:b/>
-          <w:bCs/>
-          <w:color w:val="000000"/>
-          <w:sz w:val="24"/>
-          <w:szCs w:val="24"/>
-        </w:rPr>
-        <w:t>4</w:t>
-      </w:r>
-      <w:r>
-        <w:rPr>
-          <w:rFonts w:ascii="Aptos" w:hAnsi="Aptos" w:cs="Aptos" w:eastAsia="Aptos"/>
-          <w:b/>
-          <w:bCs/>
-          <w:color w:val="000000"/>
-          <w:sz w:val="24"/>
-          <w:szCs w:val="24"/>
-        </w:rPr>
-        <w:t>:</w:t>
-      </w:r>
-      <w:r>
-        <w:rPr>
-          <w:rFonts w:ascii="Aptos" w:hAnsi="Aptos" w:cs="Aptos" w:eastAsia="Aptos"/>
-          <w:color w:val="000000"/>
-          <w:sz w:val="24"/>
-          <w:szCs w:val="24"/>
-        </w:rPr>
-        <w:t xml:space="preserve"> You want to know everything about Emily that you can.</w:t>
-      </w:r>
-      <w:r>
-        <w:rPr>
-          <w:rFonts w:ascii="Aptos" w:hAnsi="Aptos" w:cs="Aptos" w:eastAsia="Aptos"/>
-          <w:color w:val="000000"/>
-          <w:sz w:val="24"/>
-          <w:szCs w:val="24"/>
-        </w:rPr>
-        <w:t xml:space="preserve"> </w:t>
-      </w:r>
-      <w:r>
-        <w:rPr>
-          <w:rFonts w:ascii="Aptos" w:hAnsi="Aptos" w:cs="Aptos" w:eastAsia="Aptos"/>
-          <w:color w:val="000000"/>
-          <w:sz w:val="24"/>
-          <w:szCs w:val="24"/>
-        </w:rPr>
-        <w:t>In your mind, this will build your relationship and help you coach her better.</w:t>
-      </w:r>
-      <w:r>
-        <w:rPr>
-          <w:rFonts w:ascii="Aptos" w:hAnsi="Aptos" w:cs="Aptos" w:eastAsia="Aptos"/>
-          <w:color w:val="000000"/>
-          <w:sz w:val="24"/>
-          <w:szCs w:val="24"/>
-        </w:rPr>
-        <w:t xml:space="preserve"> </w:t>
-      </w:r>
-      <w:r>
-        <w:rPr>
-          <w:rFonts w:ascii="Aptos" w:hAnsi="Aptos" w:cs="Aptos" w:eastAsia="Aptos"/>
-          <w:color w:val="000000"/>
-          <w:sz w:val="24"/>
-          <w:szCs w:val="24"/>
-        </w:rPr>
-        <w:t xml:space="preserve">You want to know what she eats, if she is stressed, if she has a boyfriend or girlfriend, </w:t>
-      </w:r>
-      <w:r>
-        <w:rPr>
-          <w:rFonts w:ascii="Aptos" w:hAnsi="Aptos" w:cs="Aptos" w:eastAsia="Aptos"/>
-          <w:color w:val="000000"/>
-          <w:sz w:val="24"/>
-          <w:szCs w:val="24"/>
-        </w:rPr>
-        <w:t xml:space="preserve">and </w:t>
-      </w:r>
-      <w:r>
-        <w:rPr>
-          <w:rFonts w:ascii="Aptos" w:hAnsi="Aptos" w:cs="Aptos" w:eastAsia="Aptos"/>
-          <w:color w:val="000000"/>
-          <w:sz w:val="24"/>
-          <w:szCs w:val="24"/>
-        </w:rPr>
-        <w:t xml:space="preserve">why she </w:t>
-      </w:r>
-      <w:r>
-        <w:rPr>
-          <w:rFonts w:ascii="Aptos" w:hAnsi="Aptos" w:cs="Aptos" w:eastAsia="Aptos"/>
-          <w:color w:val="000000"/>
-          <w:sz w:val="24"/>
-          <w:szCs w:val="24"/>
-        </w:rPr>
-        <w:t xml:space="preserve">sees </w:t>
-      </w:r>
-      <w:r>
-        <w:rPr>
-          <w:rFonts w:ascii="Aptos" w:hAnsi="Aptos" w:cs="Aptos" w:eastAsia="Aptos"/>
-          <w:color w:val="000000"/>
-          <w:sz w:val="24"/>
-          <w:szCs w:val="24"/>
-        </w:rPr>
-        <w:t>a psychologist</w:t>
-      </w:r>
-      <w:r>
-        <w:rPr>
-          <w:rFonts w:ascii="Aptos" w:hAnsi="Aptos" w:cs="Aptos" w:eastAsia="Aptos"/>
-          <w:color w:val="000000"/>
-          <w:sz w:val="24"/>
-          <w:szCs w:val="24"/>
-        </w:rPr>
-        <w:t>.</w:t>
+          <w:color w:val="000000"/>
+          <w:sz w:val="24"/>
+          <w:szCs w:val="24"/>
+        </w:rPr>
+        <w:t>Safety</w:t>
       </w:r>
     </w:p>
     <w:p>
@@ -4955,94 +4710,42 @@
           <w:rFonts w:ascii="Times New Roman" w:hAnsi="Times New Roman" w:cs="Times New Roman"/>
           <w:color w:val="000000"/>
           <w:sz w:val="24"/>
-          <w:szCs w:val="24"/>
-        </w:rPr>
-      </w:pPr>
-      <w:r>
-        <w:rPr>
-          <w:rFonts w:ascii="Aptos" w:hAnsi="Aptos" w:cs="Aptos" w:eastAsia="Aptos"/>
-          <w:b/>
-          <w:bCs/>
-          <w:color w:val="000000"/>
-          <w:sz w:val="24"/>
-          <w:szCs w:val="24"/>
-        </w:rPr>
-        <w:t xml:space="preserve">Possible </w:t>
-      </w:r>
-      <w:r>
-        <w:rPr>
-          <w:rFonts w:ascii="Aptos" w:hAnsi="Aptos" w:cs="Aptos" w:eastAsia="Aptos"/>
-          <w:b/>
-          <w:bCs/>
-          <w:color w:val="000000"/>
-          <w:sz w:val="24"/>
-          <w:szCs w:val="24"/>
-        </w:rPr>
-        <w:t>q</w:t>
-      </w:r>
-      <w:r>
-        <w:rPr>
-          <w:rFonts w:ascii="Aptos" w:hAnsi="Aptos" w:cs="Aptos" w:eastAsia="Aptos"/>
-          <w:b/>
-          <w:bCs/>
-          <w:color w:val="000000"/>
-          <w:sz w:val="24"/>
-          <w:szCs w:val="24"/>
-        </w:rPr>
-        <w:t xml:space="preserve">uotes </w:t>
-      </w:r>
-      <w:r>
-        <w:rPr>
-          <w:rFonts w:ascii="Aptos" w:hAnsi="Aptos" w:cs="Aptos" w:eastAsia="Aptos"/>
-          <w:b/>
-          <w:bCs/>
-          <w:color w:val="000000"/>
-          <w:sz w:val="24"/>
-          <w:szCs w:val="24"/>
-        </w:rPr>
-        <w:t>4</w:t>
-      </w:r>
-      <w:r>
-        <w:rPr>
-          <w:rFonts w:ascii="Aptos" w:hAnsi="Aptos" w:cs="Aptos" w:eastAsia="Aptos"/>
-          <w:b/>
-          <w:bCs/>
-          <w:color w:val="000000"/>
-          <w:sz w:val="24"/>
-          <w:szCs w:val="24"/>
-        </w:rPr>
-        <w:t>:</w:t>
-      </w:r>
-      <w:r>
-        <w:rPr>
-          <w:rFonts w:ascii="Aptos" w:hAnsi="Aptos" w:cs="Aptos" w:eastAsia="Aptos"/>
-          <w:color w:val="000000"/>
-          <w:sz w:val="24"/>
-          <w:szCs w:val="24"/>
-        </w:rPr>
-        <w:t xml:space="preserve"> “I </w:t>
-      </w:r>
-      <w:r>
-        <w:rPr>
-          <w:rFonts w:ascii="Aptos" w:hAnsi="Aptos" w:cs="Aptos" w:eastAsia="Aptos"/>
-          <w:color w:val="000000"/>
-          <w:sz w:val="24"/>
-          <w:szCs w:val="24"/>
-        </w:rPr>
-        <w:t>am</w:t>
-      </w:r>
-      <w:r>
-        <w:rPr>
-          <w:rFonts w:ascii="Aptos" w:hAnsi="Aptos" w:cs="Aptos" w:eastAsia="Aptos"/>
-          <w:color w:val="000000"/>
-          <w:sz w:val="24"/>
-          <w:szCs w:val="24"/>
-        </w:rPr>
-        <w:t xml:space="preserve"> pretty sure she is seeing some psychologist.</w:t>
-      </w:r>
-      <w:r>
-        <w:rPr>
-          <w:rFonts w:ascii="Aptos" w:hAnsi="Aptos" w:cs="Aptos" w:eastAsia="Aptos"/>
+        </w:rPr>
+      </w:pPr>
+      <w:r>
+        <w:rPr>
+          <w:color w:val="000000"/>
+          <w:sz w:val="24"/>
+          <w:szCs w:val="24"/>
+        </w:rPr>
+        <w:t>The phrase “Time</w:t>
+      </w:r>
+      <w:r>
+        <w:rPr>
+          <w:color w:val="000000"/>
+          <w:sz w:val="24"/>
+          <w:szCs w:val="24"/>
+        </w:rPr>
+        <w:t>-</w:t>
+      </w:r>
+      <w:r>
+        <w:rPr>
+          <w:color w:val="000000"/>
+          <w:sz w:val="24"/>
+          <w:szCs w:val="24"/>
+        </w:rPr>
+        <w:t>out</w:t>
+      </w:r>
+      <w:r>
+        <w:rPr>
+          <w:color w:val="000000"/>
+          <w:sz w:val="24"/>
+          <w:szCs w:val="24"/>
+        </w:rPr>
+        <w:t>;</w:t>
+      </w:r>
+      <w:r>
+        <w:rPr>
           <w:color w:val="000000"/>
           <w:sz w:val="24"/>
           <w:szCs w:val="24"/>
@@ -5051,16 +4754,126 @@
       </w:r>
       <w:r>
         <w:rPr>
-          <w:rFonts w:ascii="Aptos" w:hAnsi="Aptos" w:cs="Aptos" w:eastAsia="Aptos"/>
-          <w:color w:val="000000"/>
-          <w:sz w:val="24"/>
-          <w:szCs w:val="24"/>
-        </w:rPr>
-        <w:t>Anything I can help her with?”</w:t>
-      </w:r>
-      <w:r>
-        <w:rPr>
-          <w:rFonts w:ascii="Aptos" w:hAnsi="Aptos" w:cs="Aptos" w:eastAsia="Aptos"/>
+          <w:color w:val="000000"/>
+          <w:sz w:val="24"/>
+          <w:szCs w:val="24"/>
+        </w:rPr>
+        <w:t>t</w:t>
+      </w:r>
+      <w:r>
+        <w:rPr>
+          <w:color w:val="000000"/>
+          <w:sz w:val="24"/>
+          <w:szCs w:val="24"/>
+        </w:rPr>
+        <w:t>ime</w:t>
+      </w:r>
+      <w:r>
+        <w:rPr>
+          <w:color w:val="000000"/>
+          <w:sz w:val="24"/>
+          <w:szCs w:val="24"/>
+        </w:rPr>
+        <w:t>-</w:t>
+      </w:r>
+      <w:r>
+        <w:rPr>
+          <w:color w:val="000000"/>
+          <w:sz w:val="24"/>
+          <w:szCs w:val="24"/>
+        </w:rPr>
+        <w:t xml:space="preserve">out” is used to immediately stop a simulation. As the </w:t>
+      </w:r>
+      <w:r>
+        <w:rPr>
+          <w:color w:val="000000"/>
+          <w:sz w:val="24"/>
+          <w:szCs w:val="24"/>
+        </w:rPr>
+        <w:t>embedded personnel</w:t>
+      </w:r>
+      <w:r>
+        <w:rPr>
+          <w:color w:val="000000"/>
+          <w:sz w:val="24"/>
+          <w:szCs w:val="24"/>
+        </w:rPr>
+        <w:t>,</w:t>
+      </w:r>
+      <w:r>
+        <w:rPr>
+          <w:color w:val="000000"/>
+          <w:sz w:val="24"/>
+          <w:szCs w:val="24"/>
+        </w:rPr>
+        <w:t xml:space="preserve"> you can say this at any time. It is particularly designed to </w:t>
+      </w:r>
+      <w:r>
+        <w:rPr>
+          <w:color w:val="000000"/>
+          <w:sz w:val="24"/>
+          <w:szCs w:val="24"/>
+        </w:rPr>
+        <w:t>ensure</w:t>
+      </w:r>
+      <w:r>
+        <w:rPr>
+          <w:color w:val="000000"/>
+          <w:sz w:val="24"/>
+          <w:szCs w:val="24"/>
+        </w:rPr>
+        <w:t xml:space="preserve"> you</w:t>
+      </w:r>
+      <w:r>
+        <w:rPr>
+          <w:color w:val="000000"/>
+          <w:sz w:val="24"/>
+          <w:szCs w:val="24"/>
+        </w:rPr>
+        <w:t>r</w:t>
+      </w:r>
+      <w:r>
+        <w:rPr>
+          <w:color w:val="000000"/>
+          <w:sz w:val="24"/>
+          <w:szCs w:val="24"/>
+        </w:rPr>
+        <w:t xml:space="preserve"> safe</w:t>
+      </w:r>
+      <w:r>
+        <w:rPr>
+          <w:color w:val="000000"/>
+          <w:sz w:val="24"/>
+          <w:szCs w:val="24"/>
+        </w:rPr>
+        <w:t>ty</w:t>
+      </w:r>
+      <w:r>
+        <w:rPr>
+          <w:color w:val="000000"/>
+          <w:sz w:val="24"/>
+          <w:szCs w:val="24"/>
+        </w:rPr>
+        <w:t xml:space="preserve"> and </w:t>
+      </w:r>
+      <w:r>
+        <w:rPr>
+          <w:color w:val="000000"/>
+          <w:sz w:val="24"/>
+          <w:szCs w:val="24"/>
+        </w:rPr>
+        <w:t xml:space="preserve">help you </w:t>
+      </w:r>
+      <w:r>
+        <w:rPr>
+          <w:color w:val="000000"/>
+          <w:sz w:val="24"/>
+          <w:szCs w:val="24"/>
+        </w:rPr>
+        <w:t>feel safe.</w:t>
+      </w:r>
+      <w:r>
+        <w:rPr>
           <w:color w:val="000000"/>
           <w:sz w:val="24"/>
           <w:szCs w:val="24"/>
@@ -5069,495 +4882,6 @@
       </w:r>
       <w:r>
         <w:rPr>
-          <w:rFonts w:ascii="Aptos" w:hAnsi="Aptos" w:cs="Aptos" w:eastAsia="Aptos"/>
-          <w:color w:val="000000"/>
-          <w:sz w:val="24"/>
-          <w:szCs w:val="24"/>
-        </w:rPr>
-        <w:t>“How is her nutrition?</w:t>
-      </w:r>
-      <w:r>
-        <w:rPr>
-          <w:rFonts w:ascii="Aptos" w:hAnsi="Aptos" w:cs="Aptos" w:eastAsia="Aptos"/>
-          <w:color w:val="000000"/>
-          <w:sz w:val="24"/>
-          <w:szCs w:val="24"/>
-        </w:rPr>
-        <w:t xml:space="preserve"> </w:t>
-      </w:r>
-      <w:r>
-        <w:rPr>
-          <w:rFonts w:ascii="Aptos" w:hAnsi="Aptos" w:cs="Aptos" w:eastAsia="Aptos"/>
-          <w:color w:val="000000"/>
-          <w:sz w:val="24"/>
-          <w:szCs w:val="24"/>
-        </w:rPr>
-        <w:t>Is she eating too much? Is that the cause of the problem?”</w:t>
-      </w:r>
-      <w:r>
-        <w:rPr>
-          <w:rFonts w:ascii="Aptos" w:hAnsi="Aptos" w:cs="Aptos" w:eastAsia="Aptos"/>
-          <w:color w:val="000000"/>
-          <w:sz w:val="24"/>
-          <w:szCs w:val="24"/>
-        </w:rPr>
-        <w:t xml:space="preserve"> </w:t>
-      </w:r>
-      <w:r>
-        <w:rPr>
-          <w:rFonts w:ascii="Aptos" w:hAnsi="Aptos" w:cs="Aptos" w:eastAsia="Aptos"/>
-          <w:color w:val="000000"/>
-          <w:sz w:val="24"/>
-          <w:szCs w:val="24"/>
-        </w:rPr>
-        <w:t xml:space="preserve">“I </w:t>
-      </w:r>
-      <w:r>
-        <w:rPr>
-          <w:rFonts w:ascii="Aptos" w:hAnsi="Aptos" w:cs="Aptos" w:eastAsia="Aptos"/>
-          <w:color w:val="000000"/>
-          <w:sz w:val="24"/>
-          <w:szCs w:val="24"/>
-        </w:rPr>
-        <w:t>am</w:t>
-      </w:r>
-      <w:r>
-        <w:rPr>
-          <w:rFonts w:ascii="Aptos" w:hAnsi="Aptos" w:cs="Aptos" w:eastAsia="Aptos"/>
-          <w:color w:val="000000"/>
-          <w:sz w:val="24"/>
-          <w:szCs w:val="24"/>
-        </w:rPr>
-        <w:t xml:space="preserve"> great a</w:t>
-      </w:r>
-      <w:r>
-        <w:rPr>
-          <w:rFonts w:ascii="Aptos" w:hAnsi="Aptos" w:cs="Aptos" w:eastAsia="Aptos"/>
-          <w:color w:val="000000"/>
-          <w:sz w:val="24"/>
-          <w:szCs w:val="24"/>
-        </w:rPr>
-        <w:t>t</w:t>
-      </w:r>
-      <w:r>
-        <w:rPr>
-          <w:rFonts w:ascii="Aptos" w:hAnsi="Aptos" w:cs="Aptos" w:eastAsia="Aptos"/>
-          <w:color w:val="000000"/>
-          <w:sz w:val="24"/>
-          <w:szCs w:val="24"/>
-        </w:rPr>
-        <w:t xml:space="preserve"> nutrition</w:t>
-      </w:r>
-      <w:r>
-        <w:rPr>
-          <w:rFonts w:ascii="Aptos" w:hAnsi="Aptos" w:cs="Aptos" w:eastAsia="Aptos"/>
-          <w:color w:val="000000"/>
-          <w:sz w:val="24"/>
-          <w:szCs w:val="24"/>
-        </w:rPr>
-        <w:t>.</w:t>
-      </w:r>
-      <w:r>
-        <w:rPr>
-          <w:rFonts w:ascii="Aptos" w:hAnsi="Aptos" w:cs="Aptos" w:eastAsia="Aptos"/>
-          <w:color w:val="000000"/>
-          <w:sz w:val="24"/>
-          <w:szCs w:val="24"/>
-        </w:rPr>
-        <w:t xml:space="preserve"> </w:t>
-      </w:r>
-      <w:r>
-        <w:rPr>
-          <w:rFonts w:ascii="Aptos" w:hAnsi="Aptos" w:cs="Aptos" w:eastAsia="Aptos"/>
-          <w:color w:val="000000"/>
-          <w:sz w:val="24"/>
-          <w:szCs w:val="24"/>
-        </w:rPr>
-        <w:t>C</w:t>
-      </w:r>
-      <w:r>
-        <w:rPr>
-          <w:rFonts w:ascii="Aptos" w:hAnsi="Aptos" w:cs="Aptos" w:eastAsia="Aptos"/>
-          <w:color w:val="000000"/>
-          <w:sz w:val="24"/>
-          <w:szCs w:val="24"/>
-        </w:rPr>
-        <w:t>an I help?”</w:t>
-      </w:r>
-    </w:p>
-    <w:p>
-      <w:pPr>
-        <w:spacing w:after="0" w:line="480" w:lineRule="auto"/>
-        <w:rPr>
-          <w:rFonts w:ascii="Times New Roman" w:hAnsi="Times New Roman" w:cs="Times New Roman"/>
-          <w:color w:val="000000"/>
-          <w:sz w:val="24"/>
-          <w:szCs w:val="24"/>
-        </w:rPr>
-      </w:pPr>
-      <w:r>
-        <w:rPr>
-          <w:rFonts w:ascii="Aptos" w:hAnsi="Aptos" w:cs="Aptos" w:eastAsia="Aptos"/>
-          <w:b/>
-          <w:bCs/>
-          <w:color w:val="000000"/>
-          <w:sz w:val="24"/>
-          <w:szCs w:val="24"/>
-        </w:rPr>
-        <w:t xml:space="preserve">Specific </w:t>
-      </w:r>
-      <w:r>
-        <w:rPr>
-          <w:rFonts w:ascii="Aptos" w:hAnsi="Aptos" w:cs="Aptos" w:eastAsia="Aptos"/>
-          <w:b/>
-          <w:bCs/>
-          <w:color w:val="000000"/>
-          <w:sz w:val="24"/>
-          <w:szCs w:val="24"/>
-        </w:rPr>
-        <w:t>i</w:t>
-      </w:r>
-      <w:r>
-        <w:rPr>
-          <w:rFonts w:ascii="Aptos" w:hAnsi="Aptos" w:cs="Aptos" w:eastAsia="Aptos"/>
-          <w:b/>
-          <w:bCs/>
-          <w:color w:val="000000"/>
-          <w:sz w:val="24"/>
-          <w:szCs w:val="24"/>
-        </w:rPr>
-        <w:t>nstructions:</w:t>
-      </w:r>
-      <w:r>
-        <w:rPr>
-          <w:rFonts w:ascii="Aptos" w:hAnsi="Aptos" w:cs="Aptos" w:eastAsia="Aptos"/>
-          <w:color w:val="000000"/>
-          <w:sz w:val="24"/>
-          <w:szCs w:val="24"/>
-        </w:rPr>
-        <w:t xml:space="preserve"> Be </w:t>
-      </w:r>
-      <w:r>
-        <w:rPr>
-          <w:rFonts w:ascii="Aptos" w:hAnsi="Aptos" w:cs="Aptos" w:eastAsia="Aptos"/>
-          <w:color w:val="000000"/>
-          <w:sz w:val="24"/>
-          <w:szCs w:val="24"/>
-        </w:rPr>
-        <w:t>OK</w:t>
-      </w:r>
-      <w:r>
-        <w:rPr>
-          <w:rFonts w:ascii="Aptos" w:hAnsi="Aptos" w:cs="Aptos" w:eastAsia="Aptos"/>
-          <w:color w:val="000000"/>
-          <w:sz w:val="24"/>
-          <w:szCs w:val="24"/>
-        </w:rPr>
-        <w:t xml:space="preserve"> with silence.</w:t>
-      </w:r>
-      <w:r>
-        <w:rPr>
-          <w:rFonts w:ascii="Aptos" w:hAnsi="Aptos" w:cs="Aptos" w:eastAsia="Aptos"/>
-          <w:color w:val="000000"/>
-          <w:sz w:val="24"/>
-          <w:szCs w:val="24"/>
-        </w:rPr>
-        <w:t xml:space="preserve"> </w:t>
-      </w:r>
-      <w:r>
-        <w:rPr>
-          <w:rFonts w:ascii="Aptos" w:hAnsi="Aptos" w:cs="Aptos" w:eastAsia="Aptos"/>
-          <w:color w:val="000000"/>
-          <w:sz w:val="24"/>
-          <w:szCs w:val="24"/>
-        </w:rPr>
-        <w:t>Let them and you be uncomfortable, if needed.</w:t>
-      </w:r>
-      <w:r>
-        <w:rPr>
-          <w:rFonts w:ascii="Aptos" w:hAnsi="Aptos" w:cs="Aptos" w:eastAsia="Aptos"/>
-          <w:color w:val="000000"/>
-          <w:sz w:val="24"/>
-          <w:szCs w:val="24"/>
-        </w:rPr>
-        <w:t xml:space="preserve"> </w:t>
-      </w:r>
-      <w:r>
-        <w:rPr>
-          <w:rFonts w:ascii="Aptos" w:hAnsi="Aptos" w:cs="Aptos" w:eastAsia="Aptos"/>
-          <w:color w:val="000000"/>
-          <w:sz w:val="24"/>
-          <w:szCs w:val="24"/>
-        </w:rPr>
-        <w:t>You feel that you have the power</w:t>
-      </w:r>
-      <w:r>
-        <w:rPr>
-          <w:rFonts w:ascii="Aptos" w:hAnsi="Aptos" w:cs="Aptos" w:eastAsia="Aptos"/>
-          <w:color w:val="000000"/>
-          <w:sz w:val="24"/>
-          <w:szCs w:val="24"/>
-        </w:rPr>
-        <w:t>,</w:t>
-      </w:r>
-      <w:r>
-        <w:rPr>
-          <w:rFonts w:ascii="Aptos" w:hAnsi="Aptos" w:cs="Aptos" w:eastAsia="Aptos"/>
-          <w:color w:val="000000"/>
-          <w:sz w:val="24"/>
-          <w:szCs w:val="24"/>
-        </w:rPr>
-        <w:t xml:space="preserve"> so silence and making them sweat is not a problem.</w:t>
-      </w:r>
-    </w:p>
-    <w:p>
-      <w:pPr>
-        <w:spacing w:after="0" w:line="480" w:lineRule="auto"/>
-        <w:rPr>
-          <w:rFonts w:ascii="Times New Roman" w:hAnsi="Times New Roman" w:cs="Times New Roman"/>
-          <w:color w:val="000000"/>
-          <w:sz w:val="24"/>
-          <w:szCs w:val="24"/>
-        </w:rPr>
-      </w:pPr>
-      <w:r>
-        <w:rPr>
-          <w:rFonts w:ascii="Aptos" w:hAnsi="Aptos" w:cs="Aptos" w:eastAsia="Aptos"/>
-          <w:color w:val="000000"/>
-          <w:sz w:val="24"/>
-          <w:szCs w:val="24"/>
-        </w:rPr>
-        <w:t/>
-      </w:r>
-      <w:r>
-        <w:rPr>
-          <w:rFonts w:ascii="Aptos" w:hAnsi="Aptos" w:cs="Aptos" w:eastAsia="Aptos"/>
-          <w:color w:val="000000"/>
-          <w:sz w:val="24"/>
-          <w:szCs w:val="24"/>
-        </w:rPr>
-        <w:t/>
-      </w:r>
-      <w:r>
-        <w:rPr>
-          <w:rFonts w:ascii="Aptos" w:hAnsi="Aptos" w:cs="Aptos" w:eastAsia="Aptos"/>
-          <w:color w:val="000000"/>
-          <w:sz w:val="24"/>
-          <w:szCs w:val="24"/>
-        </w:rPr>
-        <w:t/>
-      </w:r>
-      <w:r>
-        <w:rPr>
-          <w:rFonts w:ascii="Aptos" w:hAnsi="Aptos" w:cs="Aptos" w:eastAsia="Aptos"/>
-          <w:color w:val="000000"/>
-          <w:sz w:val="24"/>
-          <w:szCs w:val="24"/>
-        </w:rPr>
-        <w:t>Safety</w:t>
-      </w:r>
-    </w:p>
-    <w:p>
-      <w:pPr>
-        <w:spacing w:after="0" w:line="480" w:lineRule="auto"/>
-        <w:rPr>
-          <w:rFonts w:ascii="Times New Roman" w:eastAsia="Aptos" w:hAnsi="Times New Roman" w:cs="Times New Roman"/>
-          <w:color w:val="000000"/>
-          <w:sz w:val="24"/>
-        </w:rPr>
-      </w:pPr>
-      <w:r>
-        <w:rPr>
-          <w:rFonts w:ascii="Aptos" w:eastAsia="Aptos" w:hAnsi="Aptos" w:cs="Aptos"/>
-          <w:color w:val="000000"/>
-          <w:sz w:val="24"/>
-          <w:szCs w:val="24"/>
-        </w:rPr>
-        <w:t>The phrase “Time</w:t>
-      </w:r>
-      <w:r>
-        <w:rPr>
-          <w:rFonts w:ascii="Aptos" w:eastAsia="Aptos" w:hAnsi="Aptos" w:cs="Aptos"/>
-          <w:color w:val="000000"/>
-          <w:sz w:val="24"/>
-          <w:szCs w:val="24"/>
-        </w:rPr>
-        <w:t>-</w:t>
-      </w:r>
-      <w:r>
-        <w:rPr>
-          <w:rFonts w:ascii="Aptos" w:eastAsia="Aptos" w:hAnsi="Aptos" w:cs="Aptos"/>
-          <w:color w:val="000000"/>
-          <w:sz w:val="24"/>
-          <w:szCs w:val="24"/>
-        </w:rPr>
-        <w:t>out</w:t>
-      </w:r>
-      <w:r>
-        <w:rPr>
-          <w:rFonts w:ascii="Aptos" w:eastAsia="Aptos" w:hAnsi="Aptos" w:cs="Aptos"/>
-          <w:color w:val="000000"/>
-          <w:sz w:val="24"/>
-          <w:szCs w:val="24"/>
-        </w:rPr>
-        <w:t>;</w:t>
-      </w:r>
-      <w:r>
-        <w:rPr>
-          <w:rFonts w:ascii="Aptos" w:eastAsia="Aptos" w:hAnsi="Aptos" w:cs="Aptos"/>
-          <w:color w:val="000000"/>
-          <w:sz w:val="24"/>
-          <w:szCs w:val="24"/>
-        </w:rPr>
-        <w:t xml:space="preserve"> </w:t>
-      </w:r>
-      <w:r>
-        <w:rPr>
-          <w:rFonts w:ascii="Aptos" w:eastAsia="Aptos" w:hAnsi="Aptos" w:cs="Aptos"/>
-          <w:color w:val="000000"/>
-          <w:sz w:val="24"/>
-          <w:szCs w:val="24"/>
-        </w:rPr>
-        <w:t>t</w:t>
-      </w:r>
-      <w:r>
-        <w:rPr>
-          <w:rFonts w:ascii="Aptos" w:eastAsia="Aptos" w:hAnsi="Aptos" w:cs="Aptos"/>
-          <w:color w:val="000000"/>
-          <w:sz w:val="24"/>
-          <w:szCs w:val="24"/>
-        </w:rPr>
-        <w:t>ime</w:t>
-      </w:r>
-      <w:r>
-        <w:rPr>
-          <w:rFonts w:ascii="Aptos" w:eastAsia="Aptos" w:hAnsi="Aptos" w:cs="Aptos"/>
-          <w:color w:val="000000"/>
-          <w:sz w:val="24"/>
-          <w:szCs w:val="24"/>
-        </w:rPr>
-        <w:t>-</w:t>
-      </w:r>
-      <w:r>
-        <w:rPr>
-          <w:rFonts w:ascii="Aptos" w:eastAsia="Aptos" w:hAnsi="Aptos" w:cs="Aptos"/>
-          <w:color w:val="000000"/>
-          <w:sz w:val="24"/>
-          <w:szCs w:val="24"/>
-        </w:rPr>
-        <w:t xml:space="preserve">out” is used to immediately stop a simulation. As the </w:t>
-      </w:r>
-      <w:r>
-        <w:rPr>
-          <w:rFonts w:ascii="Aptos" w:eastAsia="Aptos" w:hAnsi="Aptos" w:cs="Aptos"/>
-          <w:color w:val="000000"/>
-          <w:sz w:val="24"/>
-          <w:szCs w:val="24"/>
-        </w:rPr>
-        <w:t>embedded personnel</w:t>
-      </w:r>
-      <w:r>
-        <w:rPr>
-          <w:rFonts w:ascii="Aptos" w:eastAsia="Aptos" w:hAnsi="Aptos" w:cs="Aptos"/>
-          <w:color w:val="000000"/>
-          <w:sz w:val="24"/>
-          <w:szCs w:val="24"/>
-        </w:rPr>
-        <w:t>,</w:t>
-      </w:r>
-      <w:r>
-        <w:rPr>
-          <w:rFonts w:ascii="Aptos" w:eastAsia="Aptos" w:hAnsi="Aptos" w:cs="Aptos"/>
-          <w:color w:val="000000"/>
-          <w:sz w:val="24"/>
-          <w:szCs w:val="24"/>
-        </w:rPr>
-        <w:t xml:space="preserve"> you can say this at any time. It is particularly designed to </w:t>
-      </w:r>
-      <w:r>
-        <w:rPr>
-          <w:rFonts w:ascii="Aptos" w:eastAsia="Aptos" w:hAnsi="Aptos" w:cs="Aptos"/>
-          <w:color w:val="000000"/>
-          <w:sz w:val="24"/>
-          <w:szCs w:val="24"/>
-        </w:rPr>
-        <w:t>ensure</w:t>
-      </w:r>
-      <w:r>
-        <w:rPr>
-          <w:rFonts w:ascii="Aptos" w:eastAsia="Aptos" w:hAnsi="Aptos" w:cs="Aptos"/>
-          <w:color w:val="000000"/>
-          <w:sz w:val="24"/>
-          <w:szCs w:val="24"/>
-        </w:rPr>
-        <w:t xml:space="preserve"> you</w:t>
-      </w:r>
-      <w:r>
-        <w:rPr>
-          <w:rFonts w:ascii="Aptos" w:eastAsia="Aptos" w:hAnsi="Aptos" w:cs="Aptos"/>
-          <w:color w:val="000000"/>
-          <w:sz w:val="24"/>
-          <w:szCs w:val="24"/>
-        </w:rPr>
-        <w:t>r</w:t>
-      </w:r>
-      <w:r>
-        <w:rPr>
-          <w:rFonts w:ascii="Aptos" w:eastAsia="Aptos" w:hAnsi="Aptos" w:cs="Aptos"/>
-          <w:color w:val="000000"/>
-          <w:sz w:val="24"/>
-          <w:szCs w:val="24"/>
-        </w:rPr>
-        <w:t xml:space="preserve"> safe</w:t>
-      </w:r>
-      <w:r>
-        <w:rPr>
-          <w:rFonts w:ascii="Aptos" w:eastAsia="Aptos" w:hAnsi="Aptos" w:cs="Aptos"/>
-          <w:color w:val="000000"/>
-          <w:sz w:val="24"/>
-          <w:szCs w:val="24"/>
-        </w:rPr>
-        <w:t>ty</w:t>
-      </w:r>
-      <w:r>
-        <w:rPr>
-          <w:rFonts w:ascii="Aptos" w:eastAsia="Aptos" w:hAnsi="Aptos" w:cs="Aptos"/>
-          <w:color w:val="000000"/>
-          <w:sz w:val="24"/>
-          <w:szCs w:val="24"/>
-        </w:rPr>
-        <w:t xml:space="preserve"> and </w:t>
-      </w:r>
-      <w:r>
-        <w:rPr>
-          <w:rFonts w:ascii="Aptos" w:eastAsia="Aptos" w:hAnsi="Aptos" w:cs="Aptos"/>
-          <w:color w:val="000000"/>
-          <w:sz w:val="24"/>
-          <w:szCs w:val="24"/>
-        </w:rPr>
-        <w:t xml:space="preserve">help you </w:t>
-      </w:r>
-      <w:r>
-        <w:rPr>
-          <w:rFonts w:ascii="Aptos" w:eastAsia="Aptos" w:hAnsi="Aptos" w:cs="Aptos"/>
-          <w:color w:val="000000"/>
-          <w:sz w:val="24"/>
-          <w:szCs w:val="24"/>
-        </w:rPr>
-        <w:t>feel safe.</w:t>
-      </w:r>
-      <w:r>
-        <w:rPr>
-          <w:rFonts w:ascii="Aptos" w:eastAsia="Aptos" w:hAnsi="Aptos" w:cs="Aptos"/>
-          <w:color w:val="000000"/>
-          <w:sz w:val="24"/>
-          <w:szCs w:val="24"/>
-        </w:rPr>
-        <w:t xml:space="preserve"> </w:t>
-      </w:r>
-      <w:r>
-        <w:rPr>
-          <w:rFonts w:ascii="Aptos" w:eastAsia="Aptos" w:hAnsi="Aptos" w:cs="Aptos"/>
           <w:color w:val="000000"/>
           <w:sz w:val="24"/>
           <w:szCs w:val="24"/>
@@ -5566,7 +4890,7 @@
       </w:r>
     </w:p>
     <w:sectPr>
-      <w:footerReference w:type="default" r:id="rId18"/>
+      <w:footerReference w:type="default" r:id="rId12"/>
       <w:pgSz w:w="12240" w:h="15840"/>
       <w:pgMar w:top="1440" w:right="1440" w:bottom="1440" w:left="1440" w:header="706" w:footer="706" w:gutter="0"/>
       <w:cols w:space="720"/>
@@ -5576,50 +4900,8 @@
 </w:document>
 </file>
 
-<file path=word/comments.xml><?xml version="1.0" encoding="utf-8"?>
-<w:comments xmlns:wpc="http://schemas.microsoft.com/office/word/2010/wordprocessingCanvas" xmlns:cx="http://schemas.microsoft.com/office/drawing/2014/chartex" xmlns:cx1="http://schemas.microsoft.com/office/drawing/2015/9/8/chartex" xmlns:cx2="http://schemas.microsoft.com/office/drawing/2015/10/21/chartex" xmlns:cx3="http://schemas.microsoft.com/office/drawing/2016/5/9/chartex" xmlns:cx4="http://schemas.microsoft.com/office/drawing/2016/5/10/chartex" xmlns:cx5="http://schemas.microsoft.com/office/drawing/2016/5/11/chartex" xmlns:cx6="http://schemas.microsoft.com/office/drawing/2016/5/12/chartex" xmlns:cx7="http://schemas.microsoft.com/office/drawing/2016/5/13/chartex" xmlns:cx8="http://schemas.microsoft.com/office/drawing/2016/5/14/chartex" xmlns:mc="http://schemas.openxmlformats.org/markup-compatibility/2006" xmlns:aink="http://schemas.microsoft.com/office/drawing/2016/ink" xmlns:am3d="http://schemas.microsoft.com/office/drawing/2017/model3d" xmlns:o="urn:schemas-microsoft-com:office:office" xmlns:oel="http://schemas.microsoft.com/office/2019/extlst" xmlns:r="http://schemas.openxmlformats.org/officeDocument/2006/relationships" xmlns:m="http://schemas.openxmlformats.org/officeDocument/2006/math" xmlns:v="urn:schemas-microsoft-com:vml" xmlns:wp14="http://schemas.microsoft.com/office/word/2010/wordprocessingDrawing" xmlns:wp="http://schemas.openxmlformats.org/drawingml/2006/wordprocessingDrawing" xmlns:w10="urn:schemas-microsoft-com:office:word" xmlns:w="http://schemas.openxmlformats.org/wordprocessingml/2006/main" xmlns:w14="http://schemas.microsoft.com/office/word/2010/wordml" xmlns:w15="http://schemas.microsoft.com/office/word/2012/wordml" xmlns:w16cei="http://schemas.microsoft.com/office/word/2026/wordml/cei" xmlns:w16cex="http://schemas.microsoft.com/office/word/2018/wordml/cex" xmlns:w16cid="http://schemas.microsoft.com/office/word/2016/wordml/cid" xmlns:w16="http://schemas.microsoft.com/office/word/2018/wordml" xmlns:w16du="http://schemas.microsoft.com/office/word/2023/wordml/word16du" xmlns:w16sdtdh="http://schemas.microsoft.com/office/word/2020/wordml/sdtdatahash" xmlns:w16sdtfl="http://schemas.microsoft.com/office/word/2024/wordml/sdtformatlock" xmlns:w16se="http://schemas.microsoft.com/office/word/2015/wordml/symex" xmlns:wpg="http://schemas.microsoft.com/office/word/2010/wordprocessingGroup" xmlns:wpi="http://schemas.microsoft.com/office/word/2010/wordprocessingInk" xmlns:wne="http://schemas.microsoft.com/office/word/2006/wordml" xmlns:wps="http://schemas.microsoft.com/office/word/2010/wordprocessingShape" mc:Ignorable="w14 w15 w16se w16cid w16 w16cex w16sdtdh w16sdtfl w16du wp14">
-  <w:comment w:id="7" w:author="Anna Seaman" w:date="2026-08-14T11:28:00Z" w:initials="AS">
-    <w:p>
-      <w:pPr>
-        <w:pStyle w:val="CommentText"/>
-      </w:pPr>
-      <w:r>
-        <w:rPr>
-          <w:rStyle w:val="CommentReference"/>
-        </w:rPr>
-        <w:annotationRef/>
-      </w:r>
-      <w:r>
-        <w:rPr>
-          <w:rFonts w:ascii="Aptos" w:hAnsi="Aptos" w:eastAsia="Aptos" w:cs="Aptos"/>
-        </w:rPr>
-        <w:t>Claire: I recaptured this figure there is a credit line and no other downloadable component (like text), so the credit line needs to be on the figure itself.</w:t>
-      </w:r>
-    </w:p>
-  </w:comment>
-</w:comments>
-</file>
-
-<file path=word/commentsExtended.xml><?xml version="1.0" encoding="utf-8"?>
-<w15:commentsEx xmlns:wpc="http://schemas.microsoft.com/office/word/2010/wordprocessingCanvas" xmlns:cx="http://schemas.microsoft.com/office/drawing/2014/chartex" xmlns:cx1="http://schemas.microsoft.com/office/drawing/2015/9/8/chartex" xmlns:cx2="http://schemas.microsoft.com/office/drawing/2015/10/21/chartex" xmlns:cx3="http://schemas.microsoft.com/office/drawing/2016/5/9/chartex" xmlns:cx4="http://schemas.microsoft.com/office/drawing/2016/5/10/chartex" xmlns:cx5="http://schemas.microsoft.com/office/drawing/2016/5/11/chartex" xmlns:cx6="http://schemas.microsoft.com/office/drawing/2016/5/12/chartex" xmlns:cx7="http://schemas.microsoft.com/office/drawing/2016/5/13/chartex" xmlns:cx8="http://schemas.microsoft.com/office/drawing/2016/5/14/chartex" xmlns:mc="http://schemas.openxmlformats.org/markup-compatibility/2006" xmlns:aink="http://schemas.microsoft.com/office/drawing/2016/ink" xmlns:am3d="http://schemas.microsoft.com/office/drawing/2017/model3d" xmlns:o="urn:schemas-microsoft-com:office:office" xmlns:oel="http://schemas.microsoft.com/office/2019/extlst" xmlns:r="http://schemas.openxmlformats.org/officeDocument/2006/relationships" xmlns:m="http://schemas.openxmlformats.org/officeDocument/2006/math" xmlns:v="urn:schemas-microsoft-com:vml" xmlns:wp14="http://schemas.microsoft.com/office/word/2010/wordprocessingDrawing" xmlns:wp="http://schemas.openxmlformats.org/drawingml/2006/wordprocessingDrawing" xmlns:w10="urn:schemas-microsoft-com:office:word" xmlns:w="http://schemas.openxmlformats.org/wordprocessingml/2006/main" xmlns:w14="http://schemas.microsoft.com/office/word/2010/wordml" xmlns:w15="http://schemas.microsoft.com/office/word/2012/wordml" xmlns:w16cei="http://schemas.microsoft.com/office/word/2026/wordml/cei" xmlns:w16cex="http://schemas.microsoft.com/office/word/2018/wordml/cex" xmlns:w16cid="http://schemas.microsoft.com/office/word/2016/wordml/cid" xmlns:w16="http://schemas.microsoft.com/office/word/2018/wordml" xmlns:w16du="http://schemas.microsoft.com/office/word/2023/wordml/word16du" xmlns:w16sdtdh="http://schemas.microsoft.com/office/word/2020/wordml/sdtdatahash" xmlns:w16sdtfl="http://schemas.microsoft.com/office/word/2024/wordml/sdtformatlock" xmlns:w16se="http://schemas.microsoft.com/office/word/2015/wordml/symex" xmlns:wpg="http://schemas.microsoft.com/office/word/2010/wordprocessingGroup" xmlns:wpi="http://schemas.microsoft.com/office/word/2010/wordprocessingInk" xmlns:wne="http://schemas.microsoft.com/office/word/2006/wordml" xmlns:wps="http://schemas.microsoft.com/office/word/2010/wordprocessingShape" mc:Ignorable="w14 w15 w16se w16cid w16 w16cex w16sdtdh w16sdtfl w16du wp14">
-  <w15:commentEx w15:paraId="71530074" w15:done="0"/>
-</w15:commentsEx>
-</file>
-
-<file path=word/commentsExtensible.xml><?xml version="1.0" encoding="utf-8"?>
-<w16cex:commentsExtensible xmlns:wpc="http://schemas.microsoft.com/office/word/2010/wordprocessingCanvas" xmlns:cx="http://schemas.microsoft.com/office/drawing/2014/chartex" xmlns:cx1="http://schemas.microsoft.com/office/drawing/2015/9/8/chartex" xmlns:cx2="http://schemas.microsoft.com/office/drawing/2015/10/21/chartex" xmlns:cx3="http://schemas.microsoft.com/office/drawing/2016/5/9/chartex" xmlns:cx4="http://schemas.microsoft.com/office/drawing/2016/5/10/chartex" xmlns:cx5="http://schemas.microsoft.com/office/drawing/2016/5/11/chartex" xmlns:cx6="http://schemas.microsoft.com/office/drawing/2016/5/12/chartex" xmlns:cx7="http://schemas.microsoft.com/office/drawing/2016/5/13/chartex" xmlns:cx8="http://schemas.microsoft.com/office/drawing/2016/5/14/chartex" xmlns:cr="http://schemas.microsoft.com/office/comments/2020/reactions" xmlns:mc="http://schemas.openxmlformats.org/markup-compatibility/2006" xmlns:aink="http://schemas.microsoft.com/office/drawing/2016/ink" xmlns:am3d="http://schemas.microsoft.com/office/drawing/2017/model3d" xmlns:o="urn:schemas-microsoft-com:office:office" xmlns:oel="http://schemas.microsoft.com/office/2019/extlst" xmlns:r="http://schemas.openxmlformats.org/officeDocument/2006/relationships" xmlns:m="http://schemas.openxmlformats.org/officeDocument/2006/math" xmlns:v="urn:schemas-microsoft-com:vml" xmlns:wp14="http://schemas.microsoft.com/office/word/2010/wordprocessingDrawing" xmlns:wp="http://schemas.openxmlformats.org/drawingml/2006/wordprocessingDrawing" xmlns:w10="urn:schemas-microsoft-com:office:word" xmlns:w="http://schemas.openxmlformats.org/wordprocessingml/2006/main" xmlns:w14="http://schemas.microsoft.com/office/word/2010/wordml" xmlns:w15="http://schemas.microsoft.com/office/word/2012/wordml" xmlns:w16cei="http://schemas.microsoft.com/office/word/2026/wordml/cei" xmlns:w16cex="http://schemas.microsoft.com/office/word/2018/wordml/cex" xmlns:w16cid="http://schemas.microsoft.com/office/word/2016/wordml/cid" xmlns:w16="http://schemas.microsoft.com/office/word/2018/wordml" xmlns:w16du="http://schemas.microsoft.com/office/word/2023/wordml/word16du" xmlns:w16sdtdh="http://schemas.microsoft.com/office/word/2020/wordml/sdtdatahash" xmlns:w16sdtfl="http://schemas.microsoft.com/office/word/2024/wordml/sdtformatlock" xmlns:w16se="http://schemas.microsoft.com/office/word/2015/wordml/symex" xmlns:wpg="http://schemas.microsoft.com/office/word/2010/wordprocessingGroup" xmlns:wpi="http://schemas.microsoft.com/office/word/2010/wordprocessingInk" xmlns:wne="http://schemas.microsoft.com/office/word/2006/wordml" xmlns:wps="http://schemas.microsoft.com/office/word/2010/wordprocessingShape" mc:Ignorable="w14 w15 w16se w16cid w16 w16cex w16sdtdh w16sdtfl cr w16du wp14">
-  <w16cex:commentExtensible w16cex:durableId="03C55296" w16cex:dateUtc="2026-08-14T16:28:00Z"/>
-</w16cex:commentsExtensible>
-</file>
-
-<file path=word/commentsIds.xml><?xml version="1.0" encoding="utf-8"?>
-<w16cid:commentsIds xmlns:wpc="http://schemas.microsoft.com/office/word/2010/wordprocessingCanvas" xmlns:cx="http://schemas.microsoft.com/office/drawing/2014/chartex" xmlns:cx1="http://schemas.microsoft.com/office/drawing/2015/9/8/chartex" xmlns:cx2="http://schemas.microsoft.com/office/drawing/2015/10/21/chartex" xmlns:cx3="http://schemas.microsoft.com/office/drawing/2016/5/9/chartex" xmlns:cx4="http://schemas.microsoft.com/office/drawing/2016/5/10/chartex" xmlns:cx5="http://schemas.microsoft.com/office/drawing/2016/5/11/chartex" xmlns:cx6="http://schemas.microsoft.com/office/drawing/2016/5/12/chartex" xmlns:cx7="http://schemas.microsoft.com/office/drawing/2016/5/13/chartex" xmlns:cx8="http://schemas.microsoft.com/office/drawing/2016/5/14/chartex" xmlns:mc="http://schemas.openxmlformats.org/markup-compatibility/2006" xmlns:aink="http://schemas.microsoft.com/office/drawing/2016/ink" xmlns:am3d="http://schemas.microsoft.com/office/drawing/2017/model3d" xmlns:o="urn:schemas-microsoft-com:office:office" xmlns:oel="http://schemas.microsoft.com/office/2019/extlst" xmlns:r="http://schemas.openxmlformats.org/officeDocument/2006/relationships" xmlns:m="http://schemas.openxmlformats.org/officeDocument/2006/math" xmlns:v="urn:schemas-microsoft-com:vml" xmlns:wp14="http://schemas.microsoft.com/office/word/2010/wordprocessingDrawing" xmlns:wp="http://schemas.openxmlformats.org/drawingml/2006/wordprocessingDrawing" xmlns:w10="urn:schemas-microsoft-com:office:word" xmlns:w="http://schemas.openxmlformats.org/wordprocessingml/2006/main" xmlns:w14="http://schemas.microsoft.com/office/word/2010/wordml" xmlns:w15="http://schemas.microsoft.com/office/word/2012/wordml" xmlns:w16cei="http://schemas.microsoft.com/office/word/2026/wordml/cei" xmlns:w16cex="http://schemas.microsoft.com/office/word/2018/wordml/cex" xmlns:w16cid="http://schemas.microsoft.com/office/word/2016/wordml/cid" xmlns:w16="http://schemas.microsoft.com/office/word/2018/wordml" xmlns:w16du="http://schemas.microsoft.com/office/word/2023/wordml/word16du" xmlns:w16sdtdh="http://schemas.microsoft.com/office/word/2020/wordml/sdtdatahash" xmlns:w16sdtfl="http://schemas.microsoft.com/office/word/2024/wordml/sdtformatlock" xmlns:w16se="http://schemas.microsoft.com/office/word/2015/wordml/symex" xmlns:wpg="http://schemas.microsoft.com/office/word/2010/wordprocessingGroup" xmlns:wpi="http://schemas.microsoft.com/office/word/2010/wordprocessingInk" xmlns:wne="http://schemas.microsoft.com/office/word/2006/wordml" xmlns:wps="http://schemas.microsoft.com/office/word/2010/wordprocessingShape" mc:Ignorable="w14 w15 w16se w16cid w16 w16cex w16sdtdh w16sdtfl w16du wp14">
-  <w16cid:commentId w16cid:paraId="71530074" w16cid:durableId="03C55296"/>
-</w16cid:commentsIds>
-</file>
-
 <file path=word/endnotes.xml><?xml version="1.0" encoding="utf-8"?>
-<w:endnotes xmlns:wpc="http://schemas.microsoft.com/office/word/2010/wordprocessingCanvas" xmlns:cx="http://schemas.microsoft.com/office/drawing/2014/chartex" xmlns:cx1="http://schemas.microsoft.com/office/drawing/2015/9/8/chartex" xmlns:cx2="http://schemas.microsoft.com/office/drawing/2015/10/21/chartex" xmlns:cx3="http://schemas.microsoft.com/office/drawing/2016/5/9/chartex" xmlns:cx4="http://schemas.microsoft.com/office/drawing/2016/5/10/chartex" xmlns:cx5="http://schemas.microsoft.com/office/drawing/2016/5/11/chartex" xmlns:cx6="http://schemas.microsoft.com/office/drawing/2016/5/12/chartex" xmlns:cx7="http://schemas.microsoft.com/office/drawing/2016/5/13/chartex" xmlns:cx8="http://schemas.microsoft.com/office/drawing/2016/5/14/chartex" xmlns:mc="http://schemas.openxmlformats.org/markup-compatibility/2006" xmlns:aink="http://schemas.microsoft.com/office/drawing/2016/ink" xmlns:am3d="http://schemas.microsoft.com/office/drawing/2017/model3d" xmlns:o="urn:schemas-microsoft-com:office:office" xmlns:oel="http://schemas.microsoft.com/office/2019/extlst" xmlns:r="http://schemas.openxmlformats.org/officeDocument/2006/relationships" xmlns:m="http://schemas.openxmlformats.org/officeDocument/2006/math" xmlns:v="urn:schemas-microsoft-com:vml" xmlns:wp14="http://schemas.microsoft.com/office/word/2010/wordprocessingDrawing" xmlns:wp="http://schemas.openxmlformats.org/drawingml/2006/wordprocessingDrawing" xmlns:w10="urn:schemas-microsoft-com:office:word" xmlns:w="http://schemas.openxmlformats.org/wordprocessingml/2006/main" xmlns:w14="http://schemas.microsoft.com/office/word/2010/wordml" xmlns:w15="http://schemas.microsoft.com/office/word/2012/wordml" xmlns:w16cei="http://schemas.microsoft.com/office/word/2026/wordml/cei" xmlns:w16cex="http://schemas.microsoft.com/office/word/2018/wordml/cex" xmlns:w16cid="http://schemas.microsoft.com/office/word/2016/wordml/cid" xmlns:w16="http://schemas.microsoft.com/office/word/2018/wordml" xmlns:w16du="http://schemas.microsoft.com/office/word/2023/wordml/word16du" xmlns:w16sdtdh="http://schemas.microsoft.com/office/word/2020/wordml/sdtdatahash" xmlns:w16sdtfl="http://schemas.microsoft.com/office/word/2024/wordml/sdtformatlock" xmlns:w16se="http://schemas.microsoft.com/office/word/2015/wordml/symex" xmlns:wpg="http://schemas.microsoft.com/office/word/2010/wordprocessingGroup" xmlns:wpi="http://schemas.microsoft.com/office/word/2010/wordprocessingInk" xmlns:wne="http://schemas.microsoft.com/office/word/2006/wordml" xmlns:wps="http://schemas.microsoft.com/office/word/2010/wordprocessingShape" mc:Ignorable="w14 w15 w16se w16cid w16 w16cex w16sdtdh w16sdtfl w16du wp14">
+<w:endnotes xmlns:wpc="http://schemas.microsoft.com/office/word/2010/wordprocessingCanvas" xmlns:cx="http://schemas.microsoft.com/office/drawing/2014/chartex" xmlns:cx1="http://schemas.microsoft.com/office/drawing/2015/9/8/chartex" xmlns:cx2="http://schemas.microsoft.com/office/drawing/2015/10/21/chartex" xmlns:cx3="http://schemas.microsoft.com/office/drawing/2016/5/9/chartex" xmlns:cx4="http://schemas.microsoft.com/office/drawing/2016/5/10/chartex" xmlns:cx5="http://schemas.microsoft.com/office/drawing/2016/5/11/chartex" xmlns:cx6="http://schemas.microsoft.com/office/drawing/2016/5/12/chartex" xmlns:cx7="http://schemas.microsoft.com/office/drawing/2016/5/13/chartex" xmlns:cx8="http://schemas.microsoft.com/office/drawing/2016/5/14/chartex" xmlns:mc="http://schemas.openxmlformats.org/markup-compatibility/2006" xmlns:aink="http://schemas.microsoft.com/office/drawing/2016/ink" xmlns:am3d="http://schemas.microsoft.com/office/drawing/2017/model3d" xmlns:o="urn:schemas-microsoft-com:office:office" xmlns:oel="http://schemas.microsoft.com/office/2019/extlst" xmlns:r="http://schemas.openxmlformats.org/officeDocument/2006/relationships" xmlns:m="http://schemas.openxmlformats.org/officeDocument/2006/math" xmlns:v="urn:schemas-microsoft-com:vml" xmlns:wp14="http://schemas.microsoft.com/office/word/2010/wordprocessingDrawing" xmlns:wp="http://schemas.openxmlformats.org/drawingml/2006/wordprocessingDrawing" xmlns:w10="urn:schemas-microsoft-com:office:word" xmlns:w="http://schemas.openxmlformats.org/wordprocessingml/2006/main" xmlns:w14="http://schemas.microsoft.com/office/word/2010/wordml" xmlns:w15="http://schemas.microsoft.com/office/word/2012/wordml" xmlns:w16cex="http://schemas.microsoft.com/office/word/2018/wordml/cex" xmlns:w16cid="http://schemas.microsoft.com/office/word/2016/wordml/cid" xmlns:w16="http://schemas.microsoft.com/office/word/2018/wordml" xmlns:w16du="http://schemas.microsoft.com/office/word/2023/wordml/word16du" xmlns:w16sdtdh="http://schemas.microsoft.com/office/word/2020/wordml/sdtdatahash" xmlns:w16sdtfl="http://schemas.microsoft.com/office/word/2024/wordml/sdtformatlock" xmlns:w16se="http://schemas.microsoft.com/office/word/2015/wordml/symex" xmlns:wpg="http://schemas.microsoft.com/office/word/2010/wordprocessingGroup" xmlns:wpi="http://schemas.microsoft.com/office/word/2010/wordprocessingInk" xmlns:wne="http://schemas.microsoft.com/office/word/2006/wordml" xmlns:wps="http://schemas.microsoft.com/office/word/2010/wordprocessingShape" mc:Ignorable="w14 w15 w16se w16cid w16 w16cex w16sdtdh w16sdtfl w16du wp14">
   <w:endnote w:type="separator" w:id="-1">
     <w:p>
       <w:pPr>
@@ -5644,22 +4926,19 @@
 </file>
 
 <file path=word/footer1.xml><?xml version="1.0" encoding="utf-8"?>
-<w:ftr xmlns:m="http://schemas.openxmlformats.org/officeDocument/2006/math" xmlns:mc="http://schemas.openxmlformats.org/markup-compatibility/2006" xmlns:mo="http://schemas.microsoft.com/office/mac/office/2008/main" xmlns:mv="urn:schemas-microsoft-com:mac:vml" xmlns:o="urn:schemas-microsoft-com:office:office" xmlns:r="http://schemas.openxmlformats.org/officeDocument/2006/relationships" xmlns:v="urn:schemas-microsoft-com:vml" xmlns:w10="urn:schemas-microsoft-com:office:word" xmlns:w14="http://schemas.microsoft.com/office/word/2010/wordml" xmlns:w="http://schemas.openxmlformats.org/wordprocessingml/2006/main" xmlns:wne="http://schemas.microsoft.com/office/word/2006/wordml" xmlns:wp14="http://schemas.microsoft.com/office/word/2010/wordprocessingDrawing" xmlns:wp="http://schemas.openxmlformats.org/drawingml/2006/wordprocessingDrawing" xmlns:wpc="http://schemas.microsoft.com/office/word/2010/wordprocessingCanvas" xmlns:wpg="http://schemas.microsoft.com/office/word/2010/wordprocessingGroup" xmlns:wpi="http://schemas.microsoft.com/office/word/2010/wordprocessingInk" xmlns:wps="http://schemas.microsoft.com/office/word/2010/wordprocessingShape" mc:Ignorable="w14 wp14">
+<w:ftr xmlns:wpc="http://schemas.microsoft.com/office/word/2010/wordprocessingCanvas" xmlns:cx="http://schemas.microsoft.com/office/drawing/2014/chartex" xmlns:cx1="http://schemas.microsoft.com/office/drawing/2015/9/8/chartex" xmlns:cx2="http://schemas.microsoft.com/office/drawing/2015/10/21/chartex" xmlns:cx3="http://schemas.microsoft.com/office/drawing/2016/5/9/chartex" xmlns:cx4="http://schemas.microsoft.com/office/drawing/2016/5/10/chartex" xmlns:cx5="http://schemas.microsoft.com/office/drawing/2016/5/11/chartex" xmlns:cx6="http://schemas.microsoft.com/office/drawing/2016/5/12/chartex" xmlns:cx7="http://schemas.microsoft.com/office/drawing/2016/5/13/chartex" xmlns:cx8="http://schemas.microsoft.com/office/drawing/2016/5/14/chartex" xmlns:mc="http://schemas.openxmlformats.org/markup-compatibility/2006" xmlns:aink="http://schemas.microsoft.com/office/drawing/2016/ink" xmlns:am3d="http://schemas.microsoft.com/office/drawing/2017/model3d" xmlns:o="urn:schemas-microsoft-com:office:office" xmlns:oel="http://schemas.microsoft.com/office/2019/extlst" xmlns:r="http://schemas.openxmlformats.org/officeDocument/2006/relationships" xmlns:m="http://schemas.openxmlformats.org/officeDocument/2006/math" xmlns:v="urn:schemas-microsoft-com:vml" xmlns:wp14="http://schemas.microsoft.com/office/word/2010/wordprocessingDrawing" xmlns:wp="http://schemas.openxmlformats.org/drawingml/2006/wordprocessingDrawing" xmlns:w10="urn:schemas-microsoft-com:office:word" xmlns:w="http://schemas.openxmlformats.org/wordprocessingml/2006/main" xmlns:w14="http://schemas.microsoft.com/office/word/2010/wordml" xmlns:w15="http://schemas.microsoft.com/office/word/2012/wordml" xmlns:w16cex="http://schemas.microsoft.com/office/word/2018/wordml/cex" xmlns:w16cid="http://schemas.microsoft.com/office/word/2016/wordml/cid" xmlns:w16="http://schemas.microsoft.com/office/word/2018/wordml" xmlns:w16du="http://schemas.microsoft.com/office/word/2023/wordml/word16du" xmlns:w16sdtdh="http://schemas.microsoft.com/office/word/2020/wordml/sdtdatahash" xmlns:w16sdtfl="http://schemas.microsoft.com/office/word/2024/wordml/sdtformatlock" xmlns:w16se="http://schemas.microsoft.com/office/word/2015/wordml/symex" xmlns:wpg="http://schemas.microsoft.com/office/word/2010/wordprocessingGroup" xmlns:wpi="http://schemas.microsoft.com/office/word/2010/wordprocessingInk" xmlns:wne="http://schemas.microsoft.com/office/word/2006/wordml" xmlns:wps="http://schemas.microsoft.com/office/word/2010/wordprocessingShape" mc:Ignorable="w14 w15 w16se w16cid w16 w16cex w16sdtdh w16sdtfl w16du wp14">
   <w:p>
     <w:pPr>
-      <w:spacing w:line="240" w:lineRule="auto" w:before="0" w:after="0"/>
-      <w:jc w:val="left"/>
+      <w:spacing w:after="0" w:line="240" w:lineRule="auto"/>
     </w:pPr>
     <w:r>
       <w:rPr>
-        <w:rFonts w:ascii="Aptos" w:hAnsi="Aptos" w:eastAsia="Aptos" w:cs="Aptos"/>
         <w:sz w:val="18"/>
       </w:rPr>
       <w:t xml:space="preserve">From J.M. Larson and H.L. Stedge, </w:t>
     </w:r>
     <w:r>
       <w:rPr>
-        <w:rFonts w:ascii="Aptos" w:hAnsi="Aptos" w:eastAsia="Aptos" w:cs="Aptos"/>
         <w:i/>
         <w:sz w:val="18"/>
       </w:rPr>
@@ -5667,7 +4946,6 @@
     </w:r>
     <w:r>
       <w:rPr>
-        <w:rFonts w:ascii="Aptos" w:hAnsi="Aptos" w:eastAsia="Aptos" w:cs="Aptos"/>
         <w:sz w:val="18"/>
       </w:rPr>
       <w:t xml:space="preserve"> (Human Kinetics, 2027).</w:t>
@@ -5677,7 +4955,7 @@
 </file>
 
 <file path=word/footnotes.xml><?xml version="1.0" encoding="utf-8"?>
-<w:footnotes xmlns:wpc="http://schemas.microsoft.com/office/word/2010/wordprocessingCanvas" xmlns:cx="http://schemas.microsoft.com/office/drawing/2014/chartex" xmlns:cx1="http://schemas.microsoft.com/office/drawing/2015/9/8/chartex" xmlns:cx2="http://schemas.microsoft.com/office/drawing/2015/10/21/chartex" xmlns:cx3="http://schemas.microsoft.com/office/drawing/2016/5/9/chartex" xmlns:cx4="http://schemas.microsoft.com/office/drawing/2016/5/10/chartex" xmlns:cx5="http://schemas.microsoft.com/office/drawing/2016/5/11/chartex" xmlns:cx6="http://schemas.microsoft.com/office/drawing/2016/5/12/chartex" xmlns:cx7="http://schemas.microsoft.com/office/drawing/2016/5/13/chartex" xmlns:cx8="http://schemas.microsoft.com/office/drawing/2016/5/14/chartex" xmlns:mc="http://schemas.openxmlformats.org/markup-compatibility/2006" xmlns:aink="http://schemas.microsoft.com/office/drawing/2016/ink" xmlns:am3d="http://schemas.microsoft.com/office/drawing/2017/model3d" xmlns:o="urn:schemas-microsoft-com:office:office" xmlns:oel="http://schemas.microsoft.com/office/2019/extlst" xmlns:r="http://schemas.openxmlformats.org/officeDocument/2006/relationships" xmlns:m="http://schemas.openxmlformats.org/officeDocument/2006/math" xmlns:v="urn:schemas-microsoft-com:vml" xmlns:wp14="http://schemas.microsoft.com/office/word/2010/wordprocessingDrawing" xmlns:wp="http://schemas.openxmlformats.org/drawingml/2006/wordprocessingDrawing" xmlns:w10="urn:schemas-microsoft-com:office:word" xmlns:w="http://schemas.openxmlformats.org/wordprocessingml/2006/main" xmlns:w14="http://schemas.microsoft.com/office/word/2010/wordml" xmlns:w15="http://schemas.microsoft.com/office/word/2012/wordml" xmlns:w16cei="http://schemas.microsoft.com/office/word/2026/wordml/cei" xmlns:w16cex="http://schemas.microsoft.com/office/word/2018/wordml/cex" xmlns:w16cid="http://schemas.microsoft.com/office/word/2016/wordml/cid" xmlns:w16="http://schemas.microsoft.com/office/word/2018/wordml" xmlns:w16du="http://schemas.microsoft.com/office/word/2023/wordml/word16du" xmlns:w16sdtdh="http://schemas.microsoft.com/office/word/2020/wordml/sdtdatahash" xmlns:w16sdtfl="http://schemas.microsoft.com/office/word/2024/wordml/sdtformatlock" xmlns:w16se="http://schemas.microsoft.com/office/word/2015/wordml/symex" xmlns:wpg="http://schemas.microsoft.com/office/word/2010/wordprocessingGroup" xmlns:wpi="http://schemas.microsoft.com/office/word/2010/wordprocessingInk" xmlns:wne="http://schemas.microsoft.com/office/word/2006/wordml" xmlns:wps="http://schemas.microsoft.com/office/word/2010/wordprocessingShape" mc:Ignorable="w14 w15 w16se w16cid w16 w16cex w16sdtdh w16sdtfl w16du wp14">
+<w:footnotes xmlns:wpc="http://schemas.microsoft.com/office/word/2010/wordprocessingCanvas" xmlns:cx="http://schemas.microsoft.com/office/drawing/2014/chartex" xmlns:cx1="http://schemas.microsoft.com/office/drawing/2015/9/8/chartex" xmlns:cx2="http://schemas.microsoft.com/office/drawing/2015/10/21/chartex" xmlns:cx3="http://schemas.microsoft.com/office/drawing/2016/5/9/chartex" xmlns:cx4="http://schemas.microsoft.com/office/drawing/2016/5/10/chartex" xmlns:cx5="http://schemas.microsoft.com/office/drawing/2016/5/11/chartex" xmlns:cx6="http://schemas.microsoft.com/office/drawing/2016/5/12/chartex" xmlns:cx7="http://schemas.microsoft.com/office/drawing/2016/5/13/chartex" xmlns:cx8="http://schemas.microsoft.com/office/drawing/2016/5/14/chartex" xmlns:mc="http://schemas.openxmlformats.org/markup-compatibility/2006" xmlns:aink="http://schemas.microsoft.com/office/drawing/2016/ink" xmlns:am3d="http://schemas.microsoft.com/office/drawing/2017/model3d" xmlns:o="urn:schemas-microsoft-com:office:office" xmlns:oel="http://schemas.microsoft.com/office/2019/extlst" xmlns:r="http://schemas.openxmlformats.org/officeDocument/2006/relationships" xmlns:m="http://schemas.openxmlformats.org/officeDocument/2006/math" xmlns:v="urn:schemas-microsoft-com:vml" xmlns:wp14="http://schemas.microsoft.com/office/word/2010/wordprocessingDrawing" xmlns:wp="http://schemas.openxmlformats.org/drawingml/2006/wordprocessingDrawing" xmlns:w10="urn:schemas-microsoft-com:office:word" xmlns:w="http://schemas.openxmlformats.org/wordprocessingml/2006/main" xmlns:w14="http://schemas.microsoft.com/office/word/2010/wordml" xmlns:w15="http://schemas.microsoft.com/office/word/2012/wordml" xmlns:w16cex="http://schemas.microsoft.com/office/word/2018/wordml/cex" xmlns:w16cid="http://schemas.microsoft.com/office/word/2016/wordml/cid" xmlns:w16="http://schemas.microsoft.com/office/word/2018/wordml" xmlns:w16du="http://schemas.microsoft.com/office/word/2023/wordml/word16du" xmlns:w16sdtdh="http://schemas.microsoft.com/office/word/2020/wordml/sdtdatahash" xmlns:w16sdtfl="http://schemas.microsoft.com/office/word/2024/wordml/sdtformatlock" xmlns:w16se="http://schemas.microsoft.com/office/word/2015/wordml/symex" xmlns:wpg="http://schemas.microsoft.com/office/word/2010/wordprocessingGroup" xmlns:wpi="http://schemas.microsoft.com/office/word/2010/wordprocessingInk" xmlns:wne="http://schemas.microsoft.com/office/word/2006/wordml" xmlns:wps="http://schemas.microsoft.com/office/word/2010/wordprocessingShape" mc:Ignorable="w14 w15 w16se w16cid w16 w16cex w16sdtdh w16sdtfl w16du wp14">
   <w:footnote w:type="separator" w:id="-1">
     <w:p>
       <w:pPr>
@@ -5702,7 +4980,7 @@
 </file>
 
 <file path=word/numbering.xml><?xml version="1.0" encoding="utf-8"?>
-<w:numbering xmlns:wpc="http://schemas.microsoft.com/office/word/2010/wordprocessingCanvas" xmlns:cx="http://schemas.microsoft.com/office/drawing/2014/chartex" xmlns:cx1="http://schemas.microsoft.com/office/drawing/2015/9/8/chartex" xmlns:cx2="http://schemas.microsoft.com/office/drawing/2015/10/21/chartex" xmlns:cx3="http://schemas.microsoft.com/office/drawing/2016/5/9/chartex" xmlns:cx4="http://schemas.microsoft.com/office/drawing/2016/5/10/chartex" xmlns:cx5="http://schemas.microsoft.com/office/drawing/2016/5/11/chartex" xmlns:cx6="http://schemas.microsoft.com/office/drawing/2016/5/12/chartex" xmlns:cx7="http://schemas.microsoft.com/office/drawing/2016/5/13/chartex" xmlns:cx8="http://schemas.microsoft.com/office/drawing/2016/5/14/chartex" xmlns:mc="http://schemas.openxmlformats.org/markup-compatibility/2006" xmlns:aink="http://schemas.microsoft.com/office/drawing/2016/ink" xmlns:am3d="http://schemas.microsoft.com/office/drawing/2017/model3d" xmlns:o="urn:schemas-microsoft-com:office:office" xmlns:oel="http://schemas.microsoft.com/office/2019/extlst" xmlns:r="http://schemas.openxmlformats.org/officeDocument/2006/relationships" xmlns:m="http://schemas.openxmlformats.org/officeDocument/2006/math" xmlns:v="urn:schemas-microsoft-com:vml" xmlns:wp14="http://schemas.microsoft.com/office/word/2010/wordprocessingDrawing" xmlns:wp="http://schemas.openxmlformats.org/drawingml/2006/wordprocessingDrawing" xmlns:w10="urn:schemas-microsoft-com:office:word" xmlns:w="http://schemas.openxmlformats.org/wordprocessingml/2006/main" xmlns:w14="http://schemas.microsoft.com/office/word/2010/wordml" xmlns:w15="http://schemas.microsoft.com/office/word/2012/wordml" xmlns:w16cei="http://schemas.microsoft.com/office/word/2026/wordml/cei" xmlns:w16cex="http://schemas.microsoft.com/office/word/2018/wordml/cex" xmlns:w16cid="http://schemas.microsoft.com/office/word/2016/wordml/cid" xmlns:w16="http://schemas.microsoft.com/office/word/2018/wordml" xmlns:w16du="http://schemas.microsoft.com/office/word/2023/wordml/word16du" xmlns:w16sdtdh="http://schemas.microsoft.com/office/word/2020/wordml/sdtdatahash" xmlns:w16sdtfl="http://schemas.microsoft.com/office/word/2024/wordml/sdtformatlock" xmlns:w16se="http://schemas.microsoft.com/office/word/2015/wordml/symex" xmlns:wpg="http://schemas.microsoft.com/office/word/2010/wordprocessingGroup" xmlns:wpi="http://schemas.microsoft.com/office/word/2010/wordprocessingInk" xmlns:wne="http://schemas.microsoft.com/office/word/2006/wordml" xmlns:wps="http://schemas.microsoft.com/office/word/2010/wordprocessingShape" mc:Ignorable="w14 w15 w16se w16cid w16 w16cex w16sdtdh w16sdtfl w16du wp14">
+<w:numbering xmlns:wpc="http://schemas.microsoft.com/office/word/2010/wordprocessingCanvas" xmlns:cx="http://schemas.microsoft.com/office/drawing/2014/chartex" xmlns:cx1="http://schemas.microsoft.com/office/drawing/2015/9/8/chartex" xmlns:cx2="http://schemas.microsoft.com/office/drawing/2015/10/21/chartex" xmlns:cx3="http://schemas.microsoft.com/office/drawing/2016/5/9/chartex" xmlns:cx4="http://schemas.microsoft.com/office/drawing/2016/5/10/chartex" xmlns:cx5="http://schemas.microsoft.com/office/drawing/2016/5/11/chartex" xmlns:cx6="http://schemas.microsoft.com/office/drawing/2016/5/12/chartex" xmlns:cx7="http://schemas.microsoft.com/office/drawing/2016/5/13/chartex" xmlns:cx8="http://schemas.microsoft.com/office/drawing/2016/5/14/chartex" xmlns:mc="http://schemas.openxmlformats.org/markup-compatibility/2006" xmlns:aink="http://schemas.microsoft.com/office/drawing/2016/ink" xmlns:am3d="http://schemas.microsoft.com/office/drawing/2017/model3d" xmlns:o="urn:schemas-microsoft-com:office:office" xmlns:oel="http://schemas.microsoft.com/office/2019/extlst" xmlns:r="http://schemas.openxmlformats.org/officeDocument/2006/relationships" xmlns:m="http://schemas.openxmlformats.org/officeDocument/2006/math" xmlns:v="urn:schemas-microsoft-com:vml" xmlns:wp14="http://schemas.microsoft.com/office/word/2010/wordprocessingDrawing" xmlns:wp="http://schemas.openxmlformats.org/drawingml/2006/wordprocessingDrawing" xmlns:w10="urn:schemas-microsoft-com:office:word" xmlns:w="http://schemas.openxmlformats.org/wordprocessingml/2006/main" xmlns:w14="http://schemas.microsoft.com/office/word/2010/wordml" xmlns:w15="http://schemas.microsoft.com/office/word/2012/wordml" xmlns:w16cex="http://schemas.microsoft.com/office/word/2018/wordml/cex" xmlns:w16cid="http://schemas.microsoft.com/office/word/2016/wordml/cid" xmlns:w16="http://schemas.microsoft.com/office/word/2018/wordml" xmlns:w16du="http://schemas.microsoft.com/office/word/2023/wordml/word16du" xmlns:w16sdtdh="http://schemas.microsoft.com/office/word/2020/wordml/sdtdatahash" xmlns:w16sdtfl="http://schemas.microsoft.com/office/word/2024/wordml/sdtformatlock" xmlns:w16se="http://schemas.microsoft.com/office/word/2015/wordml/symex" xmlns:wpg="http://schemas.microsoft.com/office/word/2010/wordprocessingGroup" xmlns:wpi="http://schemas.microsoft.com/office/word/2010/wordprocessingInk" xmlns:wne="http://schemas.microsoft.com/office/word/2006/wordml" xmlns:wps="http://schemas.microsoft.com/office/word/2010/wordprocessingShape" mc:Ignorable="w14 w15 w16se w16cid w16 w16cex w16sdtdh w16sdtfl w16du wp14">
   <w:abstractNum w:abstractNumId="0" w15:restartNumberingAfterBreak="0">
     <w:nsid w:val="9FA842F6"/>
     <w:multiLevelType w:val="hybridMultilevel"/>
@@ -7386,14 +6664,6 @@
     <w:abstractNumId w:val="8"/>
   </w:num>
 </w:numbering>
-</file>
-
-<file path=word/people.xml><?xml version="1.0" encoding="utf-8"?>
-<w15:people xmlns:wpc="http://schemas.microsoft.com/office/word/2010/wordprocessingCanvas" xmlns:cx="http://schemas.microsoft.com/office/drawing/2014/chartex" xmlns:cx1="http://schemas.microsoft.com/office/drawing/2015/9/8/chartex" xmlns:cx2="http://schemas.microsoft.com/office/drawing/2015/10/21/chartex" xmlns:cx3="http://schemas.microsoft.com/office/drawing/2016/5/9/chartex" xmlns:cx4="http://schemas.microsoft.com/office/drawing/2016/5/10/chartex" xmlns:cx5="http://schemas.microsoft.com/office/drawing/2016/5/11/chartex" xmlns:cx6="http://schemas.microsoft.com/office/drawing/2016/5/12/chartex" xmlns:cx7="http://schemas.microsoft.com/office/drawing/2016/5/13/chartex" xmlns:cx8="http://schemas.microsoft.com/office/drawing/2016/5/14/chartex" xmlns:mc="http://schemas.openxmlformats.org/markup-compatibility/2006" xmlns:aink="http://schemas.microsoft.com/office/drawing/2016/ink" xmlns:am3d="http://schemas.microsoft.com/office/drawing/2017/model3d" xmlns:o="urn:schemas-microsoft-com:office:office" xmlns:oel="http://schemas.microsoft.com/office/2019/extlst" xmlns:r="http://schemas.openxmlformats.org/officeDocument/2006/relationships" xmlns:m="http://schemas.openxmlformats.org/officeDocument/2006/math" xmlns:v="urn:schemas-microsoft-com:vml" xmlns:wp14="http://schemas.microsoft.com/office/word/2010/wordprocessingDrawing" xmlns:wp="http://schemas.openxmlformats.org/drawingml/2006/wordprocessingDrawing" xmlns:w10="urn:schemas-microsoft-com:office:word" xmlns:w="http://schemas.openxmlformats.org/wordprocessingml/2006/main" xmlns:w14="http://schemas.microsoft.com/office/word/2010/wordml" xmlns:w15="http://schemas.microsoft.com/office/word/2012/wordml" xmlns:w16cei="http://schemas.microsoft.com/office/word/2026/wordml/cei" xmlns:w16cex="http://schemas.microsoft.com/office/word/2018/wordml/cex" xmlns:w16cid="http://schemas.microsoft.com/office/word/2016/wordml/cid" xmlns:w16="http://schemas.microsoft.com/office/word/2018/wordml" xmlns:w16du="http://schemas.microsoft.com/office/word/2023/wordml/word16du" xmlns:w16sdtdh="http://schemas.microsoft.com/office/word/2020/wordml/sdtdatahash" xmlns:w16sdtfl="http://schemas.microsoft.com/office/word/2024/wordml/sdtformatlock" xmlns:w16se="http://schemas.microsoft.com/office/word/2015/wordml/symex" xmlns:wpg="http://schemas.microsoft.com/office/word/2010/wordprocessingGroup" xmlns:wpi="http://schemas.microsoft.com/office/word/2010/wordprocessingInk" xmlns:wne="http://schemas.microsoft.com/office/word/2006/wordml" xmlns:wps="http://schemas.microsoft.com/office/word/2010/wordprocessingShape" mc:Ignorable="w14 w15 w16se w16cid w16 w16cex w16sdtdh w16sdtfl w16du wp14">
-  <w15:person w15:author="Anna Seaman">
-    <w15:presenceInfo w15:providerId="AD" w15:userId="S::AnnaS@hkusa.com::713ab380-bdda-4997-81d0-fa539102c996"/>
-  </w15:person>
-</w15:people>
 </file>
 
 <file path=word/styles.xml><?xml version="1.0" encoding="utf-8"?>
@@ -7797,7 +7067,7 @@
       <w:spacing w:after="160" w:line="259" w:lineRule="auto"/>
     </w:pPr>
     <w:rPr>
-      <w:rFonts w:ascii="Aptos" w:hAnsi="Aptos" w:eastAsia="Aptos" w:cs="Aptos"/>
+      <w:rFonts w:ascii="Aptos" w:eastAsia="Aptos" w:hAnsi="Aptos" w:cs="Aptos"/>
       <w:sz w:val="22"/>
       <w:szCs w:val="22"/>
     </w:rPr>
@@ -8906,6 +8176,19 @@
 </file>
 
 <file path=customXml/item1.xml><?xml version="1.0" encoding="utf-8"?>
+<?mso-contentType ?>
+<FormTemplates xmlns="http://schemas.microsoft.com/sharepoint/v3/contenttype/forms">
+  <Display>DocumentLibraryForm</Display>
+  <Edit>DocumentLibraryForm</Edit>
+  <New>DocumentLibraryForm</New>
+</FormTemplates>
+</file>
+
+<file path=customXml/item2.xml><?xml version="1.0" encoding="utf-8"?>
+<b:Sources xmlns:b="http://schemas.openxmlformats.org/officeDocument/2006/bibliography" xmlns="http://schemas.openxmlformats.org/officeDocument/2006/bibliography" SelectedStyle="\APASixthEditionOfficeOnline.xsl" StyleName="APA" Version="6"/>
+</file>
+
+<file path=customXml/item3.xml><?xml version="1.0" encoding="utf-8"?>
 <p:properties xmlns:p="http://schemas.microsoft.com/office/2006/metadata/properties" xmlns:xsi="http://www.w3.org/2001/XMLSchema-instance" xmlns:pc="http://schemas.microsoft.com/office/infopath/2007/PartnerControls">
   <documentManagement>
     <lcf76f155ced4ddcb4097134ff3c332f xmlns="59ca233b-f72d-4bec-9318-80a7585eb732">
@@ -8917,19 +8200,6 @@
     <TaxCatchAll xmlns="a0aebf02-ecd4-408a-a2a6-04cd48f4325f" xsi:nil="true"/>
   </documentManagement>
 </p:properties>
-</file>
-
-<file path=customXml/item2.xml><?xml version="1.0" encoding="utf-8"?>
-<b:Sources xmlns:b="http://schemas.openxmlformats.org/officeDocument/2006/bibliography" xmlns="http://schemas.openxmlformats.org/officeDocument/2006/bibliography" SelectedStyle="\APASixthEditionOfficeOnline.xsl" StyleName="APA" Version="6"/>
-</file>
-
-<file path=customXml/item3.xml><?xml version="1.0" encoding="utf-8"?>
-<?mso-contentType ?>
-<FormTemplates xmlns="http://schemas.microsoft.com/sharepoint/v3/contenttype/forms">
-  <Display>DocumentLibraryForm</Display>
-  <Edit>DocumentLibraryForm</Edit>
-  <New>DocumentLibraryForm</New>
-</FormTemplates>
 </file>
 
 <file path=customXml/item4.xml><?xml version="1.0" encoding="utf-8"?>
@@ -9170,12 +8440,9 @@
 </file>
 
 <file path=customXml/itemProps1.xml><?xml version="1.0" encoding="utf-8"?>
-<ds:datastoreItem xmlns:ds="http://schemas.openxmlformats.org/officeDocument/2006/customXml" ds:itemID="{9BF0AC6A-0FC6-4345-8B63-8F6107911640}">
+<ds:datastoreItem xmlns:ds="http://schemas.openxmlformats.org/officeDocument/2006/customXml" ds:itemID="{AED96D5F-B40C-4082-A8A8-E1A6EE85E8FE}">
   <ds:schemaRefs>
-    <ds:schemaRef ds:uri="http://schemas.microsoft.com/office/2006/metadata/properties"/>
-    <ds:schemaRef ds:uri="http://schemas.microsoft.com/office/infopath/2007/PartnerControls"/>
-    <ds:schemaRef ds:uri="59ca233b-f72d-4bec-9318-80a7585eb732"/>
-    <ds:schemaRef ds:uri="a0aebf02-ecd4-408a-a2a6-04cd48f4325f"/>
+    <ds:schemaRef ds:uri="http://schemas.microsoft.com/sharepoint/v3/contenttype/forms"/>
   </ds:schemaRefs>
 </ds:datastoreItem>
 </file>
@@ -9189,9 +8456,12 @@
 </file>
 
 <file path=customXml/itemProps3.xml><?xml version="1.0" encoding="utf-8"?>
-<ds:datastoreItem xmlns:ds="http://schemas.openxmlformats.org/officeDocument/2006/customXml" ds:itemID="{AED96D5F-B40C-4082-A8A8-E1A6EE85E8FE}">
+<ds:datastoreItem xmlns:ds="http://schemas.openxmlformats.org/officeDocument/2006/customXml" ds:itemID="{9BF0AC6A-0FC6-4345-8B63-8F6107911640}">
   <ds:schemaRefs>
-    <ds:schemaRef ds:uri="http://schemas.microsoft.com/sharepoint/v3/contenttype/forms"/>
+    <ds:schemaRef ds:uri="http://schemas.microsoft.com/office/2006/metadata/properties"/>
+    <ds:schemaRef ds:uri="http://schemas.microsoft.com/office/infopath/2007/PartnerControls"/>
+    <ds:schemaRef ds:uri="59ca233b-f72d-4bec-9318-80a7585eb732"/>
+    <ds:schemaRef ds:uri="a0aebf02-ecd4-408a-a2a6-04cd48f4325f"/>
   </ds:schemaRefs>
 </ds:datastoreItem>
 </file>
